--- a/Template_Incident_Investigation_EN.docx
+++ b/Template_Incident_Investigation_EN.docx
@@ -5,22 +5,25 @@
     <w:p>
       <w:pPr>
         <w:spacing w:before="200" w:after="200"/>
+        <w:pStyle w:val="Title"/>
       </w:pPr>
       <w:r>
         <w:rPr>
           <w:rFonts w:ascii="Arial" w:cs="Arial" w:eastAsia="Arial" w:hAnsi="Arial"/>
           <w:b/>
           <w:bCs/>
-          <w:color w:val="C04E1A"/>
+          <w:color w:val="000000"/>
           <w:sz w:val="32"/>
           <w:szCs w:val="32"/>
+          <w:lang w:val="en-GB"/>
         </w:rPr>
-        <w:t xml:space="preserve">INCIDENT INVESTIGATION — PROCEDURE</w:t>
+        <w:t xml:space="preserve">Incident investigation procedure</w:t>
       </w:r>
     </w:p>
     <w:p>
       <w:pPr>
         <w:spacing w:before="240" w:after="120"/>
+        <w:keepNext/>
       </w:pPr>
       <w:r>
         <w:rPr>
@@ -30,8 +33,9 @@
           <w:color w:val="C04E1A"/>
           <w:sz w:val="26"/>
           <w:szCs w:val="26"/>
+          <w:lang w:val="en-GB"/>
         </w:rPr>
-        <w:t xml:space="preserve">WHAT IS AN INCIDENT INVESTIGATION?</w:t>
+        <w:t xml:space="preserve">Purpose and responsibilities</w:t>
       </w:r>
     </w:p>
     <w:tbl>
@@ -51,6 +55,9 @@
         <w:gridCol w:w="7066"/>
       </w:tblGrid>
       <w:tr>
+        <w:trPr>
+          <w:cantSplit/>
+        </w:trPr>
         <w:tc>
           <w:tcPr>
             <w:tcW w:type="dxa" w:w="3400"/>
@@ -78,8 +85,9 @@
                 <w:color w:val="000000"/>
                 <w:sz w:val="22"/>
                 <w:szCs w:val="22"/>
-              </w:rPr>
-              <w:t xml:space="preserve">What it is</w:t>
+                <w:lang w:val="en-GB"/>
+              </w:rPr>
+              <w:t xml:space="preserve">Purpose</w:t>
             </w:r>
           </w:p>
         </w:tc>
@@ -107,8 +115,9 @@
                 <w:color w:val="000000"/>
                 <w:sz w:val="22"/>
                 <w:szCs w:val="22"/>
-              </w:rPr>
-              <w:t xml:space="preserve">A structured process to find out what happened, why it happened, and what to change so it does not happen again.</w:t>
+                <w:lang w:val="en-GB"/>
+              </w:rPr>
+              <w:t xml:space="preserve">Use this procedure to investigate accidents, near misses and property damage. Record what happened, identify the causes and agree actions to prevent recurrence.</w:t>
             </w:r>
           </w:p>
           <w:p>
@@ -118,19 +127,21 @@
                 <w:color w:val="000000"/>
                 <w:sz w:val="6"/>
                 <w:szCs w:val="6"/>
-              </w:rPr>
-              <w:t xml:space="preserve"/>
-            </w:r>
-          </w:p>
-          <w:p>
-            <w:r>
-              <w:rPr>
-                <w:rFonts w:ascii="Arial" w:cs="Arial" w:eastAsia="Arial" w:hAnsi="Arial"/>
-                <w:color w:val="000000"/>
-                <w:sz w:val="22"/>
-                <w:szCs w:val="22"/>
-              </w:rPr>
-              <w:t xml:space="preserve">A factual inquiry — not a search for blame. The aim is to learn from the event and improve the way work is organised.</w:t>
+                <w:lang w:val="en-GB"/>
+              </w:rPr>
+              <w:t xml:space="preserve"/>
+            </w:r>
+          </w:p>
+          <w:p>
+            <w:r>
+              <w:rPr>
+                <w:rFonts w:ascii="Arial" w:cs="Arial" w:eastAsia="Arial" w:hAnsi="Arial"/>
+                <w:color w:val="000000"/>
+                <w:sz w:val="22"/>
+                <w:szCs w:val="22"/>
+                <w:lang w:val="en-GB"/>
+              </w:rPr>
+              <w:t xml:space="preserve">Base the investigation on facts. Examine how the task was organised, what hazards were present and which safeguards failed.</w:t>
             </w:r>
           </w:p>
           <w:p>
@@ -140,24 +151,29 @@
                 <w:color w:val="000000"/>
                 <w:sz w:val="6"/>
                 <w:szCs w:val="6"/>
-              </w:rPr>
-              <w:t xml:space="preserve"/>
-            </w:r>
-          </w:p>
-          <w:p>
-            <w:r>
-              <w:rPr>
-                <w:rFonts w:ascii="Arial" w:cs="Arial" w:eastAsia="Arial" w:hAnsi="Arial"/>
-                <w:color w:val="000000"/>
-                <w:sz w:val="22"/>
-                <w:szCs w:val="22"/>
-              </w:rPr>
-              <w:t xml:space="preserve">A practical tool that helps supervisors gather facts, identify root causes, and agree on effective corrective actions.</w:t>
+                <w:lang w:val="en-GB"/>
+              </w:rPr>
+              <w:t xml:space="preserve"/>
+            </w:r>
+          </w:p>
+          <w:p>
+            <w:r>
+              <w:rPr>
+                <w:rFonts w:ascii="Arial" w:cs="Arial" w:eastAsia="Arial" w:hAnsi="Arial"/>
+                <w:color w:val="000000"/>
+                <w:sz w:val="22"/>
+                <w:szCs w:val="22"/>
+                <w:lang w:val="en-GB"/>
+              </w:rPr>
+              <w:t xml:space="preserve">Supervisors use the form to gather evidence, identify causes and assign corrective actions.</w:t>
             </w:r>
           </w:p>
         </w:tc>
       </w:tr>
       <w:tr>
+        <w:trPr>
+          <w:cantSplit/>
+        </w:trPr>
         <w:tc>
           <w:tcPr>
             <w:tcW w:type="dxa" w:w="3400"/>
@@ -185,8 +201,9 @@
                 <w:color w:val="000000"/>
                 <w:sz w:val="22"/>
                 <w:szCs w:val="22"/>
-              </w:rPr>
-              <w:t xml:space="preserve">What it is not</w:t>
+                <w:lang w:val="en-GB"/>
+              </w:rPr>
+              <w:t xml:space="preserve">How to use it</w:t>
             </w:r>
           </w:p>
         </w:tc>
@@ -214,8 +231,9 @@
                 <w:color w:val="000000"/>
                 <w:sz w:val="22"/>
                 <w:szCs w:val="22"/>
-              </w:rPr>
-              <w:t xml:space="preserve">Not a disciplinary procedure or a way to assign personal fault.</w:t>
+                <w:lang w:val="en-GB"/>
+              </w:rPr>
+              <w:t xml:space="preserve">Keep the investigation separate from disciplinary proceedings. Focus on the conditions and decisions that contributed to the incident.</w:t>
             </w:r>
           </w:p>
           <w:p>
@@ -225,19 +243,21 @@
                 <w:color w:val="000000"/>
                 <w:sz w:val="6"/>
                 <w:szCs w:val="6"/>
-              </w:rPr>
-              <w:t xml:space="preserve"/>
-            </w:r>
-          </w:p>
-          <w:p>
-            <w:r>
-              <w:rPr>
-                <w:rFonts w:ascii="Arial" w:cs="Arial" w:eastAsia="Arial" w:hAnsi="Arial"/>
-                <w:color w:val="000000"/>
-                <w:sz w:val="22"/>
-                <w:szCs w:val="22"/>
-              </w:rPr>
-              <w:t xml:space="preserve">Not a formality — if the investigation does not lead to real actions, it has no value.</w:t>
+                <w:lang w:val="en-GB"/>
+              </w:rPr>
+              <w:t xml:space="preserve"/>
+            </w:r>
+          </w:p>
+          <w:p>
+            <w:r>
+              <w:rPr>
+                <w:rFonts w:ascii="Arial" w:cs="Arial" w:eastAsia="Arial" w:hAnsi="Arial"/>
+                <w:color w:val="000000"/>
+                <w:sz w:val="22"/>
+                <w:szCs w:val="22"/>
+                <w:lang w:val="en-GB"/>
+              </w:rPr>
+              <w:t xml:space="preserve">Complete the investigation with agreed actions, named owners and deadlines. Check implementation and effectiveness.</w:t>
             </w:r>
           </w:p>
           <w:p>
@@ -247,24 +267,29 @@
                 <w:color w:val="000000"/>
                 <w:sz w:val="6"/>
                 <w:szCs w:val="6"/>
-              </w:rPr>
-              <w:t xml:space="preserve"/>
-            </w:r>
-          </w:p>
-          <w:p>
-            <w:r>
-              <w:rPr>
-                <w:rFonts w:ascii="Arial" w:cs="Arial" w:eastAsia="Arial" w:hAnsi="Arial"/>
-                <w:color w:val="000000"/>
-                <w:sz w:val="22"/>
-                <w:szCs w:val="22"/>
-              </w:rPr>
-              <w:t xml:space="preserve">Not something only specialists can do — most workplace incidents can and should be investigated by the direct supervisor, with support.</w:t>
+                <w:lang w:val="en-GB"/>
+              </w:rPr>
+              <w:t xml:space="preserve"/>
+            </w:r>
+          </w:p>
+          <w:p>
+            <w:r>
+              <w:rPr>
+                <w:rFonts w:ascii="Arial" w:cs="Arial" w:eastAsia="Arial" w:hAnsi="Arial"/>
+                <w:color w:val="000000"/>
+                <w:sz w:val="22"/>
+                <w:szCs w:val="22"/>
+                <w:lang w:val="en-GB"/>
+              </w:rPr>
+              <w:t xml:space="preserve">The direct supervisor normally investigates workplace incidents, with support from workers and the safety officer as needed.</w:t>
             </w:r>
           </w:p>
         </w:tc>
       </w:tr>
       <w:tr>
+        <w:trPr>
+          <w:cantSplit/>
+        </w:trPr>
         <w:tc>
           <w:tcPr>
             <w:tcW w:type="dxa" w:w="3400"/>
@@ -292,8 +317,9 @@
                 <w:color w:val="000000"/>
                 <w:sz w:val="22"/>
                 <w:szCs w:val="22"/>
-              </w:rPr>
-              <w:t xml:space="preserve">Why we do it</w:t>
+                <w:lang w:val="en-GB"/>
+              </w:rPr>
+              <w:t xml:space="preserve">Employer responsibilities</w:t>
             </w:r>
           </w:p>
         </w:tc>
@@ -321,8 +347,9 @@
                 <w:color w:val="000000"/>
                 <w:sz w:val="22"/>
                 <w:szCs w:val="22"/>
-              </w:rPr>
-              <w:t xml:space="preserve">The employer has a general duty to take all measures necessary to prevent accidents and protect health (VUV Art. 3). This includes identifying hazards, providing safe systems of work, and learning from incidents.</w:t>
+                <w:lang w:val="en-GB"/>
+              </w:rPr>
+              <w:t xml:space="preserve">The employer must take the measures needed to prevent accidents and protect health (VUV Art. 3). This includes identifying hazards, providing safe working methods and learning from incidents.</w:t>
             </w:r>
           </w:p>
           <w:p>
@@ -332,19 +359,21 @@
                 <w:color w:val="000000"/>
                 <w:sz w:val="6"/>
                 <w:szCs w:val="6"/>
-              </w:rPr>
-              <w:t xml:space="preserve"/>
-            </w:r>
-          </w:p>
-          <w:p>
-            <w:r>
-              <w:rPr>
-                <w:rFonts w:ascii="Arial" w:cs="Arial" w:eastAsia="Arial" w:hAnsi="Arial"/>
-                <w:color w:val="000000"/>
-                <w:sz w:val="22"/>
-                <w:szCs w:val="22"/>
-              </w:rPr>
-              <w:t xml:space="preserve">The employer must inform and instruct all workers about hazards and safety measures (VUV Art. 6). An investigation is how you verify whether this actually happened — and where it broke down.</w:t>
+                <w:lang w:val="en-GB"/>
+              </w:rPr>
+              <w:t xml:space="preserve"/>
+            </w:r>
+          </w:p>
+          <w:p>
+            <w:r>
+              <w:rPr>
+                <w:rFonts w:ascii="Arial" w:cs="Arial" w:eastAsia="Arial" w:hAnsi="Arial"/>
+                <w:color w:val="000000"/>
+                <w:sz w:val="22"/>
+                <w:szCs w:val="22"/>
+                <w:lang w:val="en-GB"/>
+              </w:rPr>
+              <w:t xml:space="preserve">The employer must inform and instruct workers about hazards and safety measures (VUV Art. 6). Check what information and instruction were provided and whether they addressed the task.</w:t>
             </w:r>
           </w:p>
           <w:p>
@@ -354,19 +383,21 @@
                 <w:color w:val="000000"/>
                 <w:sz w:val="6"/>
                 <w:szCs w:val="6"/>
-              </w:rPr>
-              <w:t xml:space="preserve"/>
-            </w:r>
-          </w:p>
-          <w:p>
-            <w:r>
-              <w:rPr>
-                <w:rFonts w:ascii="Arial" w:cs="Arial" w:eastAsia="Arial" w:hAnsi="Arial"/>
-                <w:color w:val="000000"/>
-                <w:sz w:val="22"/>
-                <w:szCs w:val="22"/>
-              </w:rPr>
-              <w:t xml:space="preserve">Suva recommends that employers carry out an internal investigation after every accident, near-miss, and property damage event (Suva 66100). The investigation creates a traceable record that the company has learned and acted.</w:t>
+                <w:lang w:val="en-GB"/>
+              </w:rPr>
+              <w:t xml:space="preserve"/>
+            </w:r>
+          </w:p>
+          <w:p>
+            <w:r>
+              <w:rPr>
+                <w:rFonts w:ascii="Arial" w:cs="Arial" w:eastAsia="Arial" w:hAnsi="Arial"/>
+                <w:color w:val="000000"/>
+                <w:sz w:val="22"/>
+                <w:szCs w:val="22"/>
+                <w:lang w:val="en-GB"/>
+              </w:rPr>
+              <w:t xml:space="preserve">Suva recommends an internal investigation after every accident, near miss and property damage event (Suva 66100). Record the findings and actions so their implementation can be checked.</w:t>
             </w:r>
           </w:p>
           <w:p>
@@ -376,19 +407,21 @@
                 <w:color w:val="000000"/>
                 <w:sz w:val="6"/>
                 <w:szCs w:val="6"/>
-              </w:rPr>
-              <w:t xml:space="preserve"/>
-            </w:r>
-          </w:p>
-          <w:p>
-            <w:r>
-              <w:rPr>
-                <w:rFonts w:ascii="Arial" w:cs="Arial" w:eastAsia="Arial" w:hAnsi="Arial"/>
-                <w:color w:val="000000"/>
-                <w:sz w:val="22"/>
-                <w:szCs w:val="22"/>
-              </w:rPr>
-              <w:t xml:space="preserve">Under UVG Art. 82, the employer must take all measures shown by experience to be necessary, feasible, and appropriate. A proper investigation is how you discover what those measures are.</w:t>
+                <w:lang w:val="en-GB"/>
+              </w:rPr>
+              <w:t xml:space="preserve"/>
+            </w:r>
+          </w:p>
+          <w:p>
+            <w:r>
+              <w:rPr>
+                <w:rFonts w:ascii="Arial" w:cs="Arial" w:eastAsia="Arial" w:hAnsi="Arial"/>
+                <w:color w:val="000000"/>
+                <w:sz w:val="22"/>
+                <w:szCs w:val="22"/>
+                <w:lang w:val="en-GB"/>
+              </w:rPr>
+              <w:t xml:space="preserve">Under UVG Art. 82, the employer must take measures shown by experience to be necessary, feasible with current technology and appropriate to the company’s circumstances. Use the investigation to identify the measures needed.</w:t>
             </w:r>
           </w:p>
         </w:tc>
@@ -401,6 +434,7 @@
           <w:color w:val="000000"/>
           <w:sz w:val="6"/>
           <w:szCs w:val="6"/>
+          <w:lang w:val="en-GB"/>
         </w:rPr>
         <w:t xml:space="preserve"/>
       </w:r>
@@ -408,6 +442,7 @@
     <w:p>
       <w:pPr>
         <w:spacing w:before="240" w:after="120"/>
+        <w:keepNext/>
       </w:pPr>
       <w:r>
         <w:rPr>
@@ -417,8 +452,9 @@
           <w:color w:val="C04E1A"/>
           <w:sz w:val="26"/>
           <w:szCs w:val="26"/>
+          <w:lang w:val="en-GB"/>
         </w:rPr>
-        <w:t xml:space="preserve">WHEN TO INVESTIGATE</w:t>
+        <w:t xml:space="preserve">When to investigate</w:t>
       </w:r>
     </w:p>
     <w:tbl>
@@ -438,6 +474,9 @@
         <w:gridCol w:w="7066"/>
       </w:tblGrid>
       <w:tr>
+        <w:trPr>
+          <w:cantSplit/>
+        </w:trPr>
         <w:tc>
           <w:tcPr>
             <w:tcW w:type="dxa" w:w="3400"/>
@@ -465,6 +504,7 @@
                 <w:color w:val="000000"/>
                 <w:sz w:val="22"/>
                 <w:szCs w:val="22"/>
+                <w:lang w:val="en-GB"/>
               </w:rPr>
               <w:t xml:space="preserve">Always</w:t>
             </w:r>
@@ -494,13 +534,17 @@
                 <w:color w:val="000000"/>
                 <w:sz w:val="22"/>
                 <w:szCs w:val="22"/>
-              </w:rPr>
-              <w:t xml:space="preserve">Any accident with injury, any lost-time event, any event requiring medical treatment beyond first aid.</w:t>
+                <w:lang w:val="en-GB"/>
+              </w:rPr>
+              <w:t xml:space="preserve">Any accident involving injury, any lost-time incident and any event requiring treatment beyond first aid.</w:t>
             </w:r>
           </w:p>
         </w:tc>
       </w:tr>
       <w:tr>
+        <w:trPr>
+          <w:cantSplit/>
+        </w:trPr>
         <w:tc>
           <w:tcPr>
             <w:tcW w:type="dxa" w:w="3400"/>
@@ -528,6 +572,7 @@
                 <w:color w:val="000000"/>
                 <w:sz w:val="22"/>
                 <w:szCs w:val="22"/>
+                <w:lang w:val="en-GB"/>
               </w:rPr>
               <w:t xml:space="preserve">Also investigate</w:t>
             </w:r>
@@ -557,13 +602,17 @@
                 <w:color w:val="000000"/>
                 <w:sz w:val="22"/>
                 <w:szCs w:val="22"/>
-              </w:rPr>
-              <w:t xml:space="preserve">Near-misses, property damage, dangerous occurrences. These are warnings — the same conditions could produce a serious injury next time.</w:t>
+                <w:lang w:val="en-GB"/>
+              </w:rPr>
+              <w:t xml:space="preserve">Investigate near misses, property damage and dangerous occurrences. Consider whether the same conditions could cause a serious injury.</w:t>
             </w:r>
           </w:p>
         </w:tc>
       </w:tr>
       <w:tr>
+        <w:trPr>
+          <w:cantSplit/>
+        </w:trPr>
         <w:tc>
           <w:tcPr>
             <w:tcW w:type="dxa" w:w="3400"/>
@@ -591,6 +640,7 @@
                 <w:color w:val="000000"/>
                 <w:sz w:val="22"/>
                 <w:szCs w:val="22"/>
+                <w:lang w:val="en-GB"/>
               </w:rPr>
               <w:t xml:space="preserve">Reporting obligations</w:t>
             </w:r>
@@ -613,6 +663,43 @@
             </w:tcMar>
             <w:vAlign w:val="top"/>
           </w:tcPr>
+          <w:p>
+            <w:r>
+              <w:rPr>
+                <w:rFonts w:ascii="Arial" w:cs="Arial" w:eastAsia="Arial" w:hAnsi="Arial"/>
+                <w:b w:val="0"/>
+                <w:bCs/>
+                <w:color w:val="000000"/>
+                <w:sz w:val="22"/>
+                <w:szCs w:val="22"/>
+                <w:lang w:val="en-GB"/>
+              </w:rPr>
+              <w:t xml:space="preserve">Submit work accidents promptly to the accident insurer. For Suva minor-accident reporting, incapacity must not exceed 3 days including the accident day. Dental injuries, relapses and occupational diseases use the standard report.</w:t>
+            </w:r>
+            <w:r>
+              <w:rPr>
+                <w:rFonts w:ascii="Arial" w:cs="Arial" w:eastAsia="Arial" w:hAnsi="Arial"/>
+                <w:color w:val="000000"/>
+                <w:sz w:val="22"/>
+                <w:szCs w:val="22"/>
+                <w:b w:val="0"/>
+                <w:lang w:val="en-GB"/>
+              </w:rPr>
+              <w:t xml:space="preserve"/>
+            </w:r>
+          </w:p>
+          <w:p>
+            <w:r>
+              <w:rPr>
+                <w:rFonts w:ascii="Arial" w:cs="Arial" w:eastAsia="Arial" w:hAnsi="Arial"/>
+                <w:color w:val="000000"/>
+                <w:sz w:val="6"/>
+                <w:szCs w:val="6"/>
+                <w:lang w:val="en-GB"/>
+              </w:rPr>
+              <w:t xml:space="preserve"/>
+            </w:r>
+          </w:p>
           <w:p>
             <w:r>
               <w:rPr>
@@ -622,39 +709,7 @@
                 <w:color w:val="000000"/>
                 <w:sz w:val="22"/>
                 <w:szCs w:val="22"/>
-              </w:rPr>
-              <w:t xml:space="preserve">All work accidents: </w:t>
-            </w:r>
-            <w:r>
-              <w:rPr>
-                <w:rFonts w:ascii="Arial" w:cs="Arial" w:eastAsia="Arial" w:hAnsi="Arial"/>
-                <w:color w:val="000000"/>
-                <w:sz w:val="22"/>
-                <w:szCs w:val="22"/>
-              </w:rPr>
-              <w:t xml:space="preserve">the employer must file a Schadenmeldung (accident report) with the accident insurer (Suva or private insurer). For minor accidents (≤3 days lost time), use the Bagatellunfall-Meldung.</w:t>
-            </w:r>
-          </w:p>
-          <w:p>
-            <w:r>
-              <w:rPr>
-                <w:rFonts w:ascii="Arial" w:cs="Arial" w:eastAsia="Arial" w:hAnsi="Arial"/>
-                <w:color w:val="000000"/>
-                <w:sz w:val="6"/>
-                <w:szCs w:val="6"/>
-              </w:rPr>
-              <w:t xml:space="preserve"/>
-            </w:r>
-          </w:p>
-          <w:p>
-            <w:r>
-              <w:rPr>
-                <w:rFonts w:ascii="Arial" w:cs="Arial" w:eastAsia="Arial" w:hAnsi="Arial"/>
-                <w:b/>
-                <w:bCs/>
-                <w:color w:val="000000"/>
-                <w:sz w:val="22"/>
-                <w:szCs w:val="22"/>
+                <w:lang w:val="en-GB"/>
               </w:rPr>
               <w:t xml:space="preserve">Serious or fatal accidents: </w:t>
             </w:r>
@@ -664,8 +719,9 @@
                 <w:color w:val="000000"/>
                 <w:sz w:val="22"/>
                 <w:szCs w:val="22"/>
-              </w:rPr>
-              <w:t xml:space="preserve">call emergency services immediately (144 ambulance, 117 police, 118 fire). Preserve the scene. Notify management. File the Schadenmeldung with the insurer as soon as possible.</w:t>
+                <w:lang w:val="en-GB"/>
+              </w:rPr>
+              <w:t xml:space="preserve">call emergency services immediately (144 ambulance, 117 police, 118 fire). Secure the scene, notify management and submit the accident report as soon as possible.</w:t>
             </w:r>
           </w:p>
         </w:tc>
@@ -678,6 +734,7 @@
           <w:color w:val="000000"/>
           <w:sz w:val="6"/>
           <w:szCs w:val="6"/>
+          <w:lang w:val="en-GB"/>
         </w:rPr>
         <w:t xml:space="preserve"/>
       </w:r>
@@ -685,6 +742,7 @@
     <w:p>
       <w:pPr>
         <w:spacing w:before="240" w:after="120"/>
+        <w:keepNext/>
       </w:pPr>
       <w:r>
         <w:rPr>
@@ -694,8 +752,9 @@
           <w:color w:val="C04E1A"/>
           <w:sz w:val="26"/>
           <w:szCs w:val="26"/>
+          <w:lang w:val="en-GB"/>
         </w:rPr>
-        <w:t xml:space="preserve">ROLES</w:t>
+        <w:t xml:space="preserve">Roles</w:t>
       </w:r>
     </w:p>
     <w:tbl>
@@ -715,6 +774,9 @@
         <w:gridCol w:w="7066"/>
       </w:tblGrid>
       <w:tr>
+        <w:trPr>
+          <w:cantSplit/>
+        </w:trPr>
         <w:tc>
           <w:tcPr>
             <w:tcW w:type="dxa" w:w="3400"/>
@@ -742,6 +804,7 @@
                 <w:color w:val="000000"/>
                 <w:sz w:val="22"/>
                 <w:szCs w:val="22"/>
+                <w:lang w:val="en-GB"/>
               </w:rPr>
               <w:t xml:space="preserve">Investigation lead</w:t>
             </w:r>
@@ -771,8 +834,9 @@
                 <w:color w:val="000000"/>
                 <w:sz w:val="22"/>
                 <w:szCs w:val="22"/>
-              </w:rPr>
-              <w:t xml:space="preserve">Usually the direct supervisor (Vorgesetzte/r) of the area where the incident happened. For serious events: the safety officer (SiBe / KOPAS) or an external specialist.</w:t>
+                <w:lang w:val="en-GB"/>
+              </w:rPr>
+              <w:t xml:space="preserve">Usually the direct supervisor of the area concerned. For serious events, appoint the safety officer (SiBe / KOPAS) or an external specialist.</w:t>
             </w:r>
           </w:p>
           <w:p>
@@ -782,24 +846,29 @@
                 <w:color w:val="000000"/>
                 <w:sz w:val="6"/>
                 <w:szCs w:val="6"/>
-              </w:rPr>
-              <w:t xml:space="preserve"/>
-            </w:r>
-          </w:p>
-          <w:p>
-            <w:r>
-              <w:rPr>
-                <w:rFonts w:ascii="Arial" w:cs="Arial" w:eastAsia="Arial" w:hAnsi="Arial"/>
-                <w:color w:val="000000"/>
-                <w:sz w:val="22"/>
-                <w:szCs w:val="22"/>
-              </w:rPr>
-              <w:t xml:space="preserve">Responsible for gathering facts, conducting interviews, leading the root cause analysis, writing the report, and following up on actions.</w:t>
+                <w:lang w:val="en-GB"/>
+              </w:rPr>
+              <w:t xml:space="preserve"/>
+            </w:r>
+          </w:p>
+          <w:p>
+            <w:r>
+              <w:rPr>
+                <w:rFonts w:ascii="Arial" w:cs="Arial" w:eastAsia="Arial" w:hAnsi="Arial"/>
+                <w:color w:val="000000"/>
+                <w:sz w:val="22"/>
+                <w:szCs w:val="22"/>
+                <w:lang w:val="en-GB"/>
+              </w:rPr>
+              <w:t xml:space="preserve">Gathers facts, conducts interviews, analyses causes, writes the report and follows up on actions.</w:t>
             </w:r>
           </w:p>
         </w:tc>
       </w:tr>
       <w:tr>
+        <w:trPr>
+          <w:cantSplit/>
+        </w:trPr>
         <w:tc>
           <w:tcPr>
             <w:tcW w:type="dxa" w:w="3400"/>
@@ -827,6 +896,7 @@
                 <w:color w:val="000000"/>
                 <w:sz w:val="22"/>
                 <w:szCs w:val="22"/>
+                <w:lang w:val="en-GB"/>
               </w:rPr>
               <w:t xml:space="preserve">Investigation team</w:t>
             </w:r>
@@ -856,13 +926,17 @@
                 <w:color w:val="000000"/>
                 <w:sz w:val="22"/>
                 <w:szCs w:val="22"/>
-              </w:rPr>
-              <w:t xml:space="preserve">Standard: supervisor + 1–2 workers familiar with the task. Detailed: add the safety officer, a worker representative, and a subject-matter expert if needed.</w:t>
+                <w:lang w:val="en-GB"/>
+              </w:rPr>
+              <w:t xml:space="preserve">Standard investigation: supervisor and 1–2 workers familiar with the task. Detailed investigation: also involve the safety officer, a worker representative and a technical specialist if needed.</w:t>
             </w:r>
           </w:p>
         </w:tc>
       </w:tr>
       <w:tr>
+        <w:trPr>
+          <w:cantSplit/>
+        </w:trPr>
         <w:tc>
           <w:tcPr>
             <w:tcW w:type="dxa" w:w="3400"/>
@@ -890,6 +964,7 @@
                 <w:color w:val="000000"/>
                 <w:sz w:val="22"/>
                 <w:szCs w:val="22"/>
+                <w:lang w:val="en-GB"/>
               </w:rPr>
               <w:t xml:space="preserve">Management</w:t>
             </w:r>
@@ -919,13 +994,17 @@
                 <w:color w:val="000000"/>
                 <w:sz w:val="22"/>
                 <w:szCs w:val="22"/>
-              </w:rPr>
-              <w:t xml:space="preserve">Reviews the report, approves the action plan, provides resources, monitors completion. Communicates findings across the organisation.</w:t>
+                <w:lang w:val="en-GB"/>
+              </w:rPr>
+              <w:t xml:space="preserve">Reviews the report, approves the action plan, provides resources and checks implementation. Shares findings across the company.</w:t>
             </w:r>
           </w:p>
         </w:tc>
       </w:tr>
       <w:tr>
+        <w:trPr>
+          <w:cantSplit/>
+        </w:trPr>
         <w:tc>
           <w:tcPr>
             <w:tcW w:type="dxa" w:w="3400"/>
@@ -953,8 +1032,9 @@
                 <w:color w:val="000000"/>
                 <w:sz w:val="22"/>
                 <w:szCs w:val="22"/>
-              </w:rPr>
-              <w:t xml:space="preserve">All involved persons</w:t>
+                <w:lang w:val="en-GB"/>
+              </w:rPr>
+              <w:t xml:space="preserve">Everyone involved</w:t>
             </w:r>
           </w:p>
         </w:tc>
@@ -982,8 +1062,9 @@
                 <w:color w:val="000000"/>
                 <w:sz w:val="22"/>
                 <w:szCs w:val="22"/>
-              </w:rPr>
-              <w:t xml:space="preserve">Cooperate openly and honestly. The investigation is confidential and non-punitive. No one will be disciplined for contributing to the investigation.</w:t>
+                <w:lang w:val="en-GB"/>
+              </w:rPr>
+              <w:t xml:space="preserve">Cooperate openly and honestly. Handle the investigation confidentially. No one will be disciplined for contributing to it.</w:t>
             </w:r>
           </w:p>
         </w:tc>
@@ -996,6 +1077,7 @@
           <w:color w:val="000000"/>
           <w:sz w:val="6"/>
           <w:szCs w:val="6"/>
+          <w:lang w:val="en-GB"/>
         </w:rPr>
         <w:t xml:space="preserve"/>
       </w:r>
@@ -1003,6 +1085,7 @@
     <w:p>
       <w:pPr>
         <w:spacing w:before="240" w:after="120"/>
+        <w:keepNext/>
       </w:pPr>
       <w:r>
         <w:rPr>
@@ -1012,8 +1095,9 @@
           <w:color w:val="C04E1A"/>
           <w:sz w:val="26"/>
           <w:szCs w:val="26"/>
+          <w:lang w:val="en-GB"/>
         </w:rPr>
-        <w:t xml:space="preserve">PROCEDURE</w:t>
+        <w:t xml:space="preserve">Procedure</w:t>
       </w:r>
     </w:p>
     <w:tbl>
@@ -1034,6 +1118,9 @@
         <w:gridCol w:w="7066"/>
       </w:tblGrid>
       <w:tr>
+        <w:trPr>
+          <w:cantSplit/>
+        </w:trPr>
         <w:tc>
           <w:tcPr>
             <w:tcW w:type="dxa" w:w="500"/>
@@ -1060,6 +1147,7 @@
                 <w:color w:val="C04E1A"/>
                 <w:sz w:val="26"/>
                 <w:szCs w:val="26"/>
+                <w:lang w:val="en-GB"/>
               </w:rPr>
               <w:t xml:space="preserve">1</w:t>
             </w:r>
@@ -1092,8 +1180,9 @@
                 <w:color w:val="000000"/>
                 <w:sz w:val="22"/>
                 <w:szCs w:val="22"/>
-              </w:rPr>
-              <w:t xml:space="preserve">SECURE &amp; REPORT</w:t>
+                <w:lang w:val="en-GB"/>
+              </w:rPr>
+              <w:t xml:space="preserve">Secure and report</w:t>
             </w:r>
           </w:p>
         </w:tc>
@@ -1121,6 +1210,7 @@
                 <w:color w:val="000000"/>
                 <w:sz w:val="22"/>
                 <w:szCs w:val="22"/>
+                <w:lang w:val="en-GB"/>
               </w:rPr>
               <w:t xml:space="preserve">Provide first aid. Call emergency services if needed (144 / 117 / 118). Secure the scene. Notify management.</w:t>
             </w:r>
@@ -1132,19 +1222,21 @@
                 <w:color w:val="000000"/>
                 <w:sz w:val="6"/>
                 <w:szCs w:val="6"/>
-              </w:rPr>
-              <w:t xml:space="preserve"/>
-            </w:r>
-          </w:p>
-          <w:p>
-            <w:r>
-              <w:rPr>
-                <w:rFonts w:ascii="Arial" w:cs="Arial" w:eastAsia="Arial" w:hAnsi="Arial"/>
-                <w:color w:val="000000"/>
-                <w:sz w:val="22"/>
-                <w:szCs w:val="22"/>
-              </w:rPr>
-              <w:t xml:space="preserve">Take photos and video before anything is moved or cleaned up. Note who was present, what time, what conditions.</w:t>
+                <w:lang w:val="en-GB"/>
+              </w:rPr>
+              <w:t xml:space="preserve"/>
+            </w:r>
+          </w:p>
+          <w:p>
+            <w:r>
+              <w:rPr>
+                <w:rFonts w:ascii="Arial" w:cs="Arial" w:eastAsia="Arial" w:hAnsi="Arial"/>
+                <w:color w:val="000000"/>
+                <w:sz w:val="22"/>
+                <w:szCs w:val="22"/>
+                <w:lang w:val="en-GB"/>
+              </w:rPr>
+              <w:t xml:space="preserve">Take photos and videos before moving or cleaning anything. Record who was present, the time and the conditions.</w:t>
             </w:r>
           </w:p>
           <w:p>
@@ -1154,6 +1246,7 @@
                 <w:color w:val="000000"/>
                 <w:sz w:val="6"/>
                 <w:szCs w:val="6"/>
+                <w:lang w:val="en-GB"/>
               </w:rPr>
               <w:t xml:space="preserve"/>
             </w:r>
@@ -1167,13 +1260,17 @@
                 <w:color w:val="000000"/>
                 <w:sz w:val="22"/>
                 <w:szCs w:val="22"/>
-              </w:rPr>
-              <w:t xml:space="preserve">For serious/fatal accidents: do NOT disturb the scene. Preserve evidence for the insurer and authorities.</w:t>
+                <w:lang w:val="en-GB"/>
+              </w:rPr>
+              <w:t xml:space="preserve">For serious or fatal accidents, do not disturb the scene. Preserve evidence for the insurer and authorities.</w:t>
             </w:r>
           </w:p>
         </w:tc>
       </w:tr>
       <w:tr>
+        <w:trPr>
+          <w:cantSplit/>
+        </w:trPr>
         <w:tc>
           <w:tcPr>
             <w:tcW w:type="dxa" w:w="500"/>
@@ -1200,6 +1297,7 @@
                 <w:color w:val="C04E1A"/>
                 <w:sz w:val="26"/>
                 <w:szCs w:val="26"/>
+                <w:lang w:val="en-GB"/>
               </w:rPr>
               <w:t xml:space="preserve">2</w:t>
             </w:r>
@@ -1232,8 +1330,9 @@
                 <w:color w:val="000000"/>
                 <w:sz w:val="22"/>
                 <w:szCs w:val="22"/>
-              </w:rPr>
-              <w:t xml:space="preserve">GATHER FACTS</w:t>
+                <w:lang w:val="en-GB"/>
+              </w:rPr>
+              <w:t xml:space="preserve">Gather facts</w:t>
             </w:r>
           </w:p>
         </w:tc>
@@ -1261,6 +1360,7 @@
                 <w:color w:val="000000"/>
                 <w:sz w:val="22"/>
                 <w:szCs w:val="22"/>
+                <w:lang w:val="en-GB"/>
               </w:rPr>
               <w:t xml:space="preserve">Collect information from three sources:</w:t>
             </w:r>
@@ -1272,6 +1372,7 @@
                 <w:color w:val="000000"/>
                 <w:sz w:val="6"/>
                 <w:szCs w:val="6"/>
+                <w:lang w:val="en-GB"/>
               </w:rPr>
               <w:t xml:space="preserve"/>
             </w:r>
@@ -1285,6 +1386,7 @@
                 <w:color w:val="000000"/>
                 <w:sz w:val="22"/>
                 <w:szCs w:val="22"/>
+                <w:lang w:val="en-GB"/>
               </w:rPr>
               <w:t xml:space="preserve">People: </w:t>
             </w:r>
@@ -1294,8 +1396,9 @@
                 <w:color w:val="000000"/>
                 <w:sz w:val="22"/>
                 <w:szCs w:val="22"/>
-              </w:rPr>
-              <w:t xml:space="preserve">Interview witnesses and involved persons. Open questions: What happened? What did you see? What was it like? Listen. Do not lead or blame.</w:t>
+                <w:lang w:val="en-GB"/>
+              </w:rPr>
+              <w:t xml:space="preserve">interview witnesses and those involved. Ask open questions: What happened? What did you see? What were the conditions like? Listen without leading or blaming.</w:t>
             </w:r>
           </w:p>
           <w:p>
@@ -1305,6 +1408,7 @@
                 <w:color w:val="000000"/>
                 <w:sz w:val="6"/>
                 <w:szCs w:val="6"/>
+                <w:lang w:val="en-GB"/>
               </w:rPr>
               <w:t xml:space="preserve"/>
             </w:r>
@@ -1318,6 +1422,7 @@
                 <w:color w:val="000000"/>
                 <w:sz w:val="22"/>
                 <w:szCs w:val="22"/>
+                <w:lang w:val="en-GB"/>
               </w:rPr>
               <w:t xml:space="preserve">Place: </w:t>
             </w:r>
@@ -1327,8 +1432,9 @@
                 <w:color w:val="000000"/>
                 <w:sz w:val="22"/>
                 <w:szCs w:val="22"/>
-              </w:rPr>
-              <w:t xml:space="preserve">Inspect the scene. Note layout, equipment, lighting, noise, clutter, weather. Compare to normal conditions.</w:t>
+                <w:lang w:val="en-GB"/>
+              </w:rPr>
+              <w:t xml:space="preserve">inspect the scene. Record the layout, equipment, lighting, noise, housekeeping and weather. Compare these with normal working conditions.</w:t>
             </w:r>
           </w:p>
           <w:p>
@@ -1338,6 +1444,7 @@
                 <w:color w:val="000000"/>
                 <w:sz w:val="6"/>
                 <w:szCs w:val="6"/>
+                <w:lang w:val="en-GB"/>
               </w:rPr>
               <w:t xml:space="preserve"/>
             </w:r>
@@ -1351,22 +1458,27 @@
                 <w:color w:val="000000"/>
                 <w:sz w:val="22"/>
                 <w:szCs w:val="22"/>
-              </w:rPr>
-              <w:t xml:space="preserve">Paper: </w:t>
-            </w:r>
-            <w:r>
-              <w:rPr>
-                <w:rFonts w:ascii="Arial" w:cs="Arial" w:eastAsia="Arial" w:hAnsi="Arial"/>
-                <w:color w:val="000000"/>
-                <w:sz w:val="22"/>
-                <w:szCs w:val="22"/>
-              </w:rPr>
-              <w:t xml:space="preserve">Collect records: training, maintenance, procedures, risk assessments, shift rosters, CCTV, earlier incident reports.</w:t>
+                <w:lang w:val="en-GB"/>
+              </w:rPr>
+              <w:t xml:space="preserve">Records: </w:t>
+            </w:r>
+            <w:r>
+              <w:rPr>
+                <w:rFonts w:ascii="Arial" w:cs="Arial" w:eastAsia="Arial" w:hAnsi="Arial"/>
+                <w:color w:val="000000"/>
+                <w:sz w:val="22"/>
+                <w:szCs w:val="22"/>
+                <w:lang w:val="en-GB"/>
+              </w:rPr>
+              <w:t xml:space="preserve">collect training records, maintenance logs, work instructions, risk assessments, shift rosters, CCTV footage and earlier incident reports.</w:t>
             </w:r>
           </w:p>
         </w:tc>
       </w:tr>
       <w:tr>
+        <w:trPr>
+          <w:cantSplit/>
+        </w:trPr>
         <w:tc>
           <w:tcPr>
             <w:tcW w:type="dxa" w:w="500"/>
@@ -1393,6 +1505,7 @@
                 <w:color w:val="C04E1A"/>
                 <w:sz w:val="26"/>
                 <w:szCs w:val="26"/>
+                <w:lang w:val="en-GB"/>
               </w:rPr>
               <w:t xml:space="preserve">3</w:t>
             </w:r>
@@ -1425,8 +1538,9 @@
                 <w:color w:val="000000"/>
                 <w:sz w:val="22"/>
                 <w:szCs w:val="22"/>
-              </w:rPr>
-              <w:t xml:space="preserve">BUILD TIMELINE</w:t>
+                <w:lang w:val="en-GB"/>
+              </w:rPr>
+              <w:t xml:space="preserve">Build the timeline</w:t>
             </w:r>
           </w:p>
         </w:tc>
@@ -1454,13 +1568,17 @@
                 <w:color w:val="000000"/>
                 <w:sz w:val="22"/>
                 <w:szCs w:val="22"/>
-              </w:rPr>
-              <w:t xml:space="preserve">Arrange the facts in chronological order: what happened before, during, and after the incident. Look for gaps — if something is unclear, go back and gather more.</w:t>
+                <w:lang w:val="en-GB"/>
+              </w:rPr>
+              <w:t xml:space="preserve">Put the facts in chronological order before, during and after the incident. Identify gaps and gather further information where needed.</w:t>
             </w:r>
           </w:p>
         </w:tc>
       </w:tr>
       <w:tr>
+        <w:trPr>
+          <w:cantSplit/>
+        </w:trPr>
         <w:tc>
           <w:tcPr>
             <w:tcW w:type="dxa" w:w="500"/>
@@ -1487,6 +1605,7 @@
                 <w:color w:val="C04E1A"/>
                 <w:sz w:val="26"/>
                 <w:szCs w:val="26"/>
+                <w:lang w:val="en-GB"/>
               </w:rPr>
               <w:t xml:space="preserve">4</w:t>
             </w:r>
@@ -1519,8 +1638,9 @@
                 <w:color w:val="000000"/>
                 <w:sz w:val="22"/>
                 <w:szCs w:val="22"/>
-              </w:rPr>
-              <w:t xml:space="preserve">FIND CAUSES</w:t>
+                <w:lang w:val="en-GB"/>
+              </w:rPr>
+              <w:t xml:space="preserve">Identify causes</w:t>
             </w:r>
           </w:p>
         </w:tc>
@@ -1548,8 +1668,9 @@
                 <w:color w:val="000000"/>
                 <w:sz w:val="22"/>
                 <w:szCs w:val="22"/>
-              </w:rPr>
-              <w:t xml:space="preserve">Identify the hazards, unsafe conditions, and unsafe actions that contributed (use the checklist based on Suva 66100).</w:t>
+                <w:lang w:val="en-GB"/>
+              </w:rPr>
+              <w:t xml:space="preserve">Identify the hazards, unsafe conditions and actions that contributed to the incident. Use the checklist based on Suva 66100.</w:t>
             </w:r>
           </w:p>
           <w:p>
@@ -1559,6 +1680,7 @@
                 <w:color w:val="000000"/>
                 <w:sz w:val="6"/>
                 <w:szCs w:val="6"/>
+                <w:lang w:val="en-GB"/>
               </w:rPr>
               <w:t xml:space="preserve"/>
             </w:r>
@@ -1572,6 +1694,7 @@
                 <w:color w:val="000000"/>
                 <w:sz w:val="22"/>
                 <w:szCs w:val="22"/>
+                <w:lang w:val="en-GB"/>
               </w:rPr>
               <w:t xml:space="preserve">5 Whys: </w:t>
             </w:r>
@@ -1581,8 +1704,9 @@
                 <w:color w:val="000000"/>
                 <w:sz w:val="22"/>
                 <w:szCs w:val="22"/>
-              </w:rPr>
-              <w:t xml:space="preserve">For each contributing factor, ask “Why?” repeatedly until you reach the root cause — typically a system-level or organisational failure.</w:t>
+                <w:lang w:val="en-GB"/>
+              </w:rPr>
+              <w:t xml:space="preserve">ask “Why?” repeatedly for each contributing factor until you identify the underlying cause. Check each answer against the evidence. Consider failures in work organisation and management.</w:t>
             </w:r>
           </w:p>
           <w:p>
@@ -1592,6 +1716,7 @@
                 <w:color w:val="000000"/>
                 <w:sz w:val="6"/>
                 <w:szCs w:val="6"/>
+                <w:lang w:val="en-GB"/>
               </w:rPr>
               <w:t xml:space="preserve"/>
             </w:r>
@@ -1605,22 +1730,27 @@
                 <w:color w:val="000000"/>
                 <w:sz w:val="22"/>
                 <w:szCs w:val="22"/>
-              </w:rPr>
-              <w:t xml:space="preserve">Backward check (Therefore…Therefore): </w:t>
-            </w:r>
-            <w:r>
-              <w:rPr>
-                <w:rFonts w:ascii="Arial" w:cs="Arial" w:eastAsia="Arial" w:hAnsi="Arial"/>
-                <w:color w:val="000000"/>
-                <w:sz w:val="22"/>
-                <w:szCs w:val="22"/>
-              </w:rPr>
-              <w:t xml:space="preserve">Read the chain back: “Because of [root cause], therefore [next], therefore… the incident occurred.” If the logic breaks, revisit the analysis.</w:t>
+                <w:lang w:val="en-GB"/>
+              </w:rPr>
+              <w:t xml:space="preserve">Cause-and-effect check: </w:t>
+            </w:r>
+            <w:r>
+              <w:rPr>
+                <w:rFonts w:ascii="Arial" w:cs="Arial" w:eastAsia="Arial" w:hAnsi="Arial"/>
+                <w:color w:val="000000"/>
+                <w:sz w:val="22"/>
+                <w:szCs w:val="22"/>
+                <w:lang w:val="en-GB"/>
+              </w:rPr>
+              <w:t xml:space="preserve">start at the root cause and read towards the incident using “therefore” between steps. Check that every link is supported by facts. Revisit any gap in the reasoning.</w:t>
             </w:r>
           </w:p>
         </w:tc>
       </w:tr>
       <w:tr>
+        <w:trPr>
+          <w:cantSplit/>
+        </w:trPr>
         <w:tc>
           <w:tcPr>
             <w:tcW w:type="dxa" w:w="500"/>
@@ -1647,6 +1777,7 @@
                 <w:color w:val="C04E1A"/>
                 <w:sz w:val="26"/>
                 <w:szCs w:val="26"/>
+                <w:lang w:val="en-GB"/>
               </w:rPr>
               <w:t xml:space="preserve">5</w:t>
             </w:r>
@@ -1679,8 +1810,9 @@
                 <w:color w:val="000000"/>
                 <w:sz w:val="22"/>
                 <w:szCs w:val="22"/>
-              </w:rPr>
-              <w:t xml:space="preserve">DEFINE ACTIONS</w:t>
+                <w:lang w:val="en-GB"/>
+              </w:rPr>
+              <w:t xml:space="preserve">Define actions</w:t>
             </w:r>
           </w:p>
         </w:tc>
@@ -1708,8 +1840,9 @@
                 <w:color w:val="000000"/>
                 <w:sz w:val="22"/>
                 <w:szCs w:val="22"/>
-              </w:rPr>
-              <w:t xml:space="preserve">For each root cause, define corrective and preventive actions using the STOP principle:</w:t>
+                <w:lang w:val="en-GB"/>
+              </w:rPr>
+              <w:t xml:space="preserve">For each root cause, define corrective and preventive actions in STOP order:</w:t>
             </w:r>
           </w:p>
           <w:p>
@@ -1719,6 +1852,7 @@
                 <w:color w:val="000000"/>
                 <w:sz w:val="6"/>
                 <w:szCs w:val="6"/>
+                <w:lang w:val="en-GB"/>
               </w:rPr>
               <w:t xml:space="preserve"/>
             </w:r>
@@ -1732,6 +1866,7 @@
                 <w:color w:val="000000"/>
                 <w:sz w:val="22"/>
                 <w:szCs w:val="22"/>
+                <w:lang w:val="en-GB"/>
               </w:rPr>
               <w:t xml:space="preserve">S </w:t>
             </w:r>
@@ -1741,6 +1876,7 @@
                 <w:color w:val="000000"/>
                 <w:sz w:val="22"/>
                 <w:szCs w:val="22"/>
+                <w:lang w:val="en-GB"/>
               </w:rPr>
               <w:t xml:space="preserve">= Substitution (eliminate the hazard)</w:t>
             </w:r>
@@ -1754,6 +1890,7 @@
                 <w:color w:val="000000"/>
                 <w:sz w:val="22"/>
                 <w:szCs w:val="22"/>
+                <w:lang w:val="en-GB"/>
               </w:rPr>
               <w:t xml:space="preserve">T </w:t>
             </w:r>
@@ -1763,8 +1900,71 @@
                 <w:color w:val="000000"/>
                 <w:sz w:val="22"/>
                 <w:szCs w:val="22"/>
+                <w:lang w:val="en-GB"/>
               </w:rPr>
               <w:t xml:space="preserve">= Technical measure (guarding, engineering control)</w:t>
+            </w:r>
+          </w:p>
+          <w:p>
+            <w:r>
+              <w:rPr>
+                <w:rFonts w:ascii="Arial" w:cs="Arial" w:eastAsia="Arial" w:hAnsi="Arial"/>
+                <w:b w:val="0"/>
+                <w:bCs/>
+                <w:color w:val="000000"/>
+                <w:sz w:val="22"/>
+                <w:szCs w:val="22"/>
+                <w:lang w:val="en-GB"/>
+              </w:rPr>
+              <w:t xml:space="preserve">O = Organisational measure (procedures, training, planning, supervision)</w:t>
+            </w:r>
+            <w:r>
+              <w:rPr>
+                <w:rFonts w:ascii="Arial" w:cs="Arial" w:eastAsia="Arial" w:hAnsi="Arial"/>
+                <w:color w:val="000000"/>
+                <w:sz w:val="22"/>
+                <w:szCs w:val="22"/>
+                <w:b w:val="0"/>
+                <w:lang w:val="en-GB"/>
+              </w:rPr>
+              <w:t xml:space="preserve"/>
+            </w:r>
+          </w:p>
+          <w:p>
+            <w:r>
+              <w:rPr>
+                <w:rFonts w:ascii="Arial" w:cs="Arial" w:eastAsia="Arial" w:hAnsi="Arial"/>
+                <w:b w:val="0"/>
+                <w:bCs/>
+                <w:color w:val="000000"/>
+                <w:sz w:val="22"/>
+                <w:szCs w:val="22"/>
+                <w:lang w:val="en-GB"/>
+              </w:rPr>
+              <w:t xml:space="preserve">P = Personal protective equipment (PPE)</w:t>
+            </w:r>
+            <w:r>
+              <w:rPr>
+                <w:rFonts w:ascii="Arial" w:cs="Arial" w:eastAsia="Arial" w:hAnsi="Arial"/>
+                <w:color w:val="000000"/>
+                <w:sz w:val="22"/>
+                <w:szCs w:val="22"/>
+                <w:b w:val="0"/>
+                <w:lang w:val="en-GB"/>
+              </w:rPr>
+              <w:t xml:space="preserve"/>
+            </w:r>
+          </w:p>
+          <w:p>
+            <w:r>
+              <w:rPr>
+                <w:rFonts w:ascii="Arial" w:cs="Arial" w:eastAsia="Arial" w:hAnsi="Arial"/>
+                <w:color w:val="000000"/>
+                <w:sz w:val="6"/>
+                <w:szCs w:val="6"/>
+                <w:lang w:val="en-GB"/>
+              </w:rPr>
+              <w:t xml:space="preserve"/>
             </w:r>
           </w:p>
           <w:p>
@@ -1776,61 +1976,7 @@
                 <w:color w:val="000000"/>
                 <w:sz w:val="22"/>
                 <w:szCs w:val="22"/>
-              </w:rPr>
-              <w:t xml:space="preserve">O </w:t>
-            </w:r>
-            <w:r>
-              <w:rPr>
-                <w:rFonts w:ascii="Arial" w:cs="Arial" w:eastAsia="Arial" w:hAnsi="Arial"/>
-                <w:color w:val="000000"/>
-                <w:sz w:val="22"/>
-                <w:szCs w:val="22"/>
-              </w:rPr>
-              <w:t xml:space="preserve">= Organisational measure (procedure, training, scheduling)</w:t>
-            </w:r>
-          </w:p>
-          <w:p>
-            <w:r>
-              <w:rPr>
-                <w:rFonts w:ascii="Arial" w:cs="Arial" w:eastAsia="Arial" w:hAnsi="Arial"/>
-                <w:b/>
-                <w:bCs/>
-                <w:color w:val="000000"/>
-                <w:sz w:val="22"/>
-                <w:szCs w:val="22"/>
-              </w:rPr>
-              <w:t xml:space="preserve">P </w:t>
-            </w:r>
-            <w:r>
-              <w:rPr>
-                <w:rFonts w:ascii="Arial" w:cs="Arial" w:eastAsia="Arial" w:hAnsi="Arial"/>
-                <w:color w:val="000000"/>
-                <w:sz w:val="22"/>
-                <w:szCs w:val="22"/>
-              </w:rPr>
-              <w:t xml:space="preserve">= Personal measure (PPE, instruction, supervision)</w:t>
-            </w:r>
-          </w:p>
-          <w:p>
-            <w:r>
-              <w:rPr>
-                <w:rFonts w:ascii="Arial" w:cs="Arial" w:eastAsia="Arial" w:hAnsi="Arial"/>
-                <w:color w:val="000000"/>
-                <w:sz w:val="6"/>
-                <w:szCs w:val="6"/>
-              </w:rPr>
-              <w:t xml:space="preserve"/>
-            </w:r>
-          </w:p>
-          <w:p>
-            <w:r>
-              <w:rPr>
-                <w:rFonts w:ascii="Arial" w:cs="Arial" w:eastAsia="Arial" w:hAnsi="Arial"/>
-                <w:b/>
-                <w:bCs/>
-                <w:color w:val="000000"/>
-                <w:sz w:val="22"/>
-                <w:szCs w:val="22"/>
+                <w:lang w:val="en-GB"/>
               </w:rPr>
               <w:t xml:space="preserve">Assign each action to a named person with a deadline.</w:t>
             </w:r>
@@ -1838,6 +1984,9 @@
         </w:tc>
       </w:tr>
       <w:tr>
+        <w:trPr>
+          <w:cantSplit/>
+        </w:trPr>
         <w:tc>
           <w:tcPr>
             <w:tcW w:type="dxa" w:w="500"/>
@@ -1864,6 +2013,7 @@
                 <w:color w:val="C04E1A"/>
                 <w:sz w:val="26"/>
                 <w:szCs w:val="26"/>
+                <w:lang w:val="en-GB"/>
               </w:rPr>
               <w:t xml:space="preserve">6</w:t>
             </w:r>
@@ -1896,8 +2046,9 @@
                 <w:color w:val="000000"/>
                 <w:sz w:val="22"/>
                 <w:szCs w:val="22"/>
-              </w:rPr>
-              <w:t xml:space="preserve">REPORT &amp; SHARE</w:t>
+                <w:lang w:val="en-GB"/>
+              </w:rPr>
+              <w:t xml:space="preserve">Report and share</w:t>
             </w:r>
           </w:p>
         </w:tc>
@@ -1925,8 +2076,9 @@
                 <w:color w:val="000000"/>
                 <w:sz w:val="22"/>
                 <w:szCs w:val="22"/>
-              </w:rPr>
-              <w:t xml:space="preserve">Complete the investigation form. Submit to management for review and sign-off.</w:t>
+                <w:lang w:val="en-GB"/>
+              </w:rPr>
+              <w:t xml:space="preserve">Complete the investigation form and submit it to management for review and approval.</w:t>
             </w:r>
           </w:p>
           <w:p>
@@ -1936,24 +2088,29 @@
                 <w:color w:val="000000"/>
                 <w:sz w:val="6"/>
                 <w:szCs w:val="6"/>
-              </w:rPr>
-              <w:t xml:space="preserve"/>
-            </w:r>
-          </w:p>
-          <w:p>
-            <w:r>
-              <w:rPr>
-                <w:rFonts w:ascii="Arial" w:cs="Arial" w:eastAsia="Arial" w:hAnsi="Arial"/>
-                <w:color w:val="000000"/>
-                <w:sz w:val="22"/>
-                <w:szCs w:val="22"/>
-              </w:rPr>
-              <w:t xml:space="preserve">Communicate findings to all affected workers. Use a briefing, toolbox talk, or one-page lesson (OPL).</w:t>
+                <w:lang w:val="en-GB"/>
+              </w:rPr>
+              <w:t xml:space="preserve"/>
+            </w:r>
+          </w:p>
+          <w:p>
+            <w:r>
+              <w:rPr>
+                <w:rFonts w:ascii="Arial" w:cs="Arial" w:eastAsia="Arial" w:hAnsi="Arial"/>
+                <w:color w:val="000000"/>
+                <w:sz w:val="22"/>
+                <w:szCs w:val="22"/>
+                <w:lang w:val="en-GB"/>
+              </w:rPr>
+              <w:t xml:space="preserve">Share the findings with all affected workers in a briefing, safety conversation or one-point lesson (OPL).</w:t>
             </w:r>
           </w:p>
         </w:tc>
       </w:tr>
       <w:tr>
+        <w:trPr>
+          <w:cantSplit/>
+        </w:trPr>
         <w:tc>
           <w:tcPr>
             <w:tcW w:type="dxa" w:w="500"/>
@@ -1980,6 +2137,7 @@
                 <w:color w:val="C04E1A"/>
                 <w:sz w:val="26"/>
                 <w:szCs w:val="26"/>
+                <w:lang w:val="en-GB"/>
               </w:rPr>
               <w:t xml:space="preserve">7</w:t>
             </w:r>
@@ -2012,8 +2170,9 @@
                 <w:color w:val="000000"/>
                 <w:sz w:val="22"/>
                 <w:szCs w:val="22"/>
-              </w:rPr>
-              <w:t xml:space="preserve">FOLLOW UP</w:t>
+                <w:lang w:val="en-GB"/>
+              </w:rPr>
+              <w:t xml:space="preserve">Follow up</w:t>
             </w:r>
           </w:p>
         </w:tc>
@@ -2041,8 +2200,9 @@
                 <w:color w:val="000000"/>
                 <w:sz w:val="22"/>
                 <w:szCs w:val="22"/>
-              </w:rPr>
-              <w:t xml:space="preserve">Verify that all actions have been completed on time. Check that they are effective — has the risk actually been reduced?</w:t>
+                <w:lang w:val="en-GB"/>
+              </w:rPr>
+              <w:t xml:space="preserve">Check that each action was completed on time and reduced the risk as intended.</w:t>
             </w:r>
           </w:p>
           <w:p>
@@ -2052,17 +2212,19 @@
                 <w:color w:val="000000"/>
                 <w:sz w:val="6"/>
                 <w:szCs w:val="6"/>
-              </w:rPr>
-              <w:t xml:space="preserve"/>
-            </w:r>
-          </w:p>
-          <w:p>
-            <w:r>
-              <w:rPr>
-                <w:rFonts w:ascii="Arial" w:cs="Arial" w:eastAsia="Arial" w:hAnsi="Arial"/>
-                <w:color w:val="000000"/>
-                <w:sz w:val="22"/>
-                <w:szCs w:val="22"/>
+                <w:lang w:val="en-GB"/>
+              </w:rPr>
+              <w:t xml:space="preserve"/>
+            </w:r>
+          </w:p>
+          <w:p>
+            <w:r>
+              <w:rPr>
+                <w:rFonts w:ascii="Arial" w:cs="Arial" w:eastAsia="Arial" w:hAnsi="Arial"/>
+                <w:color w:val="000000"/>
+                <w:sz w:val="22"/>
+                <w:szCs w:val="22"/>
+                <w:lang w:val="en-GB"/>
               </w:rPr>
               <w:t xml:space="preserve">File the completed investigation for a minimum of 5 years.</w:t>
             </w:r>
@@ -2077,6 +2239,7 @@
           <w:color w:val="000000"/>
           <w:sz w:val="6"/>
           <w:szCs w:val="6"/>
+          <w:lang w:val="en-GB"/>
         </w:rPr>
         <w:t xml:space="preserve"/>
       </w:r>
@@ -2084,6 +2247,7 @@
     <w:p>
       <w:pPr>
         <w:spacing w:before="240" w:after="120"/>
+        <w:keepNext/>
       </w:pPr>
       <w:r>
         <w:rPr>
@@ -2093,8 +2257,9 @@
           <w:color w:val="C04E1A"/>
           <w:sz w:val="26"/>
           <w:szCs w:val="26"/>
+          <w:lang w:val="en-GB"/>
         </w:rPr>
-        <w:t xml:space="preserve">INTERVIEWING TIPS</w:t>
+        <w:t xml:space="preserve">Interviewing tips</w:t>
       </w:r>
     </w:p>
     <w:tbl>
@@ -2114,6 +2279,9 @@
         <w:gridCol w:w="7066"/>
       </w:tblGrid>
       <w:tr>
+        <w:trPr>
+          <w:cantSplit/>
+        </w:trPr>
         <w:tc>
           <w:tcPr>
             <w:tcW w:type="dxa" w:w="3400"/>
@@ -2141,8 +2309,9 @@
                 <w:color w:val="000000"/>
                 <w:sz w:val="22"/>
                 <w:szCs w:val="22"/>
-              </w:rPr>
-              <w:t xml:space="preserve">Do</w:t>
+                <w:lang w:val="en-GB"/>
+              </w:rPr>
+              <w:t xml:space="preserve">Good practice</w:t>
             </w:r>
           </w:p>
         </w:tc>
@@ -2170,13 +2339,17 @@
                 <w:color w:val="000000"/>
                 <w:sz w:val="22"/>
                 <w:szCs w:val="22"/>
-              </w:rPr>
-              <w:t xml:space="preserve">Interview as soon as possible. Explain the purpose: learning, not blame. Use open questions (What happened? What did you see? What were you doing?). Use the scene — let people show you. Take notes. Listen more than you talk.</w:t>
+                <w:lang w:val="en-GB"/>
+              </w:rPr>
+              <w:t xml:space="preserve">Interview as soon as possible. Explain that the purpose is to understand the incident and prevent recurrence. Ask open questions: What happened? What did you see? What were you doing? At the scene, ask people to show you. Take notes and give them time to speak.</w:t>
             </w:r>
           </w:p>
         </w:tc>
       </w:tr>
       <w:tr>
+        <w:trPr>
+          <w:cantSplit/>
+        </w:trPr>
         <w:tc>
           <w:tcPr>
             <w:tcW w:type="dxa" w:w="3400"/>
@@ -2204,8 +2377,9 @@
                 <w:color w:val="000000"/>
                 <w:sz w:val="22"/>
                 <w:szCs w:val="22"/>
-              </w:rPr>
-              <w:t xml:space="preserve">Do not</w:t>
+                <w:lang w:val="en-GB"/>
+              </w:rPr>
+              <w:t xml:space="preserve">Avoid</w:t>
             </w:r>
           </w:p>
         </w:tc>
@@ -2233,8 +2407,9 @@
                 <w:color w:val="000000"/>
                 <w:sz w:val="22"/>
                 <w:szCs w:val="22"/>
-              </w:rPr>
-              <w:t xml:space="preserve">Do not accuse, argue, or lead. Do not ask “Why did you do that?” — ask “What led you to do that?” instead. Do not finish people’s sentences. Do not interview in front of others unless it is a group discussion. Do not record without consent.</w:t>
+                <w:lang w:val="en-GB"/>
+              </w:rPr>
+              <w:t xml:space="preserve">Avoid accusations, arguments and leading questions. Ask “What led you to do that?” instead of “Why did you do that?” Let people finish their sentences. Interview privately unless conducting a group discussion. Obtain consent before recording.</w:t>
             </w:r>
           </w:p>
         </w:tc>
@@ -2247,6 +2422,7 @@
           <w:color w:val="000000"/>
           <w:sz w:val="6"/>
           <w:szCs w:val="6"/>
+          <w:lang w:val="en-GB"/>
         </w:rPr>
         <w:t xml:space="preserve"/>
       </w:r>
@@ -2254,6 +2430,7 @@
     <w:p>
       <w:pPr>
         <w:spacing w:before="240" w:after="120"/>
+        <w:keepNext/>
       </w:pPr>
       <w:r>
         <w:rPr>
@@ -2263,8 +2440,9 @@
           <w:color w:val="C04E1A"/>
           <w:sz w:val="26"/>
           <w:szCs w:val="26"/>
+          <w:lang w:val="en-GB"/>
         </w:rPr>
-        <w:t xml:space="preserve">RECORDS</w:t>
+        <w:t xml:space="preserve">Records</w:t>
       </w:r>
     </w:p>
     <w:p>
@@ -2274,8 +2452,9 @@
           <w:color w:val="000000"/>
           <w:sz w:val="22"/>
           <w:szCs w:val="22"/>
+          <w:lang w:val="en-GB"/>
         </w:rPr>
-        <w:t xml:space="preserve">File completed investigation reports for a minimum of 5 years. Log all incidents in the incident register. Share the lessons learned with relevant teams.</w:t>
+        <w:t xml:space="preserve">Keep completed investigation reports for at least 5 years. Log all incidents in the incident register and share findings with the relevant teams.</w:t>
       </w:r>
     </w:p>
     <w:p>
@@ -2286,6 +2465,42 @@
     <w:p>
       <w:pPr>
         <w:spacing w:before="200" w:after="200"/>
+        <w:pStyle w:val="Title"/>
+      </w:pPr>
+      <w:r>
+        <w:rPr>
+          <w:rFonts w:ascii="Arial" w:cs="Arial" w:eastAsia="Arial" w:hAnsi="Arial"/>
+          <w:b/>
+          <w:bCs/>
+          <w:color w:val="000000"/>
+          <w:sz w:val="32"/>
+          <w:szCs w:val="32"/>
+          <w:lang w:val="en-GB"/>
+        </w:rPr>
+        <w:t xml:space="preserve">Incident investigation quick reference</w:t>
+      </w:r>
+    </w:p>
+    <w:p>
+      <w:pPr>
+        <w:spacing w:after="0" w:before="0"/>
+      </w:pPr>
+      <w:r>
+        <w:rPr>
+          <w:rFonts w:ascii="Arial" w:cs="Arial" w:eastAsia="Arial" w:hAnsi="Arial"/>
+          <w:i/>
+          <w:iCs/>
+          <w:color w:val="666666"/>
+          <w:sz w:val="20"/>
+          <w:szCs w:val="22"/>
+          <w:lang w:val="en-GB"/>
+        </w:rPr>
+        <w:t xml:space="preserve">Display in the supervisor’s office or on the safety notice board</w:t>
+      </w:r>
+    </w:p>
+    <w:p>
+      <w:pPr>
+        <w:spacing w:before="120" w:after="70"/>
+        <w:keepNext/>
       </w:pPr>
       <w:r>
         <w:rPr>
@@ -2293,42 +2508,11 @@
           <w:b/>
           <w:bCs/>
           <w:color w:val="C04E1A"/>
-          <w:sz w:val="32"/>
-          <w:szCs w:val="32"/>
+          <w:sz w:val="24"/>
+          <w:szCs w:val="26"/>
+          <w:lang w:val="en-GB"/>
         </w:rPr>
-        <w:t xml:space="preserve">INCIDENT INVESTIGATION — QUICK REFERENCE</w:t>
-      </w:r>
-    </w:p>
-    <w:p>
-      <w:pPr>
-        <w:spacing w:after="80"/>
-      </w:pPr>
-      <w:r>
-        <w:rPr>
-          <w:rFonts w:ascii="Arial" w:cs="Arial" w:eastAsia="Arial" w:hAnsi="Arial"/>
-          <w:i/>
-          <w:iCs/>
-          <w:color w:val="666666"/>
-          <w:sz w:val="22"/>
-          <w:szCs w:val="22"/>
-        </w:rPr>
-        <w:t xml:space="preserve">Post in the supervisor’s office or safety notice board</w:t>
-      </w:r>
-    </w:p>
-    <w:p>
-      <w:pPr>
-        <w:spacing w:before="240" w:after="120"/>
-      </w:pPr>
-      <w:r>
-        <w:rPr>
-          <w:rFonts w:ascii="Arial" w:cs="Arial" w:eastAsia="Arial" w:hAnsi="Arial"/>
-          <w:b/>
-          <w:bCs/>
-          <w:color w:val="C04E1A"/>
-          <w:sz w:val="26"/>
-          <w:szCs w:val="26"/>
-        </w:rPr>
-        <w:t xml:space="preserve">WHEN TO INVESTIGATE</w:t>
+        <w:t xml:space="preserve">When to investigate</w:t>
       </w:r>
     </w:p>
     <w:tbl>
@@ -2348,6 +2532,9 @@
         <w:gridCol w:w="7066"/>
       </w:tblGrid>
       <w:tr>
+        <w:trPr>
+          <w:cantSplit/>
+        </w:trPr>
         <w:tc>
           <w:tcPr>
             <w:tcW w:type="dxa" w:w="3400"/>
@@ -2367,14 +2554,18 @@
             <w:vAlign w:val="top"/>
           </w:tcPr>
           <w:p>
+            <w:pPr>
+              <w:spacing w:before="0" w:after="0"/>
+            </w:pPr>
             <w:r>
               <w:rPr>
                 <w:rFonts w:ascii="Arial" w:cs="Arial" w:eastAsia="Arial" w:hAnsi="Arial"/>
                 <w:b/>
                 <w:bCs/>
                 <w:color w:val="000000"/>
-                <w:sz w:val="22"/>
-                <w:szCs w:val="22"/>
+                <w:sz w:val="20"/>
+                <w:szCs w:val="22"/>
+                <w:lang w:val="en-GB"/>
               </w:rPr>
               <w:t xml:space="preserve">Always</w:t>
             </w:r>
@@ -2398,19 +2589,26 @@
             <w:vAlign w:val="top"/>
           </w:tcPr>
           <w:p>
-            <w:r>
-              <w:rPr>
-                <w:rFonts w:ascii="Arial" w:cs="Arial" w:eastAsia="Arial" w:hAnsi="Arial"/>
-                <w:color w:val="000000"/>
-                <w:sz w:val="22"/>
-                <w:szCs w:val="22"/>
-              </w:rPr>
-              <w:t xml:space="preserve">Any injury requiring medical treatment, any lost-time incident, any serious or fatal accident</w:t>
+            <w:pPr>
+              <w:spacing w:before="0" w:after="0"/>
+            </w:pPr>
+            <w:r>
+              <w:rPr>
+                <w:rFonts w:ascii="Arial" w:cs="Arial" w:eastAsia="Arial" w:hAnsi="Arial"/>
+                <w:color w:val="000000"/>
+                <w:sz w:val="20"/>
+                <w:szCs w:val="22"/>
+                <w:lang w:val="en-GB"/>
+              </w:rPr>
+              <w:t xml:space="preserve">Any injury, any lost-time incident, any treatment beyond first aid, any serious or fatal accident</w:t>
             </w:r>
           </w:p>
         </w:tc>
       </w:tr>
       <w:tr>
+        <w:trPr>
+          <w:cantSplit/>
+        </w:trPr>
         <w:tc>
           <w:tcPr>
             <w:tcW w:type="dxa" w:w="3400"/>
@@ -2430,14 +2628,18 @@
             <w:vAlign w:val="top"/>
           </w:tcPr>
           <w:p>
+            <w:pPr>
+              <w:spacing w:before="0" w:after="0"/>
+            </w:pPr>
             <w:r>
               <w:rPr>
                 <w:rFonts w:ascii="Arial" w:cs="Arial" w:eastAsia="Arial" w:hAnsi="Arial"/>
                 <w:b/>
                 <w:bCs/>
                 <w:color w:val="000000"/>
-                <w:sz w:val="22"/>
-                <w:szCs w:val="22"/>
+                <w:sz w:val="20"/>
+                <w:szCs w:val="22"/>
+                <w:lang w:val="en-GB"/>
               </w:rPr>
               <w:t xml:space="preserve">Also</w:t>
             </w:r>
@@ -2461,33 +2663,42 @@
             <w:vAlign w:val="top"/>
           </w:tcPr>
           <w:p>
-            <w:r>
-              <w:rPr>
-                <w:rFonts w:ascii="Arial" w:cs="Arial" w:eastAsia="Arial" w:hAnsi="Arial"/>
-                <w:color w:val="000000"/>
-                <w:sz w:val="22"/>
-                <w:szCs w:val="22"/>
-              </w:rPr>
-              <w:t xml:space="preserve">Near-misses, property damage, dangerous occurrences</w:t>
+            <w:pPr>
+              <w:spacing w:before="0" w:after="0"/>
+            </w:pPr>
+            <w:r>
+              <w:rPr>
+                <w:rFonts w:ascii="Arial" w:cs="Arial" w:eastAsia="Arial" w:hAnsi="Arial"/>
+                <w:color w:val="000000"/>
+                <w:sz w:val="20"/>
+                <w:szCs w:val="22"/>
+                <w:lang w:val="en-GB"/>
+              </w:rPr>
+              <w:t xml:space="preserve">Near misses, property damage, dangerous occurrences</w:t>
             </w:r>
           </w:p>
         </w:tc>
       </w:tr>
     </w:tbl>
     <w:p>
+      <w:pPr>
+        <w:spacing w:before="0" w:after="0" w:line="20" w:lineRule="exact"/>
+      </w:pPr>
       <w:r>
         <w:rPr>
           <w:rFonts w:ascii="Arial" w:cs="Arial" w:eastAsia="Arial" w:hAnsi="Arial"/>
           <w:color w:val="000000"/>
-          <w:sz w:val="6"/>
+          <w:sz w:val="2"/>
           <w:szCs w:val="6"/>
+          <w:lang w:val="en-GB"/>
         </w:rPr>
         <w:t xml:space="preserve"/>
       </w:r>
     </w:p>
     <w:p>
       <w:pPr>
-        <w:spacing w:before="240" w:after="120"/>
+        <w:spacing w:before="120" w:after="70"/>
+        <w:keepNext/>
       </w:pPr>
       <w:r>
         <w:rPr>
@@ -2495,10 +2706,11 @@
           <w:b/>
           <w:bCs/>
           <w:color w:val="C04E1A"/>
-          <w:sz w:val="26"/>
+          <w:sz w:val="24"/>
           <w:szCs w:val="26"/>
+          <w:lang w:val="en-GB"/>
         </w:rPr>
-        <w:t xml:space="preserve">PROCESS</w:t>
+        <w:t xml:space="preserve">Process</w:t>
       </w:r>
     </w:p>
     <w:tbl>
@@ -2518,6 +2730,9 @@
         <w:gridCol w:w="7066"/>
       </w:tblGrid>
       <w:tr>
+        <w:trPr>
+          <w:cantSplit/>
+        </w:trPr>
         <w:tc>
           <w:tcPr>
             <w:tcW w:type="dxa" w:w="3400"/>
@@ -2537,16 +2752,20 @@
             <w:vAlign w:val="top"/>
           </w:tcPr>
           <w:p>
+            <w:pPr>
+              <w:spacing w:before="0" w:after="0"/>
+            </w:pPr>
             <w:r>
               <w:rPr>
                 <w:rFonts w:ascii="Arial" w:cs="Arial" w:eastAsia="Arial" w:hAnsi="Arial"/>
                 <w:b/>
                 <w:bCs/>
                 <w:color w:val="000000"/>
-                <w:sz w:val="22"/>
-                <w:szCs w:val="22"/>
-              </w:rPr>
-              <w:t xml:space="preserve">1. SECURE &amp; REPORT</w:t>
+                <w:sz w:val="20"/>
+                <w:szCs w:val="22"/>
+                <w:lang w:val="en-GB"/>
+              </w:rPr>
+              <w:t xml:space="preserve">1 Secure and report</w:t>
             </w:r>
           </w:p>
         </w:tc>
@@ -2568,19 +2787,26 @@
             <w:vAlign w:val="top"/>
           </w:tcPr>
           <w:p>
-            <w:r>
-              <w:rPr>
-                <w:rFonts w:ascii="Arial" w:cs="Arial" w:eastAsia="Arial" w:hAnsi="Arial"/>
-                <w:color w:val="000000"/>
-                <w:sz w:val="22"/>
-                <w:szCs w:val="22"/>
-              </w:rPr>
-              <w:t xml:space="preserve">First aid. Emergency services (144/117/118). Secure scene. Photo/video. Notify management.</w:t>
+            <w:pPr>
+              <w:spacing w:before="0" w:after="0"/>
+            </w:pPr>
+            <w:r>
+              <w:rPr>
+                <w:rFonts w:ascii="Arial" w:cs="Arial" w:eastAsia="Arial" w:hAnsi="Arial"/>
+                <w:color w:val="000000"/>
+                <w:sz w:val="20"/>
+                <w:szCs w:val="22"/>
+                <w:lang w:val="en-GB"/>
+              </w:rPr>
+              <w:t xml:space="preserve">First aid. Emergency services (144/117/118). Secure the scene. Photos and videos. Notify management.</w:t>
             </w:r>
           </w:p>
         </w:tc>
       </w:tr>
       <w:tr>
+        <w:trPr>
+          <w:cantSplit/>
+        </w:trPr>
         <w:tc>
           <w:tcPr>
             <w:tcW w:type="dxa" w:w="3400"/>
@@ -2600,16 +2826,20 @@
             <w:vAlign w:val="top"/>
           </w:tcPr>
           <w:p>
+            <w:pPr>
+              <w:spacing w:before="0" w:after="0"/>
+            </w:pPr>
             <w:r>
               <w:rPr>
                 <w:rFonts w:ascii="Arial" w:cs="Arial" w:eastAsia="Arial" w:hAnsi="Arial"/>
                 <w:b/>
                 <w:bCs/>
                 <w:color w:val="000000"/>
-                <w:sz w:val="22"/>
-                <w:szCs w:val="22"/>
-              </w:rPr>
-              <w:t xml:space="preserve">2. GATHER FACTS</w:t>
+                <w:sz w:val="20"/>
+                <w:szCs w:val="22"/>
+                <w:lang w:val="en-GB"/>
+              </w:rPr>
+              <w:t xml:space="preserve">2 Gather facts</w:t>
             </w:r>
           </w:p>
         </w:tc>
@@ -2631,19 +2861,26 @@
             <w:vAlign w:val="top"/>
           </w:tcPr>
           <w:p>
-            <w:r>
-              <w:rPr>
-                <w:rFonts w:ascii="Arial" w:cs="Arial" w:eastAsia="Arial" w:hAnsi="Arial"/>
-                <w:color w:val="000000"/>
-                <w:sz w:val="22"/>
-                <w:szCs w:val="22"/>
-              </w:rPr>
-              <w:t xml:space="preserve">People – Place – Paper. Interview witnesses, inspect scene, collect records.</w:t>
+            <w:pPr>
+              <w:spacing w:before="0" w:after="0"/>
+            </w:pPr>
+            <w:r>
+              <w:rPr>
+                <w:rFonts w:ascii="Arial" w:cs="Arial" w:eastAsia="Arial" w:hAnsi="Arial"/>
+                <w:color w:val="000000"/>
+                <w:sz w:val="20"/>
+                <w:szCs w:val="22"/>
+                <w:lang w:val="en-GB"/>
+              </w:rPr>
+              <w:t xml:space="preserve">People, place and records. Interview witnesses, inspect the scene and collect documents.</w:t>
             </w:r>
           </w:p>
         </w:tc>
       </w:tr>
       <w:tr>
+        <w:trPr>
+          <w:cantSplit/>
+        </w:trPr>
         <w:tc>
           <w:tcPr>
             <w:tcW w:type="dxa" w:w="3400"/>
@@ -2663,16 +2900,20 @@
             <w:vAlign w:val="top"/>
           </w:tcPr>
           <w:p>
+            <w:pPr>
+              <w:spacing w:before="0" w:after="0"/>
+            </w:pPr>
             <w:r>
               <w:rPr>
                 <w:rFonts w:ascii="Arial" w:cs="Arial" w:eastAsia="Arial" w:hAnsi="Arial"/>
                 <w:b/>
                 <w:bCs/>
                 <w:color w:val="000000"/>
-                <w:sz w:val="22"/>
-                <w:szCs w:val="22"/>
-              </w:rPr>
-              <w:t xml:space="preserve">3. TIMELINE</w:t>
+                <w:sz w:val="20"/>
+                <w:szCs w:val="22"/>
+                <w:lang w:val="en-GB"/>
+              </w:rPr>
+              <w:t xml:space="preserve">3 Timeline</w:t>
             </w:r>
           </w:p>
         </w:tc>
@@ -2694,19 +2935,26 @@
             <w:vAlign w:val="top"/>
           </w:tcPr>
           <w:p>
-            <w:r>
-              <w:rPr>
-                <w:rFonts w:ascii="Arial" w:cs="Arial" w:eastAsia="Arial" w:hAnsi="Arial"/>
-                <w:color w:val="000000"/>
-                <w:sz w:val="22"/>
-                <w:szCs w:val="22"/>
-              </w:rPr>
-              <w:t xml:space="preserve">Arrange facts in order. Find gaps.</w:t>
+            <w:pPr>
+              <w:spacing w:before="0" w:after="0"/>
+            </w:pPr>
+            <w:r>
+              <w:rPr>
+                <w:rFonts w:ascii="Arial" w:cs="Arial" w:eastAsia="Arial" w:hAnsi="Arial"/>
+                <w:color w:val="000000"/>
+                <w:sz w:val="20"/>
+                <w:szCs w:val="22"/>
+                <w:lang w:val="en-GB"/>
+              </w:rPr>
+              <w:t xml:space="preserve">Put the facts in order and investigate gaps.</w:t>
             </w:r>
           </w:p>
         </w:tc>
       </w:tr>
       <w:tr>
+        <w:trPr>
+          <w:cantSplit/>
+        </w:trPr>
         <w:tc>
           <w:tcPr>
             <w:tcW w:type="dxa" w:w="3400"/>
@@ -2726,16 +2974,20 @@
             <w:vAlign w:val="top"/>
           </w:tcPr>
           <w:p>
+            <w:pPr>
+              <w:spacing w:before="0" w:after="0"/>
+            </w:pPr>
             <w:r>
               <w:rPr>
                 <w:rFonts w:ascii="Arial" w:cs="Arial" w:eastAsia="Arial" w:hAnsi="Arial"/>
                 <w:b/>
                 <w:bCs/>
                 <w:color w:val="000000"/>
-                <w:sz w:val="22"/>
-                <w:szCs w:val="22"/>
-              </w:rPr>
-              <w:t xml:space="preserve">4. FIND CAUSES</w:t>
+                <w:sz w:val="20"/>
+                <w:szCs w:val="22"/>
+                <w:lang w:val="en-GB"/>
+              </w:rPr>
+              <w:t xml:space="preserve">4 Identify causes</w:t>
             </w:r>
           </w:p>
         </w:tc>
@@ -2757,19 +3009,26 @@
             <w:vAlign w:val="top"/>
           </w:tcPr>
           <w:p>
-            <w:r>
-              <w:rPr>
-                <w:rFonts w:ascii="Arial" w:cs="Arial" w:eastAsia="Arial" w:hAnsi="Arial"/>
-                <w:color w:val="000000"/>
-                <w:sz w:val="22"/>
-                <w:szCs w:val="22"/>
-              </w:rPr>
-              <w:t xml:space="preserve">Checklist (Suva 66100) + 5 Whys + backward check (Therefore…Therefore).</w:t>
+            <w:pPr>
+              <w:spacing w:before="0" w:after="0"/>
+            </w:pPr>
+            <w:r>
+              <w:rPr>
+                <w:rFonts w:ascii="Arial" w:cs="Arial" w:eastAsia="Arial" w:hAnsi="Arial"/>
+                <w:color w:val="000000"/>
+                <w:sz w:val="20"/>
+                <w:szCs w:val="22"/>
+                <w:lang w:val="en-GB"/>
+              </w:rPr>
+              <w:t xml:space="preserve">Checklist (Suva 66100), 5 Whys and a cause-and-effect check.</w:t>
             </w:r>
           </w:p>
         </w:tc>
       </w:tr>
       <w:tr>
+        <w:trPr>
+          <w:cantSplit/>
+        </w:trPr>
         <w:tc>
           <w:tcPr>
             <w:tcW w:type="dxa" w:w="3400"/>
@@ -2789,16 +3048,20 @@
             <w:vAlign w:val="top"/>
           </w:tcPr>
           <w:p>
+            <w:pPr>
+              <w:spacing w:before="0" w:after="0"/>
+            </w:pPr>
             <w:r>
               <w:rPr>
                 <w:rFonts w:ascii="Arial" w:cs="Arial" w:eastAsia="Arial" w:hAnsi="Arial"/>
                 <w:b/>
                 <w:bCs/>
                 <w:color w:val="000000"/>
-                <w:sz w:val="22"/>
-                <w:szCs w:val="22"/>
-              </w:rPr>
-              <w:t xml:space="preserve">5. DEFINE ACTIONS</w:t>
+                <w:sz w:val="20"/>
+                <w:szCs w:val="22"/>
+                <w:lang w:val="en-GB"/>
+              </w:rPr>
+              <w:t xml:space="preserve">5 Define actions</w:t>
             </w:r>
           </w:p>
         </w:tc>
@@ -2820,19 +3083,26 @@
             <w:vAlign w:val="top"/>
           </w:tcPr>
           <w:p>
-            <w:r>
-              <w:rPr>
-                <w:rFonts w:ascii="Arial" w:cs="Arial" w:eastAsia="Arial" w:hAnsi="Arial"/>
-                <w:color w:val="000000"/>
-                <w:sz w:val="22"/>
-                <w:szCs w:val="22"/>
-              </w:rPr>
-              <w:t xml:space="preserve">STOP: Substitution → Technical → Organisational → Personal. Name + deadline.</w:t>
+            <w:pPr>
+              <w:spacing w:before="0" w:after="0"/>
+            </w:pPr>
+            <w:r>
+              <w:rPr>
+                <w:rFonts w:ascii="Arial" w:cs="Arial" w:eastAsia="Arial" w:hAnsi="Arial"/>
+                <w:color w:val="000000"/>
+                <w:sz w:val="20"/>
+                <w:szCs w:val="22"/>
+                <w:lang w:val="en-GB"/>
+              </w:rPr>
+              <w:t xml:space="preserve">STOP: Substitution → Technical → Organisational → Personal protection. Assign an owner and deadline.</w:t>
             </w:r>
           </w:p>
         </w:tc>
       </w:tr>
       <w:tr>
+        <w:trPr>
+          <w:cantSplit/>
+        </w:trPr>
         <w:tc>
           <w:tcPr>
             <w:tcW w:type="dxa" w:w="3400"/>
@@ -2852,16 +3122,20 @@
             <w:vAlign w:val="top"/>
           </w:tcPr>
           <w:p>
+            <w:pPr>
+              <w:spacing w:before="0" w:after="0"/>
+            </w:pPr>
             <w:r>
               <w:rPr>
                 <w:rFonts w:ascii="Arial" w:cs="Arial" w:eastAsia="Arial" w:hAnsi="Arial"/>
                 <w:b/>
                 <w:bCs/>
                 <w:color w:val="000000"/>
-                <w:sz w:val="22"/>
-                <w:szCs w:val="22"/>
-              </w:rPr>
-              <w:t xml:space="preserve">6. REPORT &amp; SHARE</w:t>
+                <w:sz w:val="20"/>
+                <w:szCs w:val="22"/>
+                <w:lang w:val="en-GB"/>
+              </w:rPr>
+              <w:t xml:space="preserve">6 Report and share</w:t>
             </w:r>
           </w:p>
         </w:tc>
@@ -2883,19 +3157,26 @@
             <w:vAlign w:val="top"/>
           </w:tcPr>
           <w:p>
-            <w:r>
-              <w:rPr>
-                <w:rFonts w:ascii="Arial" w:cs="Arial" w:eastAsia="Arial" w:hAnsi="Arial"/>
-                <w:color w:val="000000"/>
-                <w:sz w:val="22"/>
-                <w:szCs w:val="22"/>
-              </w:rPr>
-              <w:t xml:space="preserve">Complete form. Submit to management. Communicate to workers.</w:t>
+            <w:pPr>
+              <w:spacing w:before="0" w:after="0"/>
+            </w:pPr>
+            <w:r>
+              <w:rPr>
+                <w:rFonts w:ascii="Arial" w:cs="Arial" w:eastAsia="Arial" w:hAnsi="Arial"/>
+                <w:color w:val="000000"/>
+                <w:sz w:val="20"/>
+                <w:szCs w:val="22"/>
+                <w:lang w:val="en-GB"/>
+              </w:rPr>
+              <w:t xml:space="preserve">Complete the form, obtain management approval and inform workers.</w:t>
             </w:r>
           </w:p>
         </w:tc>
       </w:tr>
       <w:tr>
+        <w:trPr>
+          <w:cantSplit/>
+        </w:trPr>
         <w:tc>
           <w:tcPr>
             <w:tcW w:type="dxa" w:w="3400"/>
@@ -2915,16 +3196,20 @@
             <w:vAlign w:val="top"/>
           </w:tcPr>
           <w:p>
+            <w:pPr>
+              <w:spacing w:before="0" w:after="0"/>
+            </w:pPr>
             <w:r>
               <w:rPr>
                 <w:rFonts w:ascii="Arial" w:cs="Arial" w:eastAsia="Arial" w:hAnsi="Arial"/>
                 <w:b/>
                 <w:bCs/>
                 <w:color w:val="000000"/>
-                <w:sz w:val="22"/>
-                <w:szCs w:val="22"/>
-              </w:rPr>
-              <w:t xml:space="preserve">7. FOLLOW UP</w:t>
+                <w:sz w:val="20"/>
+                <w:szCs w:val="22"/>
+                <w:lang w:val="en-GB"/>
+              </w:rPr>
+              <w:t xml:space="preserve">7 Follow up</w:t>
             </w:r>
           </w:p>
         </w:tc>
@@ -2946,33 +3231,42 @@
             <w:vAlign w:val="top"/>
           </w:tcPr>
           <w:p>
-            <w:r>
-              <w:rPr>
-                <w:rFonts w:ascii="Arial" w:cs="Arial" w:eastAsia="Arial" w:hAnsi="Arial"/>
-                <w:color w:val="000000"/>
-                <w:sz w:val="22"/>
-                <w:szCs w:val="22"/>
-              </w:rPr>
-              <w:t xml:space="preserve">Verify completion. Check effectiveness. File for 5 years.</w:t>
+            <w:pPr>
+              <w:spacing w:before="0" w:after="0"/>
+            </w:pPr>
+            <w:r>
+              <w:rPr>
+                <w:rFonts w:ascii="Arial" w:cs="Arial" w:eastAsia="Arial" w:hAnsi="Arial"/>
+                <w:color w:val="000000"/>
+                <w:sz w:val="20"/>
+                <w:szCs w:val="22"/>
+                <w:lang w:val="en-GB"/>
+              </w:rPr>
+              <w:t xml:space="preserve">Check completion and effectiveness. Keep the report for 5 years.</w:t>
             </w:r>
           </w:p>
         </w:tc>
       </w:tr>
     </w:tbl>
     <w:p>
+      <w:pPr>
+        <w:spacing w:before="0" w:after="0" w:line="20" w:lineRule="exact"/>
+      </w:pPr>
       <w:r>
         <w:rPr>
           <w:rFonts w:ascii="Arial" w:cs="Arial" w:eastAsia="Arial" w:hAnsi="Arial"/>
           <w:color w:val="000000"/>
-          <w:sz w:val="6"/>
+          <w:sz w:val="2"/>
           <w:szCs w:val="6"/>
+          <w:lang w:val="en-GB"/>
         </w:rPr>
         <w:t xml:space="preserve"/>
       </w:r>
     </w:p>
     <w:p>
       <w:pPr>
-        <w:spacing w:before="240" w:after="120"/>
+        <w:spacing w:before="120" w:after="70"/>
+        <w:keepNext/>
       </w:pPr>
       <w:r>
         <w:rPr>
@@ -2980,10 +3274,11 @@
           <w:b/>
           <w:bCs/>
           <w:color w:val="C04E1A"/>
-          <w:sz w:val="26"/>
+          <w:sz w:val="24"/>
           <w:szCs w:val="26"/>
+          <w:lang w:val="en-GB"/>
         </w:rPr>
-        <w:t xml:space="preserve">5 WHYS + BACKWARD CHECK</w:t>
+        <w:t xml:space="preserve">5 Whys and cause and effect</w:t>
       </w:r>
     </w:p>
     <w:tbl>
@@ -3002,6 +3297,9 @@
         <w:gridCol w:w="10466"/>
       </w:tblGrid>
       <w:tr>
+        <w:trPr>
+          <w:cantSplit/>
+        </w:trPr>
         <w:tc>
           <w:tcPr>
             <w:tcW w:type="dxa" w:w="10466"/>
@@ -3020,61 +3318,82 @@
             <w:vAlign w:val="top"/>
           </w:tcPr>
           <w:p>
-            <w:r>
-              <w:rPr>
-                <w:rFonts w:ascii="Arial" w:cs="Arial" w:eastAsia="Arial" w:hAnsi="Arial"/>
-                <w:color w:val="000000"/>
-                <w:sz w:val="22"/>
-                <w:szCs w:val="22"/>
-              </w:rPr>
-              <w:t xml:space="preserve">For each contributing factor, ask “Why?” until you reach an organisational root cause.</w:t>
-            </w:r>
-          </w:p>
-          <w:p>
-            <w:r>
-              <w:rPr>
-                <w:rFonts w:ascii="Arial" w:cs="Arial" w:eastAsia="Arial" w:hAnsi="Arial"/>
-                <w:color w:val="000000"/>
-                <w:sz w:val="6"/>
+            <w:pPr>
+              <w:spacing w:before="0" w:after="0"/>
+            </w:pPr>
+            <w:r>
+              <w:rPr>
+                <w:rFonts w:ascii="Arial" w:cs="Arial" w:eastAsia="Arial" w:hAnsi="Arial"/>
+                <w:color w:val="000000"/>
+                <w:sz w:val="20"/>
+                <w:szCs w:val="22"/>
+                <w:lang w:val="en-GB"/>
+              </w:rPr>
+              <w:t xml:space="preserve">Ask “Why?” repeatedly for each contributing factor. Check each answer against evidence, including how the work was organised.</w:t>
+            </w:r>
+          </w:p>
+          <w:p>
+            <w:pPr>
+              <w:spacing w:before="0" w:after="0" w:line="20" w:lineRule="exact"/>
+            </w:pPr>
+            <w:r>
+              <w:rPr>
+                <w:rFonts w:ascii="Arial" w:cs="Arial" w:eastAsia="Arial" w:hAnsi="Arial"/>
+                <w:color w:val="000000"/>
+                <w:sz w:val="2"/>
                 <w:szCs w:val="6"/>
-              </w:rPr>
-              <w:t xml:space="preserve"/>
-            </w:r>
-          </w:p>
-          <w:p>
-            <w:r>
-              <w:rPr>
-                <w:rFonts w:ascii="Arial" w:cs="Arial" w:eastAsia="Arial" w:hAnsi="Arial"/>
-                <w:b/>
+                <w:lang w:val="en-GB"/>
+              </w:rPr>
+              <w:t xml:space="preserve"/>
+            </w:r>
+          </w:p>
+          <w:p>
+            <w:pPr>
+              <w:spacing w:before="0" w:after="0"/>
+            </w:pPr>
+            <w:r>
+              <w:rPr>
+                <w:rFonts w:ascii="Arial" w:cs="Arial" w:eastAsia="Arial" w:hAnsi="Arial"/>
+                <w:b w:val="0"/>
                 <w:bCs/>
                 <w:color w:val="000000"/>
-                <w:sz w:val="22"/>
-                <w:szCs w:val="22"/>
-              </w:rPr>
-              <w:t xml:space="preserve">Backward check: </w:t>
-            </w:r>
-            <w:r>
-              <w:rPr>
-                <w:rFonts w:ascii="Arial" w:cs="Arial" w:eastAsia="Arial" w:hAnsi="Arial"/>
-                <w:color w:val="000000"/>
-                <w:sz w:val="22"/>
-                <w:szCs w:val="22"/>
-              </w:rPr>
-              <w:t xml:space="preserve">Read the chain back using “Therefore…” — if the logic does not hold, your analysis has a gap.</w:t>
-            </w:r>
-          </w:p>
-          <w:p>
-            <w:r>
-              <w:rPr>
-                <w:rFonts w:ascii="Arial" w:cs="Arial" w:eastAsia="Arial" w:hAnsi="Arial"/>
-                <w:color w:val="000000"/>
-                <w:sz w:val="6"/>
+                <w:sz w:val="20"/>
+                <w:szCs w:val="22"/>
+                <w:lang w:val="en-GB"/>
+              </w:rPr>
+              <w:t xml:space="preserve">Read back from the root cause towards the incident using “therefore”. Verify each link and investigate gaps.</w:t>
+            </w:r>
+            <w:r>
+              <w:rPr>
+                <w:rFonts w:ascii="Arial" w:cs="Arial" w:eastAsia="Arial" w:hAnsi="Arial"/>
+                <w:color w:val="000000"/>
+                <w:sz w:val="20"/>
+                <w:szCs w:val="22"/>
+                <w:b w:val="0"/>
+                <w:lang w:val="en-GB"/>
+              </w:rPr>
+              <w:t xml:space="preserve"/>
+            </w:r>
+          </w:p>
+          <w:p>
+            <w:pPr>
+              <w:spacing w:before="0" w:after="0" w:line="20" w:lineRule="exact"/>
+            </w:pPr>
+            <w:r>
+              <w:rPr>
+                <w:rFonts w:ascii="Arial" w:cs="Arial" w:eastAsia="Arial" w:hAnsi="Arial"/>
+                <w:color w:val="000000"/>
+                <w:sz w:val="2"/>
                 <w:szCs w:val="6"/>
-              </w:rPr>
-              <w:t xml:space="preserve"/>
-            </w:r>
-          </w:p>
-          <w:p>
+                <w:lang w:val="en-GB"/>
+              </w:rPr>
+              <w:t xml:space="preserve"/>
+            </w:r>
+          </w:p>
+          <w:p>
+            <w:pPr>
+              <w:spacing w:before="0" w:after="0"/>
+            </w:pPr>
             <w:r>
               <w:rPr>
                 <w:rFonts w:ascii="Arial" w:cs="Arial" w:eastAsia="Arial" w:hAnsi="Arial"/>
@@ -3083,8 +3402,9 @@
                 <w:i/>
                 <w:iCs/>
                 <w:color w:val="666666"/>
-                <w:sz w:val="22"/>
-                <w:szCs w:val="22"/>
+                <w:sz w:val="20"/>
+                <w:szCs w:val="22"/>
+                <w:lang w:val="en-GB"/>
               </w:rPr>
               <w:t xml:space="preserve">Example: </w:t>
             </w:r>
@@ -3094,24 +3414,32 @@
                 <w:i/>
                 <w:iCs/>
                 <w:color w:val="666666"/>
-                <w:sz w:val="22"/>
-                <w:szCs w:val="22"/>
-              </w:rPr>
-              <w:t xml:space="preserve">Worker hit by falling object → Why? Object not secured → Why? No procedure for securing loads at height → Why? Risk assessment did not cover this step → Why? RA not updated after process change → Why? No change management process.</w:t>
-            </w:r>
-          </w:p>
-          <w:p>
-            <w:r>
-              <w:rPr>
-                <w:rFonts w:ascii="Arial" w:cs="Arial" w:eastAsia="Arial" w:hAnsi="Arial"/>
-                <w:color w:val="000000"/>
-                <w:sz w:val="6"/>
+                <w:sz w:val="20"/>
+                <w:szCs w:val="22"/>
+                <w:lang w:val="en-GB"/>
+              </w:rPr>
+              <w:t xml:space="preserve">worker hit by a falling object → Why? Object not secured → Why? No procedure for securing objects at height → Why? Risk assessment omitted this task → Why? Assessment not updated after a process change → Why? No change management process.</w:t>
+            </w:r>
+          </w:p>
+          <w:p>
+            <w:pPr>
+              <w:spacing w:before="0" w:after="0" w:line="20" w:lineRule="exact"/>
+            </w:pPr>
+            <w:r>
+              <w:rPr>
+                <w:rFonts w:ascii="Arial" w:cs="Arial" w:eastAsia="Arial" w:hAnsi="Arial"/>
+                <w:color w:val="000000"/>
+                <w:sz w:val="2"/>
                 <w:szCs w:val="6"/>
-              </w:rPr>
-              <w:t xml:space="preserve"/>
-            </w:r>
-          </w:p>
-          <w:p>
+                <w:lang w:val="en-GB"/>
+              </w:rPr>
+              <w:t xml:space="preserve"/>
+            </w:r>
+          </w:p>
+          <w:p>
+            <w:pPr>
+              <w:spacing w:before="0" w:after="0"/>
+            </w:pPr>
             <w:r>
               <w:rPr>
                 <w:rFonts w:ascii="Arial" w:cs="Arial" w:eastAsia="Arial" w:hAnsi="Arial"/>
@@ -3120,10 +3448,11 @@
                 <w:i/>
                 <w:iCs/>
                 <w:color w:val="666666"/>
-                <w:sz w:val="22"/>
-                <w:szCs w:val="22"/>
-              </w:rPr>
-              <w:t xml:space="preserve">Backward: </w:t>
+                <w:sz w:val="20"/>
+                <w:szCs w:val="22"/>
+                <w:lang w:val="en-GB"/>
+              </w:rPr>
+              <w:t xml:space="preserve">Read back: </w:t>
             </w:r>
             <w:r>
               <w:rPr>
@@ -3131,29 +3460,35 @@
                 <w:i/>
                 <w:iCs/>
                 <w:color w:val="666666"/>
-                <w:sz w:val="22"/>
-                <w:szCs w:val="22"/>
-              </w:rPr>
-              <w:t xml:space="preserve">No change management → therefore RA not updated → therefore risk not identified → therefore no procedure → therefore object fell → therefore worker was hit. ✓</w:t>
+                <w:sz w:val="20"/>
+                <w:szCs w:val="22"/>
+                <w:lang w:val="en-GB"/>
+              </w:rPr>
+              <w:t xml:space="preserve">no change management → assessment not updated → task not assessed → no securing procedure → object not secured → object fell and hit the worker. Check this chain against the evidence.</w:t>
             </w:r>
           </w:p>
         </w:tc>
       </w:tr>
     </w:tbl>
     <w:p>
+      <w:pPr>
+        <w:spacing w:before="0" w:after="0" w:line="20" w:lineRule="exact"/>
+      </w:pPr>
       <w:r>
         <w:rPr>
           <w:rFonts w:ascii="Arial" w:cs="Arial" w:eastAsia="Arial" w:hAnsi="Arial"/>
           <w:color w:val="000000"/>
-          <w:sz w:val="6"/>
+          <w:sz w:val="2"/>
           <w:szCs w:val="6"/>
+          <w:lang w:val="en-GB"/>
         </w:rPr>
         <w:t xml:space="preserve"/>
       </w:r>
     </w:p>
     <w:p>
       <w:pPr>
-        <w:spacing w:before="240" w:after="120"/>
+        <w:spacing w:before="120" w:after="70"/>
+        <w:keepNext/>
       </w:pPr>
       <w:r>
         <w:rPr>
@@ -3161,10 +3496,11 @@
           <w:b/>
           <w:bCs/>
           <w:color w:val="C04E1A"/>
-          <w:sz w:val="26"/>
+          <w:sz w:val="24"/>
           <w:szCs w:val="26"/>
+          <w:lang w:val="en-GB"/>
         </w:rPr>
-        <w:t xml:space="preserve">STOP PRINCIPLE</w:t>
+        <w:t xml:space="preserve">STOP principle</w:t>
       </w:r>
     </w:p>
     <w:tbl>
@@ -3186,6 +3522,9 @@
         <w:gridCol w:w="4666"/>
       </w:tblGrid>
       <w:tr>
+        <w:trPr>
+          <w:cantSplit/>
+        </w:trPr>
         <w:tc>
           <w:tcPr>
             <w:tcW w:type="dxa" w:w="600"/>
@@ -3205,14 +3544,18 @@
             <w:vAlign w:val="top"/>
           </w:tcPr>
           <w:p>
+            <w:pPr>
+              <w:spacing w:before="0" w:after="0"/>
+            </w:pPr>
             <w:r>
               <w:rPr>
                 <w:rFonts w:ascii="Arial" w:cs="Arial" w:eastAsia="Arial" w:hAnsi="Arial"/>
                 <w:b/>
                 <w:bCs/>
                 <w:color w:val="000000"/>
-                <w:sz w:val="22"/>
-                <w:szCs w:val="22"/>
+                <w:sz w:val="20"/>
+                <w:szCs w:val="22"/>
+                <w:lang w:val="en-GB"/>
               </w:rPr>
               <w:t xml:space="preserve">S</w:t>
             </w:r>
@@ -3236,14 +3579,18 @@
             <w:vAlign w:val="top"/>
           </w:tcPr>
           <w:p>
-            <w:r>
-              <w:rPr>
-                <w:rFonts w:ascii="Arial" w:cs="Arial" w:eastAsia="Arial" w:hAnsi="Arial"/>
-                <w:color w:val="000000"/>
-                <w:sz w:val="22"/>
-                <w:szCs w:val="22"/>
-              </w:rPr>
-              <w:t xml:space="preserve">Substitution — eliminate the hazard</w:t>
+            <w:pPr>
+              <w:spacing w:before="0" w:after="0"/>
+            </w:pPr>
+            <w:r>
+              <w:rPr>
+                <w:rFonts w:ascii="Arial" w:cs="Arial" w:eastAsia="Arial" w:hAnsi="Arial"/>
+                <w:color w:val="000000"/>
+                <w:sz w:val="20"/>
+                <w:szCs w:val="22"/>
+                <w:lang w:val="en-GB"/>
+              </w:rPr>
+              <w:t xml:space="preserve">Substitution: eliminate the hazard</w:t>
             </w:r>
           </w:p>
         </w:tc>
@@ -3266,14 +3613,18 @@
             <w:vAlign w:val="top"/>
           </w:tcPr>
           <w:p>
+            <w:pPr>
+              <w:spacing w:before="0" w:after="0"/>
+            </w:pPr>
             <w:r>
               <w:rPr>
                 <w:rFonts w:ascii="Arial" w:cs="Arial" w:eastAsia="Arial" w:hAnsi="Arial"/>
                 <w:b/>
                 <w:bCs/>
                 <w:color w:val="000000"/>
-                <w:sz w:val="22"/>
-                <w:szCs w:val="22"/>
+                <w:sz w:val="20"/>
+                <w:szCs w:val="22"/>
+                <w:lang w:val="en-GB"/>
               </w:rPr>
               <w:t xml:space="preserve">T</w:t>
             </w:r>
@@ -3297,19 +3648,26 @@
             <w:vAlign w:val="top"/>
           </w:tcPr>
           <w:p>
-            <w:r>
-              <w:rPr>
-                <w:rFonts w:ascii="Arial" w:cs="Arial" w:eastAsia="Arial" w:hAnsi="Arial"/>
-                <w:color w:val="000000"/>
-                <w:sz w:val="22"/>
-                <w:szCs w:val="22"/>
-              </w:rPr>
-              <w:t xml:space="preserve">Technical — guarding, engineering controls</w:t>
+            <w:pPr>
+              <w:spacing w:before="0" w:after="0"/>
+            </w:pPr>
+            <w:r>
+              <w:rPr>
+                <w:rFonts w:ascii="Arial" w:cs="Arial" w:eastAsia="Arial" w:hAnsi="Arial"/>
+                <w:color w:val="000000"/>
+                <w:sz w:val="20"/>
+                <w:szCs w:val="22"/>
+                <w:lang w:val="en-GB"/>
+              </w:rPr>
+              <w:t xml:space="preserve">Technical: guarding and engineering controls</w:t>
             </w:r>
           </w:p>
         </w:tc>
       </w:tr>
       <w:tr>
+        <w:trPr>
+          <w:cantSplit/>
+        </w:trPr>
         <w:tc>
           <w:tcPr>
             <w:tcW w:type="dxa" w:w="600"/>
@@ -3329,14 +3687,18 @@
             <w:vAlign w:val="top"/>
           </w:tcPr>
           <w:p>
+            <w:pPr>
+              <w:spacing w:before="0" w:after="0"/>
+            </w:pPr>
             <w:r>
               <w:rPr>
                 <w:rFonts w:ascii="Arial" w:cs="Arial" w:eastAsia="Arial" w:hAnsi="Arial"/>
                 <w:b/>
                 <w:bCs/>
                 <w:color w:val="000000"/>
-                <w:sz w:val="22"/>
-                <w:szCs w:val="22"/>
+                <w:sz w:val="20"/>
+                <w:szCs w:val="22"/>
+                <w:lang w:val="en-GB"/>
               </w:rPr>
               <w:t xml:space="preserve">O</w:t>
             </w:r>
@@ -3360,14 +3722,18 @@
             <w:vAlign w:val="top"/>
           </w:tcPr>
           <w:p>
-            <w:r>
-              <w:rPr>
-                <w:rFonts w:ascii="Arial" w:cs="Arial" w:eastAsia="Arial" w:hAnsi="Arial"/>
-                <w:color w:val="000000"/>
-                <w:sz w:val="22"/>
-                <w:szCs w:val="22"/>
-              </w:rPr>
-              <w:t xml:space="preserve">Organisational — procedures, training, supervision</w:t>
+            <w:pPr>
+              <w:spacing w:before="0" w:after="0"/>
+            </w:pPr>
+            <w:r>
+              <w:rPr>
+                <w:rFonts w:ascii="Arial" w:cs="Arial" w:eastAsia="Arial" w:hAnsi="Arial"/>
+                <w:color w:val="000000"/>
+                <w:sz w:val="20"/>
+                <w:szCs w:val="22"/>
+                <w:lang w:val="en-GB"/>
+              </w:rPr>
+              <w:t xml:space="preserve">Organisational: procedures, training, planning and supervision</w:t>
             </w:r>
           </w:p>
         </w:tc>
@@ -3390,14 +3756,18 @@
             <w:vAlign w:val="top"/>
           </w:tcPr>
           <w:p>
+            <w:pPr>
+              <w:spacing w:before="0" w:after="0"/>
+            </w:pPr>
             <w:r>
               <w:rPr>
                 <w:rFonts w:ascii="Arial" w:cs="Arial" w:eastAsia="Arial" w:hAnsi="Arial"/>
                 <w:b/>
                 <w:bCs/>
                 <w:color w:val="000000"/>
-                <w:sz w:val="22"/>
-                <w:szCs w:val="22"/>
+                <w:sz w:val="20"/>
+                <w:szCs w:val="22"/>
+                <w:lang w:val="en-GB"/>
               </w:rPr>
               <w:t xml:space="preserve">P</w:t>
             </w:r>
@@ -3421,33 +3791,42 @@
             <w:vAlign w:val="top"/>
           </w:tcPr>
           <w:p>
-            <w:r>
-              <w:rPr>
-                <w:rFonts w:ascii="Arial" w:cs="Arial" w:eastAsia="Arial" w:hAnsi="Arial"/>
-                <w:color w:val="000000"/>
-                <w:sz w:val="22"/>
-                <w:szCs w:val="22"/>
-              </w:rPr>
-              <w:t xml:space="preserve">Personal — PPE, instruction, awareness</w:t>
+            <w:pPr>
+              <w:spacing w:before="0" w:after="0"/>
+            </w:pPr>
+            <w:r>
+              <w:rPr>
+                <w:rFonts w:ascii="Arial" w:cs="Arial" w:eastAsia="Arial" w:hAnsi="Arial"/>
+                <w:color w:val="000000"/>
+                <w:sz w:val="20"/>
+                <w:szCs w:val="22"/>
+                <w:lang w:val="en-GB"/>
+              </w:rPr>
+              <w:t xml:space="preserve">Personal protection: PPE</w:t>
             </w:r>
           </w:p>
         </w:tc>
       </w:tr>
     </w:tbl>
     <w:p>
+      <w:pPr>
+        <w:spacing w:before="0" w:after="0" w:line="20" w:lineRule="exact"/>
+      </w:pPr>
       <w:r>
         <w:rPr>
           <w:rFonts w:ascii="Arial" w:cs="Arial" w:eastAsia="Arial" w:hAnsi="Arial"/>
           <w:color w:val="000000"/>
-          <w:sz w:val="6"/>
+          <w:sz w:val="2"/>
           <w:szCs w:val="6"/>
+          <w:lang w:val="en-GB"/>
         </w:rPr>
         <w:t xml:space="preserve"/>
       </w:r>
     </w:p>
     <w:p>
       <w:pPr>
-        <w:spacing w:before="240" w:after="120"/>
+        <w:spacing w:before="120" w:after="70"/>
+        <w:keepNext/>
       </w:pPr>
       <w:r>
         <w:rPr>
@@ -3455,10 +3834,11 @@
           <w:b/>
           <w:bCs/>
           <w:color w:val="C04E1A"/>
-          <w:sz w:val="26"/>
+          <w:sz w:val="24"/>
           <w:szCs w:val="26"/>
+          <w:lang w:val="en-GB"/>
         </w:rPr>
-        <w:t xml:space="preserve">KEY RULES</w:t>
+        <w:t xml:space="preserve">Points to check</w:t>
       </w:r>
     </w:p>
     <w:tbl>
@@ -3477,6 +3857,9 @@
         <w:gridCol w:w="10466"/>
       </w:tblGrid>
       <w:tr>
+        <w:trPr>
+          <w:cantSplit/>
+        </w:trPr>
         <w:tc>
           <w:tcPr>
             <w:tcW w:type="dxa" w:w="10466"/>
@@ -3496,113 +3879,150 @@
             <w:vAlign w:val="top"/>
           </w:tcPr>
           <w:p>
+            <w:pPr>
+              <w:spacing w:before="0" w:after="0"/>
+            </w:pPr>
             <w:r>
               <w:rPr>
                 <w:rFonts w:ascii="Arial" w:cs="Arial" w:eastAsia="Arial" w:hAnsi="Arial"/>
                 <w:b/>
                 <w:bCs/>
                 <w:color w:val="000000"/>
-                <w:sz w:val="22"/>
-                <w:szCs w:val="22"/>
-              </w:rPr>
-              <w:t xml:space="preserve">The purpose is to learn, not to blame.</w:t>
-            </w:r>
-            <w:r>
-              <w:rPr>
-                <w:rFonts w:ascii="Arial" w:cs="Arial" w:eastAsia="Arial" w:hAnsi="Arial"/>
-                <w:color w:val="000000"/>
-                <w:sz w:val="22"/>
-                <w:szCs w:val="22"/>
-              </w:rPr>
-              <w:t xml:space="preserve"> If you are writing “the worker should have…”, you have stopped too early — keep asking Why.</w:t>
-            </w:r>
-          </w:p>
-          <w:p>
-            <w:r>
-              <w:rPr>
-                <w:rFonts w:ascii="Arial" w:cs="Arial" w:eastAsia="Arial" w:hAnsi="Arial"/>
-                <w:color w:val="000000"/>
-                <w:sz w:val="6"/>
+                <w:sz w:val="20"/>
+                <w:szCs w:val="22"/>
+                <w:lang w:val="en-GB"/>
+              </w:rPr>
+              <w:t xml:space="preserve">“The worker should have…” does not explain a cause. Ask what made the action possible and which safeguards were missing.</w:t>
+            </w:r>
+            <w:r>
+              <w:rPr>
+                <w:rFonts w:ascii="Arial" w:cs="Arial" w:eastAsia="Arial" w:hAnsi="Arial"/>
+                <w:color w:val="000000"/>
+                <w:sz w:val="20"/>
+                <w:szCs w:val="22"/>
+                <w:lang w:val="en-GB"/>
+              </w:rPr>
+              <w:t xml:space="preserve"/>
+            </w:r>
+          </w:p>
+          <w:p>
+            <w:pPr>
+              <w:spacing w:before="0" w:after="0" w:line="20" w:lineRule="exact"/>
+            </w:pPr>
+            <w:r>
+              <w:rPr>
+                <w:rFonts w:ascii="Arial" w:cs="Arial" w:eastAsia="Arial" w:hAnsi="Arial"/>
+                <w:color w:val="000000"/>
+                <w:sz w:val="2"/>
                 <w:szCs w:val="6"/>
-              </w:rPr>
-              <w:t xml:space="preserve"/>
-            </w:r>
-          </w:p>
-          <w:p>
-            <w:r>
-              <w:rPr>
-                <w:rFonts w:ascii="Arial" w:cs="Arial" w:eastAsia="Arial" w:hAnsi="Arial"/>
-                <w:color w:val="000000"/>
-                <w:sz w:val="22"/>
-                <w:szCs w:val="22"/>
-              </w:rPr>
-              <w:t xml:space="preserve">Investigate as soon as possible. Memories fade, evidence gets cleaned up.</w:t>
-            </w:r>
-          </w:p>
-          <w:p>
-            <w:r>
-              <w:rPr>
-                <w:rFonts w:ascii="Arial" w:cs="Arial" w:eastAsia="Arial" w:hAnsi="Arial"/>
-                <w:color w:val="000000"/>
-                <w:sz w:val="6"/>
+                <w:lang w:val="en-GB"/>
+              </w:rPr>
+              <w:t xml:space="preserve"/>
+            </w:r>
+          </w:p>
+          <w:p>
+            <w:pPr>
+              <w:spacing w:before="0" w:after="0"/>
+            </w:pPr>
+            <w:r>
+              <w:rPr>
+                <w:rFonts w:ascii="Arial" w:cs="Arial" w:eastAsia="Arial" w:hAnsi="Arial"/>
+                <w:color w:val="000000"/>
+                <w:sz w:val="20"/>
+                <w:szCs w:val="22"/>
+                <w:lang w:val="en-GB"/>
+              </w:rPr>
+              <w:t xml:space="preserve">Investigate promptly, while memories and evidence are available.</w:t>
+            </w:r>
+          </w:p>
+          <w:p>
+            <w:pPr>
+              <w:spacing w:before="0" w:after="0" w:line="20" w:lineRule="exact"/>
+            </w:pPr>
+            <w:r>
+              <w:rPr>
+                <w:rFonts w:ascii="Arial" w:cs="Arial" w:eastAsia="Arial" w:hAnsi="Arial"/>
+                <w:color w:val="000000"/>
+                <w:sz w:val="2"/>
                 <w:szCs w:val="6"/>
-              </w:rPr>
-              <w:t xml:space="preserve"/>
-            </w:r>
-          </w:p>
-          <w:p>
-            <w:r>
-              <w:rPr>
-                <w:rFonts w:ascii="Arial" w:cs="Arial" w:eastAsia="Arial" w:hAnsi="Arial"/>
-                <w:color w:val="000000"/>
-                <w:sz w:val="22"/>
-                <w:szCs w:val="22"/>
-              </w:rPr>
-              <w:t xml:space="preserve">Multiple causes are normal. Most incidents have 3–5 contributing factors.</w:t>
-            </w:r>
-          </w:p>
-          <w:p>
-            <w:r>
-              <w:rPr>
-                <w:rFonts w:ascii="Arial" w:cs="Arial" w:eastAsia="Arial" w:hAnsi="Arial"/>
-                <w:color w:val="000000"/>
-                <w:sz w:val="6"/>
+                <w:lang w:val="en-GB"/>
+              </w:rPr>
+              <w:t xml:space="preserve"/>
+            </w:r>
+          </w:p>
+          <w:p>
+            <w:pPr>
+              <w:spacing w:before="0" w:after="0"/>
+            </w:pPr>
+            <w:r>
+              <w:rPr>
+                <w:rFonts w:ascii="Arial" w:cs="Arial" w:eastAsia="Arial" w:hAnsi="Arial"/>
+                <w:color w:val="000000"/>
+                <w:sz w:val="20"/>
+                <w:szCs w:val="22"/>
+                <w:lang w:val="en-GB"/>
+              </w:rPr>
+              <w:t xml:space="preserve">Look for all contributing factors. An incident can have several causes.</w:t>
+            </w:r>
+          </w:p>
+          <w:p>
+            <w:pPr>
+              <w:spacing w:before="0" w:after="0" w:line="20" w:lineRule="exact"/>
+            </w:pPr>
+            <w:r>
+              <w:rPr>
+                <w:rFonts w:ascii="Arial" w:cs="Arial" w:eastAsia="Arial" w:hAnsi="Arial"/>
+                <w:color w:val="000000"/>
+                <w:sz w:val="2"/>
                 <w:szCs w:val="6"/>
-              </w:rPr>
-              <w:t xml:space="preserve"/>
-            </w:r>
-          </w:p>
-          <w:p>
-            <w:r>
-              <w:rPr>
-                <w:rFonts w:ascii="Arial" w:cs="Arial" w:eastAsia="Arial" w:hAnsi="Arial"/>
-                <w:color w:val="000000"/>
-                <w:sz w:val="22"/>
-                <w:szCs w:val="22"/>
-              </w:rPr>
-              <w:t xml:space="preserve">Actions must match the root cause. If the cause is “no procedure”, the action is “write a procedure” — not “retrain the worker.”</w:t>
-            </w:r>
-          </w:p>
-          <w:p>
-            <w:r>
-              <w:rPr>
-                <w:rFonts w:ascii="Arial" w:cs="Arial" w:eastAsia="Arial" w:hAnsi="Arial"/>
-                <w:color w:val="000000"/>
-                <w:sz w:val="6"/>
+                <w:lang w:val="en-GB"/>
+              </w:rPr>
+              <w:t xml:space="preserve"/>
+            </w:r>
+          </w:p>
+          <w:p>
+            <w:pPr>
+              <w:spacing w:before="0" w:after="0"/>
+            </w:pPr>
+            <w:r>
+              <w:rPr>
+                <w:rFonts w:ascii="Arial" w:cs="Arial" w:eastAsia="Arial" w:hAnsi="Arial"/>
+                <w:color w:val="000000"/>
+                <w:sz w:val="20"/>
+                <w:szCs w:val="22"/>
+                <w:lang w:val="en-GB"/>
+              </w:rPr>
+              <w:t xml:space="preserve">Match actions to causes. If a procedure was missing, introduce one and check it is used; training alone does not address the missing procedure.</w:t>
+            </w:r>
+          </w:p>
+          <w:p>
+            <w:pPr>
+              <w:spacing w:before="0" w:after="0" w:line="20" w:lineRule="exact"/>
+            </w:pPr>
+            <w:r>
+              <w:rPr>
+                <w:rFonts w:ascii="Arial" w:cs="Arial" w:eastAsia="Arial" w:hAnsi="Arial"/>
+                <w:color w:val="000000"/>
+                <w:sz w:val="2"/>
                 <w:szCs w:val="6"/>
-              </w:rPr>
-              <w:t xml:space="preserve"/>
-            </w:r>
-          </w:p>
-          <w:p>
-            <w:r>
-              <w:rPr>
-                <w:rFonts w:ascii="Arial" w:cs="Arial" w:eastAsia="Arial" w:hAnsi="Arial"/>
-                <w:color w:val="000000"/>
-                <w:sz w:val="22"/>
-                <w:szCs w:val="22"/>
-              </w:rPr>
-              <w:t xml:space="preserve">Follow up. An action without verification is just a good intention.</w:t>
+                <w:lang w:val="en-GB"/>
+              </w:rPr>
+              <w:t xml:space="preserve"/>
+            </w:r>
+          </w:p>
+          <w:p>
+            <w:pPr>
+              <w:spacing w:before="0" w:after="0"/>
+            </w:pPr>
+            <w:r>
+              <w:rPr>
+                <w:rFonts w:ascii="Arial" w:cs="Arial" w:eastAsia="Arial" w:hAnsi="Arial"/>
+                <w:color w:val="000000"/>
+                <w:sz w:val="20"/>
+                <w:szCs w:val="22"/>
+                <w:lang w:val="en-GB"/>
+              </w:rPr>
+              <w:t xml:space="preserve">Check completion and effectiveness of every action.</w:t>
             </w:r>
           </w:p>
         </w:tc>
@@ -3623,22 +4043,25 @@
     <w:p>
       <w:pPr>
         <w:spacing w:before="200" w:after="200"/>
+        <w:pStyle w:val="Title"/>
       </w:pPr>
       <w:r>
         <w:rPr>
           <w:rFonts w:ascii="Arial" w:cs="Arial" w:eastAsia="Arial" w:hAnsi="Arial"/>
           <w:b/>
           <w:bCs/>
-          <w:color w:val="C04E1A"/>
+          <w:color w:val="000000"/>
           <w:sz w:val="32"/>
           <w:szCs w:val="32"/>
+          <w:lang w:val="en-GB"/>
         </w:rPr>
-        <w:t xml:space="preserve">INCIDENT INVESTIGATION FORM</w:t>
+        <w:t xml:space="preserve">Incident investigation form</w:t>
       </w:r>
     </w:p>
     <w:p>
       <w:pPr>
         <w:spacing w:before="300" w:after="120"/>
+        <w:keepNext/>
       </w:pPr>
       <w:r>
         <w:rPr>
@@ -3648,8 +4071,9 @@
           <w:color w:val="C04E1A"/>
           <w:sz w:val="26"/>
           <w:szCs w:val="26"/>
+          <w:lang w:val="en-GB"/>
         </w:rPr>
-        <w:t xml:space="preserve">1 │ GENERAL INFORMATION</w:t>
+        <w:t xml:space="preserve">1 General information</w:t>
       </w:r>
     </w:p>
     <w:tbl>
@@ -3671,6 +4095,9 @@
         <w:gridCol w:w="3066"/>
       </w:tblGrid>
       <w:tr>
+        <w:trPr>
+          <w:cantSplit/>
+        </w:trPr>
         <w:tc>
           <w:tcPr>
             <w:tcW w:type="dxa" w:w="2200"/>
@@ -3698,6 +4125,7 @@
                 <w:color w:val="000000"/>
                 <w:sz w:val="22"/>
                 <w:szCs w:val="22"/>
+                <w:lang w:val="en-GB"/>
               </w:rPr>
               <w:t xml:space="preserve">Report No.</w:t>
             </w:r>
@@ -3729,6 +4157,7 @@
                 <w:color w:val="000000"/>
                 <w:sz w:val="22"/>
                 <w:szCs w:val="22"/>
+                <w:lang w:val="en-GB"/>
               </w:rPr>
               <w:t xml:space="preserve"/>
             </w:r>
@@ -3761,6 +4190,7 @@
                 <w:color w:val="000000"/>
                 <w:sz w:val="22"/>
                 <w:szCs w:val="22"/>
+                <w:lang w:val="en-GB"/>
               </w:rPr>
               <w:t xml:space="preserve">Date of report</w:t>
             </w:r>
@@ -3792,6 +4222,7 @@
                 <w:color w:val="000000"/>
                 <w:sz w:val="22"/>
                 <w:szCs w:val="22"/>
+                <w:lang w:val="en-GB"/>
               </w:rPr>
               <w:t xml:space="preserve"/>
             </w:r>
@@ -3799,6 +4230,9 @@
         </w:tc>
       </w:tr>
       <w:tr>
+        <w:trPr>
+          <w:cantSplit/>
+        </w:trPr>
         <w:tc>
           <w:tcPr>
             <w:tcW w:type="dxa" w:w="2200"/>
@@ -3826,6 +4260,7 @@
                 <w:color w:val="000000"/>
                 <w:sz w:val="22"/>
                 <w:szCs w:val="22"/>
+                <w:lang w:val="en-GB"/>
               </w:rPr>
               <w:t xml:space="preserve">Investigation lead</w:t>
             </w:r>
@@ -3857,6 +4292,7 @@
                 <w:color w:val="000000"/>
                 <w:sz w:val="22"/>
                 <w:szCs w:val="22"/>
+                <w:lang w:val="en-GB"/>
               </w:rPr>
               <w:t xml:space="preserve"/>
             </w:r>
@@ -3889,6 +4325,7 @@
                 <w:color w:val="000000"/>
                 <w:sz w:val="22"/>
                 <w:szCs w:val="22"/>
+                <w:lang w:val="en-GB"/>
               </w:rPr>
               <w:t xml:space="preserve">Function</w:t>
             </w:r>
@@ -3920,6 +4357,7 @@
                 <w:color w:val="000000"/>
                 <w:sz w:val="22"/>
                 <w:szCs w:val="22"/>
+                <w:lang w:val="en-GB"/>
               </w:rPr>
               <w:t xml:space="preserve"/>
             </w:r>
@@ -3927,6 +4365,9 @@
         </w:tc>
       </w:tr>
       <w:tr>
+        <w:trPr>
+          <w:cantSplit/>
+        </w:trPr>
         <w:tc>
           <w:tcPr>
             <w:tcW w:type="dxa" w:w="2200"/>
@@ -3954,6 +4395,7 @@
                 <w:color w:val="000000"/>
                 <w:sz w:val="22"/>
                 <w:szCs w:val="22"/>
+                <w:lang w:val="en-GB"/>
               </w:rPr>
               <w:t xml:space="preserve">Investigation team</w:t>
             </w:r>
@@ -3986,6 +4428,7 @@
                 <w:color w:val="000000"/>
                 <w:sz w:val="22"/>
                 <w:szCs w:val="22"/>
+                <w:lang w:val="en-GB"/>
               </w:rPr>
               <w:t xml:space="preserve"/>
             </w:r>
@@ -4000,6 +4443,7 @@
           <w:color w:val="000000"/>
           <w:sz w:val="6"/>
           <w:szCs w:val="6"/>
+          <w:lang w:val="en-GB"/>
         </w:rPr>
         <w:t xml:space="preserve"/>
       </w:r>
@@ -4023,6 +4467,9 @@
         <w:gridCol w:w="3066"/>
       </w:tblGrid>
       <w:tr>
+        <w:trPr>
+          <w:cantSplit/>
+        </w:trPr>
         <w:tc>
           <w:tcPr>
             <w:tcW w:type="dxa" w:w="2200"/>
@@ -4050,6 +4497,7 @@
                 <w:color w:val="000000"/>
                 <w:sz w:val="22"/>
                 <w:szCs w:val="22"/>
+                <w:lang w:val="en-GB"/>
               </w:rPr>
               <w:t xml:space="preserve">Type of event</w:t>
             </w:r>
@@ -4080,13 +4528,17 @@
                 <w:color w:val="000000"/>
                 <w:sz w:val="22"/>
                 <w:szCs w:val="22"/>
-              </w:rPr>
-              <w:t xml:space="preserve">□ Work accident   □ Near-miss   □ Property damage   □ Dangerous occurrence</w:t>
+                <w:lang w:val="en-GB"/>
+              </w:rPr>
+              <w:t xml:space="preserve">□ Work accident   □ Near miss   □ Property damage   □ Dangerous occurrence</w:t>
             </w:r>
           </w:p>
         </w:tc>
       </w:tr>
       <w:tr>
+        <w:trPr>
+          <w:cantSplit/>
+        </w:trPr>
         <w:tc>
           <w:tcPr>
             <w:tcW w:type="dxa" w:w="2200"/>
@@ -4114,6 +4566,7 @@
                 <w:color w:val="000000"/>
                 <w:sz w:val="22"/>
                 <w:szCs w:val="22"/>
+                <w:lang w:val="en-GB"/>
               </w:rPr>
               <w:t xml:space="preserve">Date and time</w:t>
             </w:r>
@@ -4145,6 +4598,7 @@
                 <w:color w:val="000000"/>
                 <w:sz w:val="22"/>
                 <w:szCs w:val="22"/>
+                <w:lang w:val="en-GB"/>
               </w:rPr>
               <w:t xml:space="preserve"/>
             </w:r>
@@ -4177,6 +4631,7 @@
                 <w:color w:val="000000"/>
                 <w:sz w:val="22"/>
                 <w:szCs w:val="22"/>
+                <w:lang w:val="en-GB"/>
               </w:rPr>
               <w:t xml:space="preserve">Location</w:t>
             </w:r>
@@ -4208,6 +4663,7 @@
                 <w:color w:val="000000"/>
                 <w:sz w:val="22"/>
                 <w:szCs w:val="22"/>
+                <w:lang w:val="en-GB"/>
               </w:rPr>
               <w:t xml:space="preserve"/>
             </w:r>
@@ -4215,6 +4671,9 @@
         </w:tc>
       </w:tr>
       <w:tr>
+        <w:trPr>
+          <w:cantSplit/>
+        </w:trPr>
         <w:tc>
           <w:tcPr>
             <w:tcW w:type="dxa" w:w="2200"/>
@@ -4242,6 +4701,7 @@
                 <w:color w:val="000000"/>
                 <w:sz w:val="22"/>
                 <w:szCs w:val="22"/>
+                <w:lang w:val="en-GB"/>
               </w:rPr>
               <w:t xml:space="preserve">Company / Dept.</w:t>
             </w:r>
@@ -4273,6 +4733,7 @@
                 <w:color w:val="000000"/>
                 <w:sz w:val="22"/>
                 <w:szCs w:val="22"/>
+                <w:lang w:val="en-GB"/>
               </w:rPr>
               <w:t xml:space="preserve"/>
             </w:r>
@@ -4305,8 +4766,9 @@
                 <w:color w:val="000000"/>
                 <w:sz w:val="22"/>
                 <w:szCs w:val="22"/>
-              </w:rPr>
-              <w:t xml:space="preserve">Activity at time</w:t>
+                <w:lang w:val="en-GB"/>
+              </w:rPr>
+              <w:t xml:space="preserve">Activity at the time of the incident</w:t>
             </w:r>
           </w:p>
         </w:tc>
@@ -4336,6 +4798,7 @@
                 <w:color w:val="000000"/>
                 <w:sz w:val="22"/>
                 <w:szCs w:val="22"/>
+                <w:lang w:val="en-GB"/>
               </w:rPr>
               <w:t xml:space="preserve"/>
             </w:r>
@@ -4350,6 +4813,7 @@
           <w:color w:val="000000"/>
           <w:sz w:val="6"/>
           <w:szCs w:val="6"/>
+          <w:lang w:val="en-GB"/>
         </w:rPr>
         <w:t xml:space="preserve"/>
       </w:r>
@@ -4373,6 +4837,9 @@
         <w:gridCol w:w="3066"/>
       </w:tblGrid>
       <w:tr>
+        <w:trPr>
+          <w:cantSplit/>
+        </w:trPr>
         <w:tc>
           <w:tcPr>
             <w:tcW w:type="dxa" w:w="2200"/>
@@ -4400,6 +4867,7 @@
                 <w:color w:val="000000"/>
                 <w:sz w:val="22"/>
                 <w:szCs w:val="22"/>
+                <w:lang w:val="en-GB"/>
               </w:rPr>
               <w:t xml:space="preserve">Injured person</w:t>
             </w:r>
@@ -4431,6 +4899,7 @@
                 <w:color w:val="000000"/>
                 <w:sz w:val="22"/>
                 <w:szCs w:val="22"/>
+                <w:lang w:val="en-GB"/>
               </w:rPr>
               <w:t xml:space="preserve"/>
             </w:r>
@@ -4463,6 +4932,7 @@
                 <w:color w:val="000000"/>
                 <w:sz w:val="22"/>
                 <w:szCs w:val="22"/>
+                <w:lang w:val="en-GB"/>
               </w:rPr>
               <w:t xml:space="preserve">Date of birth</w:t>
             </w:r>
@@ -4494,6 +4964,7 @@
                 <w:color w:val="000000"/>
                 <w:sz w:val="22"/>
                 <w:szCs w:val="22"/>
+                <w:lang w:val="en-GB"/>
               </w:rPr>
               <w:t xml:space="preserve"/>
             </w:r>
@@ -4501,6 +4972,9 @@
         </w:tc>
       </w:tr>
       <w:tr>
+        <w:trPr>
+          <w:cantSplit/>
+        </w:trPr>
         <w:tc>
           <w:tcPr>
             <w:tcW w:type="dxa" w:w="2200"/>
@@ -4528,6 +5002,7 @@
                 <w:color w:val="000000"/>
                 <w:sz w:val="22"/>
                 <w:szCs w:val="22"/>
+                <w:lang w:val="en-GB"/>
               </w:rPr>
               <w:t xml:space="preserve">Function / Role</w:t>
             </w:r>
@@ -4559,6 +5034,7 @@
                 <w:color w:val="000000"/>
                 <w:sz w:val="22"/>
                 <w:szCs w:val="22"/>
+                <w:lang w:val="en-GB"/>
               </w:rPr>
               <w:t xml:space="preserve"/>
             </w:r>
@@ -4591,6 +5067,7 @@
                 <w:color w:val="000000"/>
                 <w:sz w:val="22"/>
                 <w:szCs w:val="22"/>
+                <w:lang w:val="en-GB"/>
               </w:rPr>
               <w:t xml:space="preserve">Employed since</w:t>
             </w:r>
@@ -4622,6 +5099,7 @@
                 <w:color w:val="000000"/>
                 <w:sz w:val="22"/>
                 <w:szCs w:val="22"/>
+                <w:lang w:val="en-GB"/>
               </w:rPr>
               <w:t xml:space="preserve"/>
             </w:r>
@@ -4629,6 +5107,9 @@
         </w:tc>
       </w:tr>
       <w:tr>
+        <w:trPr>
+          <w:cantSplit/>
+        </w:trPr>
         <w:tc>
           <w:tcPr>
             <w:tcW w:type="dxa" w:w="2200"/>
@@ -4656,6 +5137,7 @@
                 <w:color w:val="000000"/>
                 <w:sz w:val="22"/>
                 <w:szCs w:val="22"/>
+                <w:lang w:val="en-GB"/>
               </w:rPr>
               <w:t xml:space="preserve">Injury type</w:t>
             </w:r>
@@ -4687,6 +5169,7 @@
                 <w:color w:val="999999"/>
                 <w:sz w:val="22"/>
                 <w:szCs w:val="22"/>
+                <w:lang w:val="en-GB"/>
               </w:rPr>
               <w:t xml:space="preserve">e.g. cut, fracture, burn</w:t>
             </w:r>
@@ -4719,6 +5202,7 @@
                 <w:color w:val="000000"/>
                 <w:sz w:val="22"/>
                 <w:szCs w:val="22"/>
+                <w:lang w:val="en-GB"/>
               </w:rPr>
               <w:t xml:space="preserve">Body part(s)</w:t>
             </w:r>
@@ -4750,6 +5234,7 @@
                 <w:color w:val="000000"/>
                 <w:sz w:val="22"/>
                 <w:szCs w:val="22"/>
+                <w:lang w:val="en-GB"/>
               </w:rPr>
               <w:t xml:space="preserve"/>
             </w:r>
@@ -4757,6 +5242,9 @@
         </w:tc>
       </w:tr>
       <w:tr>
+        <w:trPr>
+          <w:cantSplit/>
+        </w:trPr>
         <w:tc>
           <w:tcPr>
             <w:tcW w:type="dxa" w:w="2200"/>
@@ -4784,6 +5272,7 @@
                 <w:color w:val="000000"/>
                 <w:sz w:val="22"/>
                 <w:szCs w:val="22"/>
+                <w:lang w:val="en-GB"/>
               </w:rPr>
               <w:t xml:space="preserve">First treatment by</w:t>
             </w:r>
@@ -4816,6 +5305,7 @@
                 <w:color w:val="000000"/>
                 <w:sz w:val="22"/>
                 <w:szCs w:val="22"/>
+                <w:lang w:val="en-GB"/>
               </w:rPr>
               <w:t xml:space="preserve"/>
             </w:r>
@@ -4823,6 +5313,9 @@
         </w:tc>
       </w:tr>
       <w:tr>
+        <w:trPr>
+          <w:cantSplit/>
+        </w:trPr>
         <w:tc>
           <w:tcPr>
             <w:tcW w:type="dxa" w:w="2200"/>
@@ -4850,6 +5343,7 @@
                 <w:color w:val="000000"/>
                 <w:sz w:val="22"/>
                 <w:szCs w:val="22"/>
+                <w:lang w:val="en-GB"/>
               </w:rPr>
               <w:t xml:space="preserve">Lost days (est.)</w:t>
             </w:r>
@@ -4881,6 +5375,7 @@
                 <w:color w:val="000000"/>
                 <w:sz w:val="22"/>
                 <w:szCs w:val="22"/>
+                <w:lang w:val="en-GB"/>
               </w:rPr>
               <w:t xml:space="preserve"/>
             </w:r>
@@ -4913,6 +5408,7 @@
                 <w:color w:val="000000"/>
                 <w:sz w:val="22"/>
                 <w:szCs w:val="22"/>
+                <w:lang w:val="en-GB"/>
               </w:rPr>
               <w:t xml:space="preserve">Property damage (CHF)</w:t>
             </w:r>
@@ -4944,6 +5440,7 @@
                 <w:color w:val="000000"/>
                 <w:sz w:val="22"/>
                 <w:szCs w:val="22"/>
+                <w:lang w:val="en-GB"/>
               </w:rPr>
               <w:t xml:space="preserve"/>
             </w:r>
@@ -4958,6 +5455,7 @@
           <w:color w:val="000000"/>
           <w:sz w:val="6"/>
           <w:szCs w:val="6"/>
+          <w:lang w:val="en-GB"/>
         </w:rPr>
         <w:t xml:space="preserve"/>
       </w:r>
@@ -4981,6 +5479,9 @@
         <w:gridCol w:w="2266"/>
       </w:tblGrid>
       <w:tr>
+        <w:trPr>
+          <w:cantSplit/>
+        </w:trPr>
         <w:tc>
           <w:tcPr>
             <w:tcW w:type="dxa" w:w="3200"/>
@@ -5008,6 +5509,7 @@
                 <w:color w:val="000000"/>
                 <w:sz w:val="22"/>
                 <w:szCs w:val="22"/>
+                <w:lang w:val="en-GB"/>
               </w:rPr>
               <w:t xml:space="preserve">Witnesses</w:t>
             </w:r>
@@ -5040,6 +5542,7 @@
                 <w:color w:val="000000"/>
                 <w:sz w:val="22"/>
                 <w:szCs w:val="22"/>
+                <w:lang w:val="en-GB"/>
               </w:rPr>
               <w:t xml:space="preserve">Company / Dept.</w:t>
             </w:r>
@@ -5072,6 +5575,7 @@
                 <w:color w:val="000000"/>
                 <w:sz w:val="22"/>
                 <w:szCs w:val="22"/>
+                <w:lang w:val="en-GB"/>
               </w:rPr>
               <w:t xml:space="preserve">Tel.</w:t>
             </w:r>
@@ -5104,6 +5608,7 @@
                 <w:color w:val="000000"/>
                 <w:sz w:val="22"/>
                 <w:szCs w:val="22"/>
+                <w:lang w:val="en-GB"/>
               </w:rPr>
               <w:t xml:space="preserve">Interviewed?</w:t>
             </w:r>
@@ -5111,6 +5616,9 @@
         </w:tc>
       </w:tr>
       <w:tr>
+        <w:trPr>
+          <w:cantSplit/>
+        </w:trPr>
         <w:tc>
           <w:tcPr>
             <w:tcW w:type="dxa" w:w="3200"/>
@@ -5137,6 +5645,7 @@
                 <w:color w:val="000000"/>
                 <w:sz w:val="22"/>
                 <w:szCs w:val="22"/>
+                <w:lang w:val="en-GB"/>
               </w:rPr>
               <w:t xml:space="preserve"/>
             </w:r>
@@ -5168,6 +5677,7 @@
                 <w:color w:val="000000"/>
                 <w:sz w:val="22"/>
                 <w:szCs w:val="22"/>
+                <w:lang w:val="en-GB"/>
               </w:rPr>
               <w:t xml:space="preserve"/>
             </w:r>
@@ -5199,6 +5709,7 @@
                 <w:color w:val="000000"/>
                 <w:sz w:val="22"/>
                 <w:szCs w:val="22"/>
+                <w:lang w:val="en-GB"/>
               </w:rPr>
               <w:t xml:space="preserve"/>
             </w:r>
@@ -5230,6 +5741,7 @@
                 <w:color w:val="000000"/>
                 <w:sz w:val="22"/>
                 <w:szCs w:val="22"/>
+                <w:lang w:val="en-GB"/>
               </w:rPr>
               <w:t xml:space="preserve"/>
             </w:r>
@@ -5237,6 +5749,9 @@
         </w:tc>
       </w:tr>
       <w:tr>
+        <w:trPr>
+          <w:cantSplit/>
+        </w:trPr>
         <w:tc>
           <w:tcPr>
             <w:tcW w:type="dxa" w:w="3200"/>
@@ -5263,6 +5778,7 @@
                 <w:color w:val="000000"/>
                 <w:sz w:val="22"/>
                 <w:szCs w:val="22"/>
+                <w:lang w:val="en-GB"/>
               </w:rPr>
               <w:t xml:space="preserve"/>
             </w:r>
@@ -5294,6 +5810,7 @@
                 <w:color w:val="000000"/>
                 <w:sz w:val="22"/>
                 <w:szCs w:val="22"/>
+                <w:lang w:val="en-GB"/>
               </w:rPr>
               <w:t xml:space="preserve"/>
             </w:r>
@@ -5325,6 +5842,7 @@
                 <w:color w:val="000000"/>
                 <w:sz w:val="22"/>
                 <w:szCs w:val="22"/>
+                <w:lang w:val="en-GB"/>
               </w:rPr>
               <w:t xml:space="preserve"/>
             </w:r>
@@ -5356,6 +5874,7 @@
                 <w:color w:val="000000"/>
                 <w:sz w:val="22"/>
                 <w:szCs w:val="22"/>
+                <w:lang w:val="en-GB"/>
               </w:rPr>
               <w:t xml:space="preserve"/>
             </w:r>
@@ -5363,6 +5882,9 @@
         </w:tc>
       </w:tr>
       <w:tr>
+        <w:trPr>
+          <w:cantSplit/>
+        </w:trPr>
         <w:tc>
           <w:tcPr>
             <w:tcW w:type="dxa" w:w="3200"/>
@@ -5389,6 +5911,7 @@
                 <w:color w:val="000000"/>
                 <w:sz w:val="22"/>
                 <w:szCs w:val="22"/>
+                <w:lang w:val="en-GB"/>
               </w:rPr>
               <w:t xml:space="preserve"/>
             </w:r>
@@ -5420,6 +5943,7 @@
                 <w:color w:val="000000"/>
                 <w:sz w:val="22"/>
                 <w:szCs w:val="22"/>
+                <w:lang w:val="en-GB"/>
               </w:rPr>
               <w:t xml:space="preserve"/>
             </w:r>
@@ -5451,6 +5975,7 @@
                 <w:color w:val="000000"/>
                 <w:sz w:val="22"/>
                 <w:szCs w:val="22"/>
+                <w:lang w:val="en-GB"/>
               </w:rPr>
               <w:t xml:space="preserve"/>
             </w:r>
@@ -5482,6 +6007,7 @@
                 <w:color w:val="000000"/>
                 <w:sz w:val="22"/>
                 <w:szCs w:val="22"/>
+                <w:lang w:val="en-GB"/>
               </w:rPr>
               <w:t xml:space="preserve"/>
             </w:r>
@@ -5497,6 +6023,7 @@
     <w:p>
       <w:pPr>
         <w:spacing w:before="300" w:after="120"/>
+        <w:keepNext/>
       </w:pPr>
       <w:r>
         <w:rPr>
@@ -5506,8 +6033,9 @@
           <w:color w:val="C04E1A"/>
           <w:sz w:val="26"/>
           <w:szCs w:val="26"/>
+          <w:lang w:val="en-GB"/>
         </w:rPr>
-        <w:t xml:space="preserve">2 │ FACT GATHERING</w:t>
+        <w:t xml:space="preserve">2 Gather the facts</w:t>
       </w:r>
     </w:p>
     <w:p>
@@ -5522,8 +6050,9 @@
           <w:color w:val="666666"/>
           <w:sz w:val="22"/>
           <w:szCs w:val="22"/>
+          <w:lang w:val="en-GB"/>
         </w:rPr>
-        <w:t xml:space="preserve">Describe what happened. Facts only — no opinions, no names in the narrative.</w:t>
+        <w:t xml:space="preserve">Record facts and distinguish them from opinions. Use roles in the narrative; record personal names in the identification and witness fields.</w:t>
       </w:r>
     </w:p>
     <w:tbl>
@@ -5543,6 +6072,9 @@
         <w:gridCol w:w="7066"/>
       </w:tblGrid>
       <w:tr>
+        <w:trPr>
+          <w:cantSplit/>
+        </w:trPr>
         <w:tc>
           <w:tcPr>
             <w:tcW w:type="dxa" w:w="3400"/>
@@ -5570,6 +6102,7 @@
                 <w:color w:val="000000"/>
                 <w:sz w:val="22"/>
                 <w:szCs w:val="22"/>
+                <w:lang w:val="en-GB"/>
               </w:rPr>
               <w:t xml:space="preserve">What happened?</w:t>
             </w:r>
@@ -5604,8 +6137,9 @@
                 <w:color w:val="666666"/>
                 <w:sz w:val="22"/>
                 <w:szCs w:val="22"/>
-              </w:rPr>
-              <w:t xml:space="preserve">Describe the event: what task was being done, what went wrong, what was the sequence.</w:t>
+                <w:lang w:val="en-GB"/>
+              </w:rPr>
+              <w:t xml:space="preserve">Describe the task, what happened and the sequence of events.</w:t>
             </w:r>
           </w:p>
           <w:p>
@@ -5615,6 +6149,7 @@
                 <w:color w:val="000000"/>
                 <w:sz w:val="6"/>
                 <w:szCs w:val="6"/>
+                <w:lang w:val="en-GB"/>
               </w:rPr>
               <w:t xml:space="preserve"/>
             </w:r>
@@ -5626,6 +6161,7 @@
                 <w:color w:val="000000"/>
                 <w:sz w:val="6"/>
                 <w:szCs w:val="6"/>
+                <w:lang w:val="en-GB"/>
               </w:rPr>
               <w:t xml:space="preserve"/>
             </w:r>
@@ -5637,6 +6173,7 @@
                 <w:color w:val="000000"/>
                 <w:sz w:val="6"/>
                 <w:szCs w:val="6"/>
+                <w:lang w:val="en-GB"/>
               </w:rPr>
               <w:t xml:space="preserve"/>
             </w:r>
@@ -5648,6 +6185,7 @@
                 <w:color w:val="000000"/>
                 <w:sz w:val="6"/>
                 <w:szCs w:val="6"/>
+                <w:lang w:val="en-GB"/>
               </w:rPr>
               <w:t xml:space="preserve"/>
             </w:r>
@@ -5659,6 +6197,7 @@
                 <w:color w:val="000000"/>
                 <w:sz w:val="6"/>
                 <w:szCs w:val="6"/>
+                <w:lang w:val="en-GB"/>
               </w:rPr>
               <w:t xml:space="preserve"/>
             </w:r>
@@ -5670,6 +6209,7 @@
                 <w:color w:val="000000"/>
                 <w:sz w:val="6"/>
                 <w:szCs w:val="6"/>
+                <w:lang w:val="en-GB"/>
               </w:rPr>
               <w:t xml:space="preserve"/>
             </w:r>
@@ -5677,6 +6217,9 @@
         </w:tc>
       </w:tr>
       <w:tr>
+        <w:trPr>
+          <w:cantSplit/>
+        </w:trPr>
         <w:tc>
           <w:tcPr>
             <w:tcW w:type="dxa" w:w="3400"/>
@@ -5704,6 +6247,7 @@
                 <w:color w:val="000000"/>
                 <w:sz w:val="22"/>
                 <w:szCs w:val="22"/>
+                <w:lang w:val="en-GB"/>
               </w:rPr>
               <w:t xml:space="preserve">Sketch / Photo</w:t>
             </w:r>
@@ -5738,8 +6282,9 @@
                 <w:color w:val="666666"/>
                 <w:sz w:val="22"/>
                 <w:szCs w:val="22"/>
-              </w:rPr>
-              <w:t xml:space="preserve">Insert or draw a sketch. Show positions of people, equipment, hazards.</w:t>
+                <w:lang w:val="en-GB"/>
+              </w:rPr>
+              <w:t xml:space="preserve">Insert or draw a sketch showing the positions of people, equipment and hazards.</w:t>
             </w:r>
           </w:p>
           <w:p>
@@ -5749,6 +6294,7 @@
                 <w:color w:val="000000"/>
                 <w:sz w:val="6"/>
                 <w:szCs w:val="6"/>
+                <w:lang w:val="en-GB"/>
               </w:rPr>
               <w:t xml:space="preserve"/>
             </w:r>
@@ -5760,6 +6306,7 @@
                 <w:color w:val="000000"/>
                 <w:sz w:val="6"/>
                 <w:szCs w:val="6"/>
+                <w:lang w:val="en-GB"/>
               </w:rPr>
               <w:t xml:space="preserve"/>
             </w:r>
@@ -5771,6 +6318,7 @@
                 <w:color w:val="000000"/>
                 <w:sz w:val="6"/>
                 <w:szCs w:val="6"/>
+                <w:lang w:val="en-GB"/>
               </w:rPr>
               <w:t xml:space="preserve"/>
             </w:r>
@@ -5782,6 +6330,7 @@
                 <w:color w:val="000000"/>
                 <w:sz w:val="6"/>
                 <w:szCs w:val="6"/>
+                <w:lang w:val="en-GB"/>
               </w:rPr>
               <w:t xml:space="preserve"/>
             </w:r>
@@ -5793,6 +6342,7 @@
                 <w:color w:val="000000"/>
                 <w:sz w:val="6"/>
                 <w:szCs w:val="6"/>
+                <w:lang w:val="en-GB"/>
               </w:rPr>
               <w:t xml:space="preserve"/>
             </w:r>
@@ -5804,6 +6354,7 @@
                 <w:color w:val="000000"/>
                 <w:sz w:val="6"/>
                 <w:szCs w:val="6"/>
+                <w:lang w:val="en-GB"/>
               </w:rPr>
               <w:t xml:space="preserve"/>
             </w:r>
@@ -5815,6 +6366,7 @@
                 <w:color w:val="000000"/>
                 <w:sz w:val="6"/>
                 <w:szCs w:val="6"/>
+                <w:lang w:val="en-GB"/>
               </w:rPr>
               <w:t xml:space="preserve"/>
             </w:r>
@@ -5829,6 +6381,7 @@
           <w:color w:val="000000"/>
           <w:sz w:val="6"/>
           <w:szCs w:val="6"/>
+          <w:lang w:val="en-GB"/>
         </w:rPr>
         <w:t xml:space="preserve"/>
       </w:r>
@@ -5836,6 +6389,7 @@
     <w:p>
       <w:pPr>
         <w:spacing w:before="240" w:after="120"/>
+        <w:keepNext/>
       </w:pPr>
       <w:r>
         <w:rPr>
@@ -5845,8 +6399,9 @@
           <w:color w:val="C04E1A"/>
           <w:sz w:val="26"/>
           <w:szCs w:val="26"/>
+          <w:lang w:val="en-GB"/>
         </w:rPr>
-        <w:t xml:space="preserve">SEQUENCE OF EVENTS</w:t>
+        <w:t xml:space="preserve">Sequence of events</w:t>
       </w:r>
     </w:p>
     <w:tbl>
@@ -5866,6 +6421,9 @@
         <w:gridCol w:w="8666"/>
       </w:tblGrid>
       <w:tr>
+        <w:trPr>
+          <w:cantSplit/>
+        </w:trPr>
         <w:tc>
           <w:tcPr>
             <w:tcW w:type="dxa" w:w="1800"/>
@@ -5893,6 +6451,7 @@
                 <w:color w:val="000000"/>
                 <w:sz w:val="22"/>
                 <w:szCs w:val="22"/>
+                <w:lang w:val="en-GB"/>
               </w:rPr>
               <w:t xml:space="preserve">Time</w:t>
             </w:r>
@@ -5925,6 +6484,7 @@
                 <w:color w:val="000000"/>
                 <w:sz w:val="22"/>
                 <w:szCs w:val="22"/>
+                <w:lang w:val="en-GB"/>
               </w:rPr>
               <w:t xml:space="preserve">What happened</w:t>
             </w:r>
@@ -5932,6 +6492,9 @@
         </w:tc>
       </w:tr>
       <w:tr>
+        <w:trPr>
+          <w:cantSplit/>
+        </w:trPr>
         <w:tc>
           <w:tcPr>
             <w:tcW w:type="dxa" w:w="1800"/>
@@ -5958,6 +6521,7 @@
                 <w:color w:val="000000"/>
                 <w:sz w:val="22"/>
                 <w:szCs w:val="22"/>
+                <w:lang w:val="en-GB"/>
               </w:rPr>
               <w:t xml:space="preserve"/>
             </w:r>
@@ -5989,6 +6553,7 @@
                 <w:color w:val="000000"/>
                 <w:sz w:val="22"/>
                 <w:szCs w:val="22"/>
+                <w:lang w:val="en-GB"/>
               </w:rPr>
               <w:t xml:space="preserve"/>
             </w:r>
@@ -5996,6 +6561,9 @@
         </w:tc>
       </w:tr>
       <w:tr>
+        <w:trPr>
+          <w:cantSplit/>
+        </w:trPr>
         <w:tc>
           <w:tcPr>
             <w:tcW w:type="dxa" w:w="1800"/>
@@ -6022,6 +6590,7 @@
                 <w:color w:val="000000"/>
                 <w:sz w:val="22"/>
                 <w:szCs w:val="22"/>
+                <w:lang w:val="en-GB"/>
               </w:rPr>
               <w:t xml:space="preserve"/>
             </w:r>
@@ -6053,6 +6622,7 @@
                 <w:color w:val="000000"/>
                 <w:sz w:val="22"/>
                 <w:szCs w:val="22"/>
+                <w:lang w:val="en-GB"/>
               </w:rPr>
               <w:t xml:space="preserve"/>
             </w:r>
@@ -6060,6 +6630,9 @@
         </w:tc>
       </w:tr>
       <w:tr>
+        <w:trPr>
+          <w:cantSplit/>
+        </w:trPr>
         <w:tc>
           <w:tcPr>
             <w:tcW w:type="dxa" w:w="1800"/>
@@ -6086,6 +6659,7 @@
                 <w:color w:val="000000"/>
                 <w:sz w:val="22"/>
                 <w:szCs w:val="22"/>
+                <w:lang w:val="en-GB"/>
               </w:rPr>
               <w:t xml:space="preserve"/>
             </w:r>
@@ -6117,6 +6691,7 @@
                 <w:color w:val="000000"/>
                 <w:sz w:val="22"/>
                 <w:szCs w:val="22"/>
+                <w:lang w:val="en-GB"/>
               </w:rPr>
               <w:t xml:space="preserve"/>
             </w:r>
@@ -6124,6 +6699,9 @@
         </w:tc>
       </w:tr>
       <w:tr>
+        <w:trPr>
+          <w:cantSplit/>
+        </w:trPr>
         <w:tc>
           <w:tcPr>
             <w:tcW w:type="dxa" w:w="1800"/>
@@ -6150,6 +6728,7 @@
                 <w:color w:val="000000"/>
                 <w:sz w:val="22"/>
                 <w:szCs w:val="22"/>
+                <w:lang w:val="en-GB"/>
               </w:rPr>
               <w:t xml:space="preserve"/>
             </w:r>
@@ -6181,6 +6760,7 @@
                 <w:color w:val="000000"/>
                 <w:sz w:val="22"/>
                 <w:szCs w:val="22"/>
+                <w:lang w:val="en-GB"/>
               </w:rPr>
               <w:t xml:space="preserve"/>
             </w:r>
@@ -6188,6 +6768,9 @@
         </w:tc>
       </w:tr>
       <w:tr>
+        <w:trPr>
+          <w:cantSplit/>
+        </w:trPr>
         <w:tc>
           <w:tcPr>
             <w:tcW w:type="dxa" w:w="1800"/>
@@ -6214,6 +6797,7 @@
                 <w:color w:val="000000"/>
                 <w:sz w:val="22"/>
                 <w:szCs w:val="22"/>
+                <w:lang w:val="en-GB"/>
               </w:rPr>
               <w:t xml:space="preserve"/>
             </w:r>
@@ -6245,6 +6829,7 @@
                 <w:color w:val="000000"/>
                 <w:sz w:val="22"/>
                 <w:szCs w:val="22"/>
+                <w:lang w:val="en-GB"/>
               </w:rPr>
               <w:t xml:space="preserve"/>
             </w:r>
@@ -6252,6 +6837,9 @@
         </w:tc>
       </w:tr>
       <w:tr>
+        <w:trPr>
+          <w:cantSplit/>
+        </w:trPr>
         <w:tc>
           <w:tcPr>
             <w:tcW w:type="dxa" w:w="1800"/>
@@ -6278,6 +6866,7 @@
                 <w:color w:val="000000"/>
                 <w:sz w:val="22"/>
                 <w:szCs w:val="22"/>
+                <w:lang w:val="en-GB"/>
               </w:rPr>
               <w:t xml:space="preserve"/>
             </w:r>
@@ -6309,6 +6898,7 @@
                 <w:color w:val="000000"/>
                 <w:sz w:val="22"/>
                 <w:szCs w:val="22"/>
+                <w:lang w:val="en-GB"/>
               </w:rPr>
               <w:t xml:space="preserve"/>
             </w:r>
@@ -6316,6 +6906,9 @@
         </w:tc>
       </w:tr>
       <w:tr>
+        <w:trPr>
+          <w:cantSplit/>
+        </w:trPr>
         <w:tc>
           <w:tcPr>
             <w:tcW w:type="dxa" w:w="1800"/>
@@ -6342,6 +6935,7 @@
                 <w:color w:val="000000"/>
                 <w:sz w:val="22"/>
                 <w:szCs w:val="22"/>
+                <w:lang w:val="en-GB"/>
               </w:rPr>
               <w:t xml:space="preserve"/>
             </w:r>
@@ -6373,6 +6967,7 @@
                 <w:color w:val="000000"/>
                 <w:sz w:val="22"/>
                 <w:szCs w:val="22"/>
+                <w:lang w:val="en-GB"/>
               </w:rPr>
               <w:t xml:space="preserve"/>
             </w:r>
@@ -6380,6 +6975,9 @@
         </w:tc>
       </w:tr>
       <w:tr>
+        <w:trPr>
+          <w:cantSplit/>
+        </w:trPr>
         <w:tc>
           <w:tcPr>
             <w:tcW w:type="dxa" w:w="1800"/>
@@ -6406,6 +7004,7 @@
                 <w:color w:val="000000"/>
                 <w:sz w:val="22"/>
                 <w:szCs w:val="22"/>
+                <w:lang w:val="en-GB"/>
               </w:rPr>
               <w:t xml:space="preserve"/>
             </w:r>
@@ -6437,6 +7036,7 @@
                 <w:color w:val="000000"/>
                 <w:sz w:val="22"/>
                 <w:szCs w:val="22"/>
+                <w:lang w:val="en-GB"/>
               </w:rPr>
               <w:t xml:space="preserve"/>
             </w:r>
@@ -6444,6 +7044,9 @@
         </w:tc>
       </w:tr>
       <w:tr>
+        <w:trPr>
+          <w:cantSplit/>
+        </w:trPr>
         <w:tc>
           <w:tcPr>
             <w:tcW w:type="dxa" w:w="1800"/>
@@ -6470,6 +7073,7 @@
                 <w:color w:val="000000"/>
                 <w:sz w:val="22"/>
                 <w:szCs w:val="22"/>
+                <w:lang w:val="en-GB"/>
               </w:rPr>
               <w:t xml:space="preserve"/>
             </w:r>
@@ -6501,6 +7105,7 @@
                 <w:color w:val="000000"/>
                 <w:sz w:val="22"/>
                 <w:szCs w:val="22"/>
+                <w:lang w:val="en-GB"/>
               </w:rPr>
               <w:t xml:space="preserve"/>
             </w:r>
@@ -6508,6 +7113,9 @@
         </w:tc>
       </w:tr>
       <w:tr>
+        <w:trPr>
+          <w:cantSplit/>
+        </w:trPr>
         <w:tc>
           <w:tcPr>
             <w:tcW w:type="dxa" w:w="1800"/>
@@ -6534,6 +7142,7 @@
                 <w:color w:val="000000"/>
                 <w:sz w:val="22"/>
                 <w:szCs w:val="22"/>
+                <w:lang w:val="en-GB"/>
               </w:rPr>
               <w:t xml:space="preserve"/>
             </w:r>
@@ -6565,6 +7174,7 @@
                 <w:color w:val="000000"/>
                 <w:sz w:val="22"/>
                 <w:szCs w:val="22"/>
+                <w:lang w:val="en-GB"/>
               </w:rPr>
               <w:t xml:space="preserve"/>
             </w:r>
@@ -6580,6 +7190,7 @@
     <w:p>
       <w:pPr>
         <w:spacing w:before="300" w:after="120"/>
+        <w:keepNext/>
       </w:pPr>
       <w:r>
         <w:rPr>
@@ -6589,8 +7200,9 @@
           <w:color w:val="C04E1A"/>
           <w:sz w:val="26"/>
           <w:szCs w:val="26"/>
+          <w:lang w:val="en-GB"/>
         </w:rPr>
-        <w:t xml:space="preserve">3 │ CAUSE ANALYSIS</w:t>
+        <w:t xml:space="preserve">3 Cause analysis</w:t>
       </w:r>
     </w:p>
     <w:p>
@@ -6605,8 +7217,9 @@
           <w:color w:val="666666"/>
           <w:sz w:val="22"/>
           <w:szCs w:val="22"/>
+          <w:lang w:val="en-GB"/>
         </w:rPr>
-        <w:t xml:space="preserve">Which hazards, conditions, and actions contributed? Tick relevant items and note the specific cause. Based on Suva 66100.</w:t>
+        <w:t xml:space="preserve">Which hazards, conditions and actions contributed? Mark the relevant items and describe the specific cause. Based on Suva 66100.</w:t>
       </w:r>
     </w:p>
     <w:tbl>
@@ -6628,6 +7241,9 @@
         <w:gridCol w:w="3766"/>
       </w:tblGrid>
       <w:tr>
+        <w:trPr>
+          <w:cantSplit/>
+        </w:trPr>
         <w:tc>
           <w:tcPr>
             <w:tcW w:type="dxa" w:w="500"/>
@@ -6655,6 +7271,7 @@
                 <w:color w:val="000000"/>
                 <w:sz w:val="22"/>
                 <w:szCs w:val="22"/>
+                <w:lang w:val="en-GB"/>
               </w:rPr>
               <w:t xml:space="preserve">#</w:t>
             </w:r>
@@ -6687,6 +7304,7 @@
                 <w:color w:val="000000"/>
                 <w:sz w:val="22"/>
                 <w:szCs w:val="22"/>
+                <w:lang w:val="en-GB"/>
               </w:rPr>
               <w:t xml:space="preserve">Hazards, conditions, and actions</w:t>
             </w:r>
@@ -6719,6 +7337,7 @@
                 <w:color w:val="000000"/>
                 <w:sz w:val="22"/>
                 <w:szCs w:val="22"/>
+                <w:lang w:val="en-GB"/>
               </w:rPr>
               <w:t xml:space="preserve">Y / N</w:t>
             </w:r>
@@ -6751,13 +7370,17 @@
                 <w:color w:val="000000"/>
                 <w:sz w:val="22"/>
                 <w:szCs w:val="22"/>
-              </w:rPr>
-              <w:t xml:space="preserve">Details — Why?</w:t>
+                <w:lang w:val="en-GB"/>
+              </w:rPr>
+              <w:t xml:space="preserve">Details and reasons</w:t>
             </w:r>
           </w:p>
         </w:tc>
       </w:tr>
       <w:tr>
+        <w:trPr>
+          <w:cantSplit/>
+        </w:trPr>
         <w:tc>
           <w:tcPr>
             <w:tcW w:type="dxa" w:w="500"/>
@@ -6785,6 +7408,7 @@
                 <w:color w:val="000000"/>
                 <w:sz w:val="20"/>
                 <w:szCs w:val="20"/>
+                <w:lang w:val="en-GB"/>
               </w:rPr>
               <w:t xml:space="preserve">1</w:t>
             </w:r>
@@ -6814,6 +7438,7 @@
                 <w:color w:val="000000"/>
                 <w:sz w:val="20"/>
                 <w:szCs w:val="20"/>
+                <w:lang w:val="en-GB"/>
               </w:rPr>
               <w:t xml:space="preserve">Mechanical hazards (moving parts, falling objects, pressure)</w:t>
             </w:r>
@@ -6845,6 +7470,7 @@
                 <w:color w:val="000000"/>
                 <w:sz w:val="22"/>
                 <w:szCs w:val="22"/>
+                <w:lang w:val="en-GB"/>
               </w:rPr>
               <w:t xml:space="preserve"/>
             </w:r>
@@ -6876,6 +7502,7 @@
                 <w:color w:val="000000"/>
                 <w:sz w:val="22"/>
                 <w:szCs w:val="22"/>
+                <w:lang w:val="en-GB"/>
               </w:rPr>
               <w:t xml:space="preserve"/>
             </w:r>
@@ -6883,6 +7510,9 @@
         </w:tc>
       </w:tr>
       <w:tr>
+        <w:trPr>
+          <w:cantSplit/>
+        </w:trPr>
         <w:tc>
           <w:tcPr>
             <w:tcW w:type="dxa" w:w="500"/>
@@ -6909,6 +7539,7 @@
                 <w:color w:val="000000"/>
                 <w:sz w:val="20"/>
                 <w:szCs w:val="20"/>
+                <w:lang w:val="en-GB"/>
               </w:rPr>
               <w:t xml:space="preserve">2</w:t>
             </w:r>
@@ -6938,6 +7569,7 @@
                 <w:color w:val="000000"/>
                 <w:sz w:val="20"/>
                 <w:szCs w:val="20"/>
+                <w:lang w:val="en-GB"/>
               </w:rPr>
               <w:t xml:space="preserve">Fall hazards (heights, floor openings, slippery surfaces, clutter)</w:t>
             </w:r>
@@ -6969,6 +7601,7 @@
                 <w:color w:val="000000"/>
                 <w:sz w:val="22"/>
                 <w:szCs w:val="22"/>
+                <w:lang w:val="en-GB"/>
               </w:rPr>
               <w:t xml:space="preserve"/>
             </w:r>
@@ -7000,6 +7633,7 @@
                 <w:color w:val="000000"/>
                 <w:sz w:val="22"/>
                 <w:szCs w:val="22"/>
+                <w:lang w:val="en-GB"/>
               </w:rPr>
               <w:t xml:space="preserve"/>
             </w:r>
@@ -7007,6 +7641,9 @@
         </w:tc>
       </w:tr>
       <w:tr>
+        <w:trPr>
+          <w:cantSplit/>
+        </w:trPr>
         <w:tc>
           <w:tcPr>
             <w:tcW w:type="dxa" w:w="500"/>
@@ -7034,6 +7671,7 @@
                 <w:color w:val="000000"/>
                 <w:sz w:val="20"/>
                 <w:szCs w:val="20"/>
+                <w:lang w:val="en-GB"/>
               </w:rPr>
               <w:t xml:space="preserve">3</w:t>
             </w:r>
@@ -7063,6 +7701,7 @@
                 <w:color w:val="000000"/>
                 <w:sz w:val="20"/>
                 <w:szCs w:val="20"/>
+                <w:lang w:val="en-GB"/>
               </w:rPr>
               <w:t xml:space="preserve">Electrical hazards</w:t>
             </w:r>
@@ -7094,6 +7733,7 @@
                 <w:color w:val="000000"/>
                 <w:sz w:val="22"/>
                 <w:szCs w:val="22"/>
+                <w:lang w:val="en-GB"/>
               </w:rPr>
               <w:t xml:space="preserve"/>
             </w:r>
@@ -7125,6 +7765,7 @@
                 <w:color w:val="000000"/>
                 <w:sz w:val="22"/>
                 <w:szCs w:val="22"/>
+                <w:lang w:val="en-GB"/>
               </w:rPr>
               <w:t xml:space="preserve"/>
             </w:r>
@@ -7132,6 +7773,9 @@
         </w:tc>
       </w:tr>
       <w:tr>
+        <w:trPr>
+          <w:cantSplit/>
+        </w:trPr>
         <w:tc>
           <w:tcPr>
             <w:tcW w:type="dxa" w:w="500"/>
@@ -7158,6 +7802,7 @@
                 <w:color w:val="000000"/>
                 <w:sz w:val="20"/>
                 <w:szCs w:val="20"/>
+                <w:lang w:val="en-GB"/>
               </w:rPr>
               <w:t xml:space="preserve">4</w:t>
             </w:r>
@@ -7187,6 +7832,7 @@
                 <w:color w:val="000000"/>
                 <w:sz w:val="20"/>
                 <w:szCs w:val="20"/>
+                <w:lang w:val="en-GB"/>
               </w:rPr>
               <w:t xml:space="preserve">Hazardous substances (chemical / biological)</w:t>
             </w:r>
@@ -7218,6 +7864,7 @@
                 <w:color w:val="000000"/>
                 <w:sz w:val="22"/>
                 <w:szCs w:val="22"/>
+                <w:lang w:val="en-GB"/>
               </w:rPr>
               <w:t xml:space="preserve"/>
             </w:r>
@@ -7249,6 +7896,7 @@
                 <w:color w:val="000000"/>
                 <w:sz w:val="22"/>
                 <w:szCs w:val="22"/>
+                <w:lang w:val="en-GB"/>
               </w:rPr>
               <w:t xml:space="preserve"/>
             </w:r>
@@ -7256,6 +7904,9 @@
         </w:tc>
       </w:tr>
       <w:tr>
+        <w:trPr>
+          <w:cantSplit/>
+        </w:trPr>
         <w:tc>
           <w:tcPr>
             <w:tcW w:type="dxa" w:w="500"/>
@@ -7283,6 +7934,7 @@
                 <w:color w:val="000000"/>
                 <w:sz w:val="20"/>
                 <w:szCs w:val="20"/>
+                <w:lang w:val="en-GB"/>
               </w:rPr>
               <w:t xml:space="preserve">5</w:t>
             </w:r>
@@ -7312,6 +7964,7 @@
                 <w:color w:val="000000"/>
                 <w:sz w:val="20"/>
                 <w:szCs w:val="20"/>
+                <w:lang w:val="en-GB"/>
               </w:rPr>
               <w:t xml:space="preserve">Fire and explosion hazards</w:t>
             </w:r>
@@ -7343,6 +7996,7 @@
                 <w:color w:val="000000"/>
                 <w:sz w:val="22"/>
                 <w:szCs w:val="22"/>
+                <w:lang w:val="en-GB"/>
               </w:rPr>
               <w:t xml:space="preserve"/>
             </w:r>
@@ -7374,6 +8028,7 @@
                 <w:color w:val="000000"/>
                 <w:sz w:val="22"/>
                 <w:szCs w:val="22"/>
+                <w:lang w:val="en-GB"/>
               </w:rPr>
               <w:t xml:space="preserve"/>
             </w:r>
@@ -7381,6 +8036,9 @@
         </w:tc>
       </w:tr>
       <w:tr>
+        <w:trPr>
+          <w:cantSplit/>
+        </w:trPr>
         <w:tc>
           <w:tcPr>
             <w:tcW w:type="dxa" w:w="500"/>
@@ -7407,6 +8065,7 @@
                 <w:color w:val="000000"/>
                 <w:sz w:val="20"/>
                 <w:szCs w:val="20"/>
+                <w:lang w:val="en-GB"/>
               </w:rPr>
               <w:t xml:space="preserve">6</w:t>
             </w:r>
@@ -7436,8 +8095,9 @@
                 <w:color w:val="000000"/>
                 <w:sz w:val="20"/>
                 <w:szCs w:val="20"/>
-              </w:rPr>
-              <w:t xml:space="preserve">Thermal hazards (hot / cold surfaces, media)</w:t>
+                <w:lang w:val="en-GB"/>
+              </w:rPr>
+              <w:t xml:space="preserve">Thermal hazards (hot or cold surfaces, fluids or materials)</w:t>
             </w:r>
           </w:p>
         </w:tc>
@@ -7467,6 +8127,7 @@
                 <w:color w:val="000000"/>
                 <w:sz w:val="22"/>
                 <w:szCs w:val="22"/>
+                <w:lang w:val="en-GB"/>
               </w:rPr>
               <w:t xml:space="preserve"/>
             </w:r>
@@ -7498,6 +8159,7 @@
                 <w:color w:val="000000"/>
                 <w:sz w:val="22"/>
                 <w:szCs w:val="22"/>
+                <w:lang w:val="en-GB"/>
               </w:rPr>
               <w:t xml:space="preserve"/>
             </w:r>
@@ -7505,6 +8167,9 @@
         </w:tc>
       </w:tr>
       <w:tr>
+        <w:trPr>
+          <w:cantSplit/>
+        </w:trPr>
         <w:tc>
           <w:tcPr>
             <w:tcW w:type="dxa" w:w="500"/>
@@ -7532,6 +8197,7 @@
                 <w:color w:val="000000"/>
                 <w:sz w:val="20"/>
                 <w:szCs w:val="20"/>
+                <w:lang w:val="en-GB"/>
               </w:rPr>
               <w:t xml:space="preserve">7</w:t>
             </w:r>
@@ -7561,6 +8227,7 @@
                 <w:color w:val="000000"/>
                 <w:sz w:val="20"/>
                 <w:szCs w:val="20"/>
+                <w:lang w:val="en-GB"/>
               </w:rPr>
               <w:t xml:space="preserve">Defective, unsuitable, or missing equipment / tools / guarding</w:t>
             </w:r>
@@ -7592,6 +8259,7 @@
                 <w:color w:val="000000"/>
                 <w:sz w:val="22"/>
                 <w:szCs w:val="22"/>
+                <w:lang w:val="en-GB"/>
               </w:rPr>
               <w:t xml:space="preserve"/>
             </w:r>
@@ -7623,6 +8291,7 @@
                 <w:color w:val="000000"/>
                 <w:sz w:val="22"/>
                 <w:szCs w:val="22"/>
+                <w:lang w:val="en-GB"/>
               </w:rPr>
               <w:t xml:space="preserve"/>
             </w:r>
@@ -7630,6 +8299,9 @@
         </w:tc>
       </w:tr>
       <w:tr>
+        <w:trPr>
+          <w:cantSplit/>
+        </w:trPr>
         <w:tc>
           <w:tcPr>
             <w:tcW w:type="dxa" w:w="500"/>
@@ -7656,6 +8328,7 @@
                 <w:color w:val="000000"/>
                 <w:sz w:val="20"/>
                 <w:szCs w:val="20"/>
+                <w:lang w:val="en-GB"/>
               </w:rPr>
               <w:t xml:space="preserve">8</w:t>
             </w:r>
@@ -7685,6 +8358,7 @@
                 <w:color w:val="000000"/>
                 <w:sz w:val="20"/>
                 <w:szCs w:val="20"/>
+                <w:lang w:val="en-GB"/>
               </w:rPr>
               <w:t xml:space="preserve">Inadequate maintenance or inspection</w:t>
             </w:r>
@@ -7716,6 +8390,7 @@
                 <w:color w:val="000000"/>
                 <w:sz w:val="22"/>
                 <w:szCs w:val="22"/>
+                <w:lang w:val="en-GB"/>
               </w:rPr>
               <w:t xml:space="preserve"/>
             </w:r>
@@ -7747,6 +8422,7 @@
                 <w:color w:val="000000"/>
                 <w:sz w:val="22"/>
                 <w:szCs w:val="22"/>
+                <w:lang w:val="en-GB"/>
               </w:rPr>
               <w:t xml:space="preserve"/>
             </w:r>
@@ -7754,6 +8430,9 @@
         </w:tc>
       </w:tr>
       <w:tr>
+        <w:trPr>
+          <w:cantSplit/>
+        </w:trPr>
         <w:tc>
           <w:tcPr>
             <w:tcW w:type="dxa" w:w="500"/>
@@ -7781,6 +8460,7 @@
                 <w:color w:val="000000"/>
                 <w:sz w:val="20"/>
                 <w:szCs w:val="20"/>
+                <w:lang w:val="en-GB"/>
               </w:rPr>
               <w:t xml:space="preserve">9</w:t>
             </w:r>
@@ -7810,6 +8490,7 @@
                 <w:color w:val="000000"/>
                 <w:sz w:val="20"/>
                 <w:szCs w:val="20"/>
+                <w:lang w:val="en-GB"/>
               </w:rPr>
               <w:t xml:space="preserve">Gaps in work preparation, planning, or scheduling</w:t>
             </w:r>
@@ -7841,6 +8522,7 @@
                 <w:color w:val="000000"/>
                 <w:sz w:val="22"/>
                 <w:szCs w:val="22"/>
+                <w:lang w:val="en-GB"/>
               </w:rPr>
               <w:t xml:space="preserve"/>
             </w:r>
@@ -7872,6 +8554,7 @@
                 <w:color w:val="000000"/>
                 <w:sz w:val="22"/>
                 <w:szCs w:val="22"/>
+                <w:lang w:val="en-GB"/>
               </w:rPr>
               <w:t xml:space="preserve"/>
             </w:r>
@@ -7879,6 +8562,9 @@
         </w:tc>
       </w:tr>
       <w:tr>
+        <w:trPr>
+          <w:cantSplit/>
+        </w:trPr>
         <w:tc>
           <w:tcPr>
             <w:tcW w:type="dxa" w:w="500"/>
@@ -7905,6 +8591,7 @@
                 <w:color w:val="000000"/>
                 <w:sz w:val="20"/>
                 <w:szCs w:val="20"/>
+                <w:lang w:val="en-GB"/>
               </w:rPr>
               <w:t xml:space="preserve">10</w:t>
             </w:r>
@@ -7934,6 +8621,7 @@
                 <w:color w:val="000000"/>
                 <w:sz w:val="20"/>
                 <w:szCs w:val="20"/>
+                <w:lang w:val="en-GB"/>
               </w:rPr>
               <w:t xml:space="preserve">Unclear tasks, responsibilities, or work instructions</w:t>
             </w:r>
@@ -7965,6 +8653,7 @@
                 <w:color w:val="000000"/>
                 <w:sz w:val="22"/>
                 <w:szCs w:val="22"/>
+                <w:lang w:val="en-GB"/>
               </w:rPr>
               <w:t xml:space="preserve"/>
             </w:r>
@@ -7996,6 +8685,7 @@
                 <w:color w:val="000000"/>
                 <w:sz w:val="22"/>
                 <w:szCs w:val="22"/>
+                <w:lang w:val="en-GB"/>
               </w:rPr>
               <w:t xml:space="preserve"/>
             </w:r>
@@ -8003,6 +8693,9 @@
         </w:tc>
       </w:tr>
       <w:tr>
+        <w:trPr>
+          <w:cantSplit/>
+        </w:trPr>
         <w:tc>
           <w:tcPr>
             <w:tcW w:type="dxa" w:w="500"/>
@@ -8030,6 +8723,7 @@
                 <w:color w:val="000000"/>
                 <w:sz w:val="20"/>
                 <w:szCs w:val="20"/>
+                <w:lang w:val="en-GB"/>
               </w:rPr>
               <w:t xml:space="preserve">11</w:t>
             </w:r>
@@ -8059,6 +8753,7 @@
                 <w:color w:val="000000"/>
                 <w:sz w:val="20"/>
                 <w:szCs w:val="20"/>
+                <w:lang w:val="en-GB"/>
               </w:rPr>
               <w:t xml:space="preserve">Insufficient training, instruction, or qualifications</w:t>
             </w:r>
@@ -8090,6 +8785,7 @@
                 <w:color w:val="000000"/>
                 <w:sz w:val="22"/>
                 <w:szCs w:val="22"/>
+                <w:lang w:val="en-GB"/>
               </w:rPr>
               <w:t xml:space="preserve"/>
             </w:r>
@@ -8121,6 +8817,7 @@
                 <w:color w:val="000000"/>
                 <w:sz w:val="22"/>
                 <w:szCs w:val="22"/>
+                <w:lang w:val="en-GB"/>
               </w:rPr>
               <w:t xml:space="preserve"/>
             </w:r>
@@ -8128,6 +8825,9 @@
         </w:tc>
       </w:tr>
       <w:tr>
+        <w:trPr>
+          <w:cantSplit/>
+        </w:trPr>
         <w:tc>
           <w:tcPr>
             <w:tcW w:type="dxa" w:w="500"/>
@@ -8154,6 +8854,7 @@
                 <w:color w:val="000000"/>
                 <w:sz w:val="20"/>
                 <w:szCs w:val="20"/>
+                <w:lang w:val="en-GB"/>
               </w:rPr>
               <w:t xml:space="preserve">12</w:t>
             </w:r>
@@ -8183,6 +8884,7 @@
                 <w:color w:val="000000"/>
                 <w:sz w:val="20"/>
                 <w:szCs w:val="20"/>
+                <w:lang w:val="en-GB"/>
               </w:rPr>
               <w:t xml:space="preserve">Communication or language problems</w:t>
             </w:r>
@@ -8214,6 +8916,7 @@
                 <w:color w:val="000000"/>
                 <w:sz w:val="22"/>
                 <w:szCs w:val="22"/>
+                <w:lang w:val="en-GB"/>
               </w:rPr>
               <w:t xml:space="preserve"/>
             </w:r>
@@ -8245,6 +8948,7 @@
                 <w:color w:val="000000"/>
                 <w:sz w:val="22"/>
                 <w:szCs w:val="22"/>
+                <w:lang w:val="en-GB"/>
               </w:rPr>
               <w:t xml:space="preserve"/>
             </w:r>
@@ -8252,6 +8956,9 @@
         </w:tc>
       </w:tr>
       <w:tr>
+        <w:trPr>
+          <w:cantSplit/>
+        </w:trPr>
         <w:tc>
           <w:tcPr>
             <w:tcW w:type="dxa" w:w="500"/>
@@ -8279,6 +8986,7 @@
                 <w:color w:val="000000"/>
                 <w:sz w:val="20"/>
                 <w:szCs w:val="20"/>
+                <w:lang w:val="en-GB"/>
               </w:rPr>
               <w:t xml:space="preserve">13</w:t>
             </w:r>
@@ -8308,6 +9016,7 @@
                 <w:color w:val="000000"/>
                 <w:sz w:val="20"/>
                 <w:szCs w:val="20"/>
+                <w:lang w:val="en-GB"/>
               </w:rPr>
               <w:t xml:space="preserve">Time pressure, high workload, frequent interruptions</w:t>
             </w:r>
@@ -8339,6 +9048,7 @@
                 <w:color w:val="000000"/>
                 <w:sz w:val="22"/>
                 <w:szCs w:val="22"/>
+                <w:lang w:val="en-GB"/>
               </w:rPr>
               <w:t xml:space="preserve"/>
             </w:r>
@@ -8370,6 +9080,7 @@
                 <w:color w:val="000000"/>
                 <w:sz w:val="22"/>
                 <w:szCs w:val="22"/>
+                <w:lang w:val="en-GB"/>
               </w:rPr>
               <w:t xml:space="preserve"/>
             </w:r>
@@ -8377,6 +9088,9 @@
         </w:tc>
       </w:tr>
       <w:tr>
+        <w:trPr>
+          <w:cantSplit/>
+        </w:trPr>
         <w:tc>
           <w:tcPr>
             <w:tcW w:type="dxa" w:w="500"/>
@@ -8403,6 +9117,7 @@
                 <w:color w:val="000000"/>
                 <w:sz w:val="20"/>
                 <w:szCs w:val="20"/>
+                <w:lang w:val="en-GB"/>
               </w:rPr>
               <w:t xml:space="preserve">14</w:t>
             </w:r>
@@ -8432,8 +9147,9 @@
                 <w:color w:val="000000"/>
                 <w:sz w:val="20"/>
                 <w:szCs w:val="20"/>
-              </w:rPr>
-              <w:t xml:space="preserve">Fatigue, fitness for work, substance influence, stress</w:t>
+                <w:lang w:val="en-GB"/>
+              </w:rPr>
+              <w:t xml:space="preserve">Fatigue, impaired fitness for work, effects of substances, stress</w:t>
             </w:r>
           </w:p>
         </w:tc>
@@ -8463,6 +9179,7 @@
                 <w:color w:val="000000"/>
                 <w:sz w:val="22"/>
                 <w:szCs w:val="22"/>
+                <w:lang w:val="en-GB"/>
               </w:rPr>
               <w:t xml:space="preserve"/>
             </w:r>
@@ -8494,6 +9211,7 @@
                 <w:color w:val="000000"/>
                 <w:sz w:val="22"/>
                 <w:szCs w:val="22"/>
+                <w:lang w:val="en-GB"/>
               </w:rPr>
               <w:t xml:space="preserve"/>
             </w:r>
@@ -8501,6 +9219,9 @@
         </w:tc>
       </w:tr>
       <w:tr>
+        <w:trPr>
+          <w:cantSplit/>
+        </w:trPr>
         <w:tc>
           <w:tcPr>
             <w:tcW w:type="dxa" w:w="500"/>
@@ -8528,6 +9249,7 @@
                 <w:color w:val="000000"/>
                 <w:sz w:val="20"/>
                 <w:szCs w:val="20"/>
+                <w:lang w:val="en-GB"/>
               </w:rPr>
               <w:t xml:space="preserve">15</w:t>
             </w:r>
@@ -8557,6 +9279,7 @@
                 <w:color w:val="000000"/>
                 <w:sz w:val="20"/>
                 <w:szCs w:val="20"/>
+                <w:lang w:val="en-GB"/>
               </w:rPr>
               <w:t xml:space="preserve">Unfavourable environment (weather, lighting, noise, space)</w:t>
             </w:r>
@@ -8588,6 +9311,7 @@
                 <w:color w:val="000000"/>
                 <w:sz w:val="22"/>
                 <w:szCs w:val="22"/>
+                <w:lang w:val="en-GB"/>
               </w:rPr>
               <w:t xml:space="preserve"/>
             </w:r>
@@ -8619,6 +9343,7 @@
                 <w:color w:val="000000"/>
                 <w:sz w:val="22"/>
                 <w:szCs w:val="22"/>
+                <w:lang w:val="en-GB"/>
               </w:rPr>
               <w:t xml:space="preserve"/>
             </w:r>
@@ -8626,6 +9351,9 @@
         </w:tc>
       </w:tr>
       <w:tr>
+        <w:trPr>
+          <w:cantSplit/>
+        </w:trPr>
         <w:tc>
           <w:tcPr>
             <w:tcW w:type="dxa" w:w="500"/>
@@ -8652,6 +9380,7 @@
                 <w:color w:val="000000"/>
                 <w:sz w:val="20"/>
                 <w:szCs w:val="20"/>
+                <w:lang w:val="en-GB"/>
               </w:rPr>
               <w:t xml:space="preserve">16</w:t>
             </w:r>
@@ -8681,6 +9410,7 @@
                 <w:color w:val="000000"/>
                 <w:sz w:val="20"/>
                 <w:szCs w:val="20"/>
+                <w:lang w:val="en-GB"/>
               </w:rPr>
               <w:t xml:space="preserve">Safety rules or procedures not followed</w:t>
             </w:r>
@@ -8712,6 +9442,7 @@
                 <w:color w:val="000000"/>
                 <w:sz w:val="22"/>
                 <w:szCs w:val="22"/>
+                <w:lang w:val="en-GB"/>
               </w:rPr>
               <w:t xml:space="preserve"/>
             </w:r>
@@ -8743,6 +9474,7 @@
                 <w:color w:val="000000"/>
                 <w:sz w:val="22"/>
                 <w:szCs w:val="22"/>
+                <w:lang w:val="en-GB"/>
               </w:rPr>
               <w:t xml:space="preserve"/>
             </w:r>
@@ -8750,6 +9482,9 @@
         </w:tc>
       </w:tr>
       <w:tr>
+        <w:trPr>
+          <w:cantSplit/>
+        </w:trPr>
         <w:tc>
           <w:tcPr>
             <w:tcW w:type="dxa" w:w="500"/>
@@ -8777,6 +9512,7 @@
                 <w:color w:val="000000"/>
                 <w:sz w:val="20"/>
                 <w:szCs w:val="20"/>
+                <w:lang w:val="en-GB"/>
               </w:rPr>
               <w:t xml:space="preserve">17</w:t>
             </w:r>
@@ -8806,6 +9542,7 @@
                 <w:color w:val="000000"/>
                 <w:sz w:val="20"/>
                 <w:szCs w:val="20"/>
+                <w:lang w:val="en-GB"/>
               </w:rPr>
               <w:t xml:space="preserve">PPE not worn or used incorrectly</w:t>
             </w:r>
@@ -8837,6 +9574,7 @@
                 <w:color w:val="000000"/>
                 <w:sz w:val="22"/>
                 <w:szCs w:val="22"/>
+                <w:lang w:val="en-GB"/>
               </w:rPr>
               <w:t xml:space="preserve"/>
             </w:r>
@@ -8868,6 +9606,7 @@
                 <w:color w:val="000000"/>
                 <w:sz w:val="22"/>
                 <w:szCs w:val="22"/>
+                <w:lang w:val="en-GB"/>
               </w:rPr>
               <w:t xml:space="preserve"/>
             </w:r>
@@ -8875,6 +9614,9 @@
         </w:tc>
       </w:tr>
       <w:tr>
+        <w:trPr>
+          <w:cantSplit/>
+        </w:trPr>
         <w:tc>
           <w:tcPr>
             <w:tcW w:type="dxa" w:w="500"/>
@@ -8901,6 +9643,7 @@
                 <w:color w:val="000000"/>
                 <w:sz w:val="20"/>
                 <w:szCs w:val="20"/>
+                <w:lang w:val="en-GB"/>
               </w:rPr>
               <w:t xml:space="preserve">18</w:t>
             </w:r>
@@ -8930,6 +9673,7 @@
                 <w:color w:val="000000"/>
                 <w:sz w:val="20"/>
                 <w:szCs w:val="20"/>
+                <w:lang w:val="en-GB"/>
               </w:rPr>
               <w:t xml:space="preserve">Incorrect use of tools, equipment, or substances</w:t>
             </w:r>
@@ -8961,6 +9705,7 @@
                 <w:color w:val="000000"/>
                 <w:sz w:val="22"/>
                 <w:szCs w:val="22"/>
+                <w:lang w:val="en-GB"/>
               </w:rPr>
               <w:t xml:space="preserve"/>
             </w:r>
@@ -8992,6 +9737,7 @@
                 <w:color w:val="000000"/>
                 <w:sz w:val="22"/>
                 <w:szCs w:val="22"/>
+                <w:lang w:val="en-GB"/>
               </w:rPr>
               <w:t xml:space="preserve"/>
             </w:r>
@@ -8999,6 +9745,9 @@
         </w:tc>
       </w:tr>
       <w:tr>
+        <w:trPr>
+          <w:cantSplit/>
+        </w:trPr>
         <w:tc>
           <w:tcPr>
             <w:tcW w:type="dxa" w:w="500"/>
@@ -9026,6 +9775,7 @@
                 <w:color w:val="000000"/>
                 <w:sz w:val="20"/>
                 <w:szCs w:val="20"/>
+                <w:lang w:val="en-GB"/>
               </w:rPr>
               <w:t xml:space="preserve">19</w:t>
             </w:r>
@@ -9055,6 +9805,7 @@
                 <w:color w:val="000000"/>
                 <w:sz w:val="20"/>
                 <w:szCs w:val="20"/>
+                <w:lang w:val="en-GB"/>
               </w:rPr>
               <w:t xml:space="preserve">Insufficient checks, audits, or supervision</w:t>
             </w:r>
@@ -9086,6 +9837,7 @@
                 <w:color w:val="000000"/>
                 <w:sz w:val="22"/>
                 <w:szCs w:val="22"/>
+                <w:lang w:val="en-GB"/>
               </w:rPr>
               <w:t xml:space="preserve"/>
             </w:r>
@@ -9117,6 +9869,7 @@
                 <w:color w:val="000000"/>
                 <w:sz w:val="22"/>
                 <w:szCs w:val="22"/>
+                <w:lang w:val="en-GB"/>
               </w:rPr>
               <w:t xml:space="preserve"/>
             </w:r>
@@ -9124,6 +9877,9 @@
         </w:tc>
       </w:tr>
       <w:tr>
+        <w:trPr>
+          <w:cantSplit/>
+        </w:trPr>
         <w:tc>
           <w:tcPr>
             <w:tcW w:type="dxa" w:w="500"/>
@@ -9150,6 +9906,7 @@
                 <w:color w:val="000000"/>
                 <w:sz w:val="20"/>
                 <w:szCs w:val="20"/>
+                <w:lang w:val="en-GB"/>
               </w:rPr>
               <w:t xml:space="preserve">20</w:t>
             </w:r>
@@ -9179,6 +9936,7 @@
                 <w:color w:val="000000"/>
                 <w:sz w:val="20"/>
                 <w:szCs w:val="20"/>
+                <w:lang w:val="en-GB"/>
               </w:rPr>
               <w:t xml:space="preserve">Other (specify)</w:t>
             </w:r>
@@ -9210,6 +9968,7 @@
                 <w:color w:val="000000"/>
                 <w:sz w:val="22"/>
                 <w:szCs w:val="22"/>
+                <w:lang w:val="en-GB"/>
               </w:rPr>
               <w:t xml:space="preserve"/>
             </w:r>
@@ -9241,6 +10000,7 @@
                 <w:color w:val="000000"/>
                 <w:sz w:val="22"/>
                 <w:szCs w:val="22"/>
+                <w:lang w:val="en-GB"/>
               </w:rPr>
               <w:t xml:space="preserve"/>
             </w:r>
@@ -9256,6 +10016,7 @@
     <w:p>
       <w:pPr>
         <w:spacing w:before="300" w:after="120"/>
+        <w:keepNext/>
       </w:pPr>
       <w:r>
         <w:rPr>
@@ -9265,8 +10026,9 @@
           <w:color w:val="C04E1A"/>
           <w:sz w:val="26"/>
           <w:szCs w:val="26"/>
+          <w:lang w:val="en-GB"/>
         </w:rPr>
-        <w:t xml:space="preserve">4 │ 5 WHY ANALYSIS</w:t>
+        <w:t xml:space="preserve">4 Analysis using the 5 Whys</w:t>
       </w:r>
     </w:p>
     <w:p>
@@ -9281,13 +10043,15 @@
           <w:color w:val="666666"/>
           <w:sz w:val="22"/>
           <w:szCs w:val="22"/>
+          <w:lang w:val="en-GB"/>
         </w:rPr>
-        <w:t xml:space="preserve">For each key contributing factor, ask “Why?” repeatedly. Then check backwards with “Therefore…”</w:t>
+        <w:t xml:space="preserve">Ask “Why?” repeatedly for each significant contributing factor. Then check the chain from the root cause towards the incident.</w:t>
       </w:r>
     </w:p>
     <w:p>
       <w:pPr>
         <w:spacing w:before="240" w:after="120"/>
+        <w:keepNext/>
       </w:pPr>
       <w:r>
         <w:rPr>
@@ -9297,6 +10061,7 @@
           <w:color w:val="C04E1A"/>
           <w:sz w:val="26"/>
           <w:szCs w:val="26"/>
+          <w:lang w:val="en-GB"/>
         </w:rPr>
         <w:t xml:space="preserve">Contributing factor 1</w:t>
       </w:r>
@@ -9318,6 +10083,9 @@
         <w:gridCol w:w="7066"/>
       </w:tblGrid>
       <w:tr>
+        <w:trPr>
+          <w:cantSplit/>
+        </w:trPr>
         <w:tc>
           <w:tcPr>
             <w:tcW w:type="dxa" w:w="3400"/>
@@ -9345,6 +10113,7 @@
                 <w:color w:val="000000"/>
                 <w:sz w:val="22"/>
                 <w:szCs w:val="22"/>
+                <w:lang w:val="en-GB"/>
               </w:rPr>
               <w:t xml:space="preserve">Factor:</w:t>
             </w:r>
@@ -9376,6 +10145,7 @@
                 <w:color w:val="000000"/>
                 <w:sz w:val="22"/>
                 <w:szCs w:val="22"/>
+                <w:lang w:val="en-GB"/>
               </w:rPr>
               <w:t xml:space="preserve"/>
             </w:r>
@@ -9383,6 +10153,9 @@
         </w:tc>
       </w:tr>
       <w:tr>
+        <w:trPr>
+          <w:cantSplit/>
+        </w:trPr>
         <w:tc>
           <w:tcPr>
             <w:tcW w:type="dxa" w:w="3400"/>
@@ -9410,6 +10183,7 @@
                 <w:color w:val="000000"/>
                 <w:sz w:val="22"/>
                 <w:szCs w:val="22"/>
+                <w:lang w:val="en-GB"/>
               </w:rPr>
               <w:t xml:space="preserve">1st Why</w:t>
             </w:r>
@@ -9441,6 +10215,7 @@
                 <w:color w:val="000000"/>
                 <w:sz w:val="22"/>
                 <w:szCs w:val="22"/>
+                <w:lang w:val="en-GB"/>
               </w:rPr>
               <w:t xml:space="preserve"/>
             </w:r>
@@ -9448,6 +10223,9 @@
         </w:tc>
       </w:tr>
       <w:tr>
+        <w:trPr>
+          <w:cantSplit/>
+        </w:trPr>
         <w:tc>
           <w:tcPr>
             <w:tcW w:type="dxa" w:w="3400"/>
@@ -9475,6 +10253,7 @@
                 <w:color w:val="000000"/>
                 <w:sz w:val="22"/>
                 <w:szCs w:val="22"/>
+                <w:lang w:val="en-GB"/>
               </w:rPr>
               <w:t xml:space="preserve">2nd Why</w:t>
             </w:r>
@@ -9506,6 +10285,7 @@
                 <w:color w:val="000000"/>
                 <w:sz w:val="22"/>
                 <w:szCs w:val="22"/>
+                <w:lang w:val="en-GB"/>
               </w:rPr>
               <w:t xml:space="preserve"/>
             </w:r>
@@ -9513,6 +10293,9 @@
         </w:tc>
       </w:tr>
       <w:tr>
+        <w:trPr>
+          <w:cantSplit/>
+        </w:trPr>
         <w:tc>
           <w:tcPr>
             <w:tcW w:type="dxa" w:w="3400"/>
@@ -9540,6 +10323,7 @@
                 <w:color w:val="000000"/>
                 <w:sz w:val="22"/>
                 <w:szCs w:val="22"/>
+                <w:lang w:val="en-GB"/>
               </w:rPr>
               <w:t xml:space="preserve">3rd Why</w:t>
             </w:r>
@@ -9571,6 +10355,7 @@
                 <w:color w:val="000000"/>
                 <w:sz w:val="22"/>
                 <w:szCs w:val="22"/>
+                <w:lang w:val="en-GB"/>
               </w:rPr>
               <w:t xml:space="preserve"/>
             </w:r>
@@ -9578,6 +10363,9 @@
         </w:tc>
       </w:tr>
       <w:tr>
+        <w:trPr>
+          <w:cantSplit/>
+        </w:trPr>
         <w:tc>
           <w:tcPr>
             <w:tcW w:type="dxa" w:w="3400"/>
@@ -9605,6 +10393,7 @@
                 <w:color w:val="000000"/>
                 <w:sz w:val="22"/>
                 <w:szCs w:val="22"/>
+                <w:lang w:val="en-GB"/>
               </w:rPr>
               <w:t xml:space="preserve">4th Why</w:t>
             </w:r>
@@ -9636,6 +10425,7 @@
                 <w:color w:val="000000"/>
                 <w:sz w:val="22"/>
                 <w:szCs w:val="22"/>
+                <w:lang w:val="en-GB"/>
               </w:rPr>
               <w:t xml:space="preserve"/>
             </w:r>
@@ -9643,6 +10433,9 @@
         </w:tc>
       </w:tr>
       <w:tr>
+        <w:trPr>
+          <w:cantSplit/>
+        </w:trPr>
         <w:tc>
           <w:tcPr>
             <w:tcW w:type="dxa" w:w="3400"/>
@@ -9670,6 +10463,7 @@
                 <w:color w:val="000000"/>
                 <w:sz w:val="22"/>
                 <w:szCs w:val="22"/>
+                <w:lang w:val="en-GB"/>
               </w:rPr>
               <w:t xml:space="preserve">5th Why</w:t>
             </w:r>
@@ -9701,6 +10495,7 @@
                 <w:color w:val="000000"/>
                 <w:sz w:val="22"/>
                 <w:szCs w:val="22"/>
+                <w:lang w:val="en-GB"/>
               </w:rPr>
               <w:t xml:space="preserve"/>
             </w:r>
@@ -9708,6 +10503,9 @@
         </w:tc>
       </w:tr>
       <w:tr>
+        <w:trPr>
+          <w:cantSplit/>
+        </w:trPr>
         <w:tc>
           <w:tcPr>
             <w:tcW w:type="dxa" w:w="3400"/>
@@ -9735,8 +10533,9 @@
                 <w:color w:val="000000"/>
                 <w:sz w:val="22"/>
                 <w:szCs w:val="22"/>
-              </w:rPr>
-              <w:t xml:space="preserve">ROOT CAUSE</w:t>
+                <w:lang w:val="en-GB"/>
+              </w:rPr>
+              <w:t xml:space="preserve">Root cause</w:t>
             </w:r>
           </w:p>
         </w:tc>
@@ -9766,6 +10565,7 @@
                 <w:color w:val="000000"/>
                 <w:sz w:val="22"/>
                 <w:szCs w:val="22"/>
+                <w:lang w:val="en-GB"/>
               </w:rPr>
               <w:t xml:space="preserve"/>
             </w:r>
@@ -9773,6 +10573,9 @@
         </w:tc>
       </w:tr>
       <w:tr>
+        <w:trPr>
+          <w:cantSplit/>
+        </w:trPr>
         <w:tc>
           <w:tcPr>
             <w:tcW w:type="dxa" w:w="3400"/>
@@ -9800,8 +10603,9 @@
                 <w:color w:val="000000"/>
                 <w:sz w:val="22"/>
                 <w:szCs w:val="22"/>
-              </w:rPr>
-              <w:t xml:space="preserve">Backward check</w:t>
+                <w:lang w:val="en-GB"/>
+              </w:rPr>
+              <w:t xml:space="preserve">Cause-and-effect check</w:t>
             </w:r>
           </w:p>
         </w:tc>
@@ -9834,8 +10638,9 @@
                 <w:color w:val="666666"/>
                 <w:sz w:val="22"/>
                 <w:szCs w:val="22"/>
-              </w:rPr>
-              <w:t xml:space="preserve">Read from root cause to event: “Because of [root cause], therefore… therefore… the incident occurred.”</w:t>
+                <w:lang w:val="en-GB"/>
+              </w:rPr>
+              <w:t xml:space="preserve">Read from the root cause towards the incident using “therefore” between steps. Check that the facts support each link.</w:t>
             </w:r>
           </w:p>
           <w:p>
@@ -9845,6 +10650,7 @@
                 <w:color w:val="000000"/>
                 <w:sz w:val="6"/>
                 <w:szCs w:val="6"/>
+                <w:lang w:val="en-GB"/>
               </w:rPr>
               <w:t xml:space="preserve"/>
             </w:r>
@@ -9856,6 +10662,7 @@
                 <w:color w:val="000000"/>
                 <w:sz w:val="6"/>
                 <w:szCs w:val="6"/>
+                <w:lang w:val="en-GB"/>
               </w:rPr>
               <w:t xml:space="preserve"/>
             </w:r>
@@ -9863,6 +10670,9 @@
         </w:tc>
       </w:tr>
       <w:tr>
+        <w:trPr>
+          <w:cantSplit/>
+        </w:trPr>
         <w:tc>
           <w:tcPr>
             <w:tcW w:type="dxa" w:w="3400"/>
@@ -9890,8 +10700,9 @@
                 <w:color w:val="000000"/>
                 <w:sz w:val="22"/>
                 <w:szCs w:val="22"/>
-              </w:rPr>
-              <w:t xml:space="preserve">Logic holds?</w:t>
+                <w:lang w:val="en-GB"/>
+              </w:rPr>
+              <w:t xml:space="preserve">Does the logic hold?</w:t>
             </w:r>
           </w:p>
         </w:tc>
@@ -9919,8 +10730,9 @@
                 <w:color w:val="000000"/>
                 <w:sz w:val="22"/>
                 <w:szCs w:val="22"/>
-              </w:rPr>
-              <w:t xml:space="preserve">□ Yes — proceed to actions     □ No — revisit analysis</w:t>
+                <w:lang w:val="en-GB"/>
+              </w:rPr>
+              <w:t xml:space="preserve">□ Yes: proceed to actions     □ No: revisit the analysis</w:t>
             </w:r>
           </w:p>
         </w:tc>
@@ -9933,6 +10745,7 @@
           <w:color w:val="000000"/>
           <w:sz w:val="6"/>
           <w:szCs w:val="6"/>
+          <w:lang w:val="en-GB"/>
         </w:rPr>
         <w:t xml:space="preserve"/>
       </w:r>
@@ -9940,6 +10753,7 @@
     <w:p>
       <w:pPr>
         <w:spacing w:before="240" w:after="120"/>
+        <w:keepNext/>
       </w:pPr>
       <w:r>
         <w:rPr>
@@ -9949,6 +10763,7 @@
           <w:color w:val="C04E1A"/>
           <w:sz w:val="26"/>
           <w:szCs w:val="26"/>
+          <w:lang w:val="en-GB"/>
         </w:rPr>
         <w:t xml:space="preserve">Contributing factor 2</w:t>
       </w:r>
@@ -9970,6 +10785,9 @@
         <w:gridCol w:w="7066"/>
       </w:tblGrid>
       <w:tr>
+        <w:trPr>
+          <w:cantSplit/>
+        </w:trPr>
         <w:tc>
           <w:tcPr>
             <w:tcW w:type="dxa" w:w="3400"/>
@@ -9997,6 +10815,7 @@
                 <w:color w:val="000000"/>
                 <w:sz w:val="22"/>
                 <w:szCs w:val="22"/>
+                <w:lang w:val="en-GB"/>
               </w:rPr>
               <w:t xml:space="preserve">Factor:</w:t>
             </w:r>
@@ -10028,6 +10847,7 @@
                 <w:color w:val="000000"/>
                 <w:sz w:val="22"/>
                 <w:szCs w:val="22"/>
+                <w:lang w:val="en-GB"/>
               </w:rPr>
               <w:t xml:space="preserve"/>
             </w:r>
@@ -10035,6 +10855,9 @@
         </w:tc>
       </w:tr>
       <w:tr>
+        <w:trPr>
+          <w:cantSplit/>
+        </w:trPr>
         <w:tc>
           <w:tcPr>
             <w:tcW w:type="dxa" w:w="3400"/>
@@ -10062,6 +10885,7 @@
                 <w:color w:val="000000"/>
                 <w:sz w:val="22"/>
                 <w:szCs w:val="22"/>
+                <w:lang w:val="en-GB"/>
               </w:rPr>
               <w:t xml:space="preserve">1st Why</w:t>
             </w:r>
@@ -10093,6 +10917,7 @@
                 <w:color w:val="000000"/>
                 <w:sz w:val="22"/>
                 <w:szCs w:val="22"/>
+                <w:lang w:val="en-GB"/>
               </w:rPr>
               <w:t xml:space="preserve"/>
             </w:r>
@@ -10100,6 +10925,9 @@
         </w:tc>
       </w:tr>
       <w:tr>
+        <w:trPr>
+          <w:cantSplit/>
+        </w:trPr>
         <w:tc>
           <w:tcPr>
             <w:tcW w:type="dxa" w:w="3400"/>
@@ -10127,6 +10955,7 @@
                 <w:color w:val="000000"/>
                 <w:sz w:val="22"/>
                 <w:szCs w:val="22"/>
+                <w:lang w:val="en-GB"/>
               </w:rPr>
               <w:t xml:space="preserve">2nd Why</w:t>
             </w:r>
@@ -10158,6 +10987,7 @@
                 <w:color w:val="000000"/>
                 <w:sz w:val="22"/>
                 <w:szCs w:val="22"/>
+                <w:lang w:val="en-GB"/>
               </w:rPr>
               <w:t xml:space="preserve"/>
             </w:r>
@@ -10165,6 +10995,9 @@
         </w:tc>
       </w:tr>
       <w:tr>
+        <w:trPr>
+          <w:cantSplit/>
+        </w:trPr>
         <w:tc>
           <w:tcPr>
             <w:tcW w:type="dxa" w:w="3400"/>
@@ -10192,6 +11025,7 @@
                 <w:color w:val="000000"/>
                 <w:sz w:val="22"/>
                 <w:szCs w:val="22"/>
+                <w:lang w:val="en-GB"/>
               </w:rPr>
               <w:t xml:space="preserve">3rd Why</w:t>
             </w:r>
@@ -10223,6 +11057,7 @@
                 <w:color w:val="000000"/>
                 <w:sz w:val="22"/>
                 <w:szCs w:val="22"/>
+                <w:lang w:val="en-GB"/>
               </w:rPr>
               <w:t xml:space="preserve"/>
             </w:r>
@@ -10230,6 +11065,9 @@
         </w:tc>
       </w:tr>
       <w:tr>
+        <w:trPr>
+          <w:cantSplit/>
+        </w:trPr>
         <w:tc>
           <w:tcPr>
             <w:tcW w:type="dxa" w:w="3400"/>
@@ -10257,6 +11095,7 @@
                 <w:color w:val="000000"/>
                 <w:sz w:val="22"/>
                 <w:szCs w:val="22"/>
+                <w:lang w:val="en-GB"/>
               </w:rPr>
               <w:t xml:space="preserve">4th Why</w:t>
             </w:r>
@@ -10288,6 +11127,7 @@
                 <w:color w:val="000000"/>
                 <w:sz w:val="22"/>
                 <w:szCs w:val="22"/>
+                <w:lang w:val="en-GB"/>
               </w:rPr>
               <w:t xml:space="preserve"/>
             </w:r>
@@ -10295,6 +11135,9 @@
         </w:tc>
       </w:tr>
       <w:tr>
+        <w:trPr>
+          <w:cantSplit/>
+        </w:trPr>
         <w:tc>
           <w:tcPr>
             <w:tcW w:type="dxa" w:w="3400"/>
@@ -10322,6 +11165,7 @@
                 <w:color w:val="000000"/>
                 <w:sz w:val="22"/>
                 <w:szCs w:val="22"/>
+                <w:lang w:val="en-GB"/>
               </w:rPr>
               <w:t xml:space="preserve">5th Why</w:t>
             </w:r>
@@ -10353,6 +11197,7 @@
                 <w:color w:val="000000"/>
                 <w:sz w:val="22"/>
                 <w:szCs w:val="22"/>
+                <w:lang w:val="en-GB"/>
               </w:rPr>
               <w:t xml:space="preserve"/>
             </w:r>
@@ -10360,6 +11205,9 @@
         </w:tc>
       </w:tr>
       <w:tr>
+        <w:trPr>
+          <w:cantSplit/>
+        </w:trPr>
         <w:tc>
           <w:tcPr>
             <w:tcW w:type="dxa" w:w="3400"/>
@@ -10387,8 +11235,9 @@
                 <w:color w:val="000000"/>
                 <w:sz w:val="22"/>
                 <w:szCs w:val="22"/>
-              </w:rPr>
-              <w:t xml:space="preserve">ROOT CAUSE</w:t>
+                <w:lang w:val="en-GB"/>
+              </w:rPr>
+              <w:t xml:space="preserve">Root cause</w:t>
             </w:r>
           </w:p>
         </w:tc>
@@ -10418,6 +11267,7 @@
                 <w:color w:val="000000"/>
                 <w:sz w:val="22"/>
                 <w:szCs w:val="22"/>
+                <w:lang w:val="en-GB"/>
               </w:rPr>
               <w:t xml:space="preserve"/>
             </w:r>
@@ -10425,6 +11275,9 @@
         </w:tc>
       </w:tr>
       <w:tr>
+        <w:trPr>
+          <w:cantSplit/>
+        </w:trPr>
         <w:tc>
           <w:tcPr>
             <w:tcW w:type="dxa" w:w="3400"/>
@@ -10452,8 +11305,9 @@
                 <w:color w:val="000000"/>
                 <w:sz w:val="22"/>
                 <w:szCs w:val="22"/>
-              </w:rPr>
-              <w:t xml:space="preserve">Backward check</w:t>
+                <w:lang w:val="en-GB"/>
+              </w:rPr>
+              <w:t xml:space="preserve">Cause-and-effect check</w:t>
             </w:r>
           </w:p>
         </w:tc>
@@ -10486,8 +11340,9 @@
                 <w:color w:val="666666"/>
                 <w:sz w:val="22"/>
                 <w:szCs w:val="22"/>
-              </w:rPr>
-              <w:t xml:space="preserve">Read from root cause to event: “Because of [root cause], therefore… therefore… the incident occurred.”</w:t>
+                <w:lang w:val="en-GB"/>
+              </w:rPr>
+              <w:t xml:space="preserve">Read from the root cause towards the incident using “therefore” between steps. Check that the facts support each link.</w:t>
             </w:r>
           </w:p>
           <w:p>
@@ -10497,6 +11352,7 @@
                 <w:color w:val="000000"/>
                 <w:sz w:val="6"/>
                 <w:szCs w:val="6"/>
+                <w:lang w:val="en-GB"/>
               </w:rPr>
               <w:t xml:space="preserve"/>
             </w:r>
@@ -10508,6 +11364,7 @@
                 <w:color w:val="000000"/>
                 <w:sz w:val="6"/>
                 <w:szCs w:val="6"/>
+                <w:lang w:val="en-GB"/>
               </w:rPr>
               <w:t xml:space="preserve"/>
             </w:r>
@@ -10515,6 +11372,9 @@
         </w:tc>
       </w:tr>
       <w:tr>
+        <w:trPr>
+          <w:cantSplit/>
+        </w:trPr>
         <w:tc>
           <w:tcPr>
             <w:tcW w:type="dxa" w:w="3400"/>
@@ -10542,8 +11402,9 @@
                 <w:color w:val="000000"/>
                 <w:sz w:val="22"/>
                 <w:szCs w:val="22"/>
-              </w:rPr>
-              <w:t xml:space="preserve">Logic holds?</w:t>
+                <w:lang w:val="en-GB"/>
+              </w:rPr>
+              <w:t xml:space="preserve">Does the logic hold?</w:t>
             </w:r>
           </w:p>
         </w:tc>
@@ -10571,8 +11432,9 @@
                 <w:color w:val="000000"/>
                 <w:sz w:val="22"/>
                 <w:szCs w:val="22"/>
-              </w:rPr>
-              <w:t xml:space="preserve">□ Yes — proceed to actions     □ No — revisit analysis</w:t>
+                <w:lang w:val="en-GB"/>
+              </w:rPr>
+              <w:t xml:space="preserve">□ Yes: proceed to actions     □ No: revisit the analysis</w:t>
             </w:r>
           </w:p>
         </w:tc>
@@ -10585,6 +11447,7 @@
           <w:color w:val="000000"/>
           <w:sz w:val="6"/>
           <w:szCs w:val="6"/>
+          <w:lang w:val="en-GB"/>
         </w:rPr>
         <w:t xml:space="preserve"/>
       </w:r>
@@ -10592,6 +11455,8 @@
     <w:p>
       <w:pPr>
         <w:spacing w:before="240" w:after="120"/>
+        <w:keepNext/>
+        <w:pageBreakBefore/>
       </w:pPr>
       <w:r>
         <w:rPr>
@@ -10601,6 +11466,7 @@
           <w:color w:val="C04E1A"/>
           <w:sz w:val="26"/>
           <w:szCs w:val="26"/>
+          <w:lang w:val="en-GB"/>
         </w:rPr>
         <w:t xml:space="preserve">Contributing factor 3</w:t>
       </w:r>
@@ -10622,6 +11488,9 @@
         <w:gridCol w:w="7066"/>
       </w:tblGrid>
       <w:tr>
+        <w:trPr>
+          <w:cantSplit/>
+        </w:trPr>
         <w:tc>
           <w:tcPr>
             <w:tcW w:type="dxa" w:w="3400"/>
@@ -10649,6 +11518,7 @@
                 <w:color w:val="000000"/>
                 <w:sz w:val="22"/>
                 <w:szCs w:val="22"/>
+                <w:lang w:val="en-GB"/>
               </w:rPr>
               <w:t xml:space="preserve">Factor:</w:t>
             </w:r>
@@ -10680,6 +11550,7 @@
                 <w:color w:val="000000"/>
                 <w:sz w:val="22"/>
                 <w:szCs w:val="22"/>
+                <w:lang w:val="en-GB"/>
               </w:rPr>
               <w:t xml:space="preserve"/>
             </w:r>
@@ -10687,6 +11558,9 @@
         </w:tc>
       </w:tr>
       <w:tr>
+        <w:trPr>
+          <w:cantSplit/>
+        </w:trPr>
         <w:tc>
           <w:tcPr>
             <w:tcW w:type="dxa" w:w="3400"/>
@@ -10714,6 +11588,7 @@
                 <w:color w:val="000000"/>
                 <w:sz w:val="22"/>
                 <w:szCs w:val="22"/>
+                <w:lang w:val="en-GB"/>
               </w:rPr>
               <w:t xml:space="preserve">1st Why</w:t>
             </w:r>
@@ -10745,6 +11620,7 @@
                 <w:color w:val="000000"/>
                 <w:sz w:val="22"/>
                 <w:szCs w:val="22"/>
+                <w:lang w:val="en-GB"/>
               </w:rPr>
               <w:t xml:space="preserve"/>
             </w:r>
@@ -10752,6 +11628,9 @@
         </w:tc>
       </w:tr>
       <w:tr>
+        <w:trPr>
+          <w:cantSplit/>
+        </w:trPr>
         <w:tc>
           <w:tcPr>
             <w:tcW w:type="dxa" w:w="3400"/>
@@ -10779,6 +11658,7 @@
                 <w:color w:val="000000"/>
                 <w:sz w:val="22"/>
                 <w:szCs w:val="22"/>
+                <w:lang w:val="en-GB"/>
               </w:rPr>
               <w:t xml:space="preserve">2nd Why</w:t>
             </w:r>
@@ -10810,6 +11690,7 @@
                 <w:color w:val="000000"/>
                 <w:sz w:val="22"/>
                 <w:szCs w:val="22"/>
+                <w:lang w:val="en-GB"/>
               </w:rPr>
               <w:t xml:space="preserve"/>
             </w:r>
@@ -10817,6 +11698,9 @@
         </w:tc>
       </w:tr>
       <w:tr>
+        <w:trPr>
+          <w:cantSplit/>
+        </w:trPr>
         <w:tc>
           <w:tcPr>
             <w:tcW w:type="dxa" w:w="3400"/>
@@ -10844,6 +11728,7 @@
                 <w:color w:val="000000"/>
                 <w:sz w:val="22"/>
                 <w:szCs w:val="22"/>
+                <w:lang w:val="en-GB"/>
               </w:rPr>
               <w:t xml:space="preserve">3rd Why</w:t>
             </w:r>
@@ -10875,6 +11760,7 @@
                 <w:color w:val="000000"/>
                 <w:sz w:val="22"/>
                 <w:szCs w:val="22"/>
+                <w:lang w:val="en-GB"/>
               </w:rPr>
               <w:t xml:space="preserve"/>
             </w:r>
@@ -10882,6 +11768,9 @@
         </w:tc>
       </w:tr>
       <w:tr>
+        <w:trPr>
+          <w:cantSplit/>
+        </w:trPr>
         <w:tc>
           <w:tcPr>
             <w:tcW w:type="dxa" w:w="3400"/>
@@ -10909,6 +11798,7 @@
                 <w:color w:val="000000"/>
                 <w:sz w:val="22"/>
                 <w:szCs w:val="22"/>
+                <w:lang w:val="en-GB"/>
               </w:rPr>
               <w:t xml:space="preserve">4th Why</w:t>
             </w:r>
@@ -10940,6 +11830,7 @@
                 <w:color w:val="000000"/>
                 <w:sz w:val="22"/>
                 <w:szCs w:val="22"/>
+                <w:lang w:val="en-GB"/>
               </w:rPr>
               <w:t xml:space="preserve"/>
             </w:r>
@@ -10947,6 +11838,9 @@
         </w:tc>
       </w:tr>
       <w:tr>
+        <w:trPr>
+          <w:cantSplit/>
+        </w:trPr>
         <w:tc>
           <w:tcPr>
             <w:tcW w:type="dxa" w:w="3400"/>
@@ -10974,6 +11868,7 @@
                 <w:color w:val="000000"/>
                 <w:sz w:val="22"/>
                 <w:szCs w:val="22"/>
+                <w:lang w:val="en-GB"/>
               </w:rPr>
               <w:t xml:space="preserve">5th Why</w:t>
             </w:r>
@@ -11005,6 +11900,7 @@
                 <w:color w:val="000000"/>
                 <w:sz w:val="22"/>
                 <w:szCs w:val="22"/>
+                <w:lang w:val="en-GB"/>
               </w:rPr>
               <w:t xml:space="preserve"/>
             </w:r>
@@ -11012,6 +11908,9 @@
         </w:tc>
       </w:tr>
       <w:tr>
+        <w:trPr>
+          <w:cantSplit/>
+        </w:trPr>
         <w:tc>
           <w:tcPr>
             <w:tcW w:type="dxa" w:w="3400"/>
@@ -11039,8 +11938,9 @@
                 <w:color w:val="000000"/>
                 <w:sz w:val="22"/>
                 <w:szCs w:val="22"/>
-              </w:rPr>
-              <w:t xml:space="preserve">ROOT CAUSE</w:t>
+                <w:lang w:val="en-GB"/>
+              </w:rPr>
+              <w:t xml:space="preserve">Root cause</w:t>
             </w:r>
           </w:p>
         </w:tc>
@@ -11070,6 +11970,7 @@
                 <w:color w:val="000000"/>
                 <w:sz w:val="22"/>
                 <w:szCs w:val="22"/>
+                <w:lang w:val="en-GB"/>
               </w:rPr>
               <w:t xml:space="preserve"/>
             </w:r>
@@ -11077,6 +11978,9 @@
         </w:tc>
       </w:tr>
       <w:tr>
+        <w:trPr>
+          <w:cantSplit/>
+        </w:trPr>
         <w:tc>
           <w:tcPr>
             <w:tcW w:type="dxa" w:w="3400"/>
@@ -11104,8 +12008,9 @@
                 <w:color w:val="000000"/>
                 <w:sz w:val="22"/>
                 <w:szCs w:val="22"/>
-              </w:rPr>
-              <w:t xml:space="preserve">Backward check</w:t>
+                <w:lang w:val="en-GB"/>
+              </w:rPr>
+              <w:t xml:space="preserve">Cause-and-effect check</w:t>
             </w:r>
           </w:p>
         </w:tc>
@@ -11138,8 +12043,9 @@
                 <w:color w:val="666666"/>
                 <w:sz w:val="22"/>
                 <w:szCs w:val="22"/>
-              </w:rPr>
-              <w:t xml:space="preserve">Read from root cause to event: “Because of [root cause], therefore… therefore… the incident occurred.”</w:t>
+                <w:lang w:val="en-GB"/>
+              </w:rPr>
+              <w:t xml:space="preserve">Read from the root cause towards the incident using “therefore” between steps. Check that the facts support each link.</w:t>
             </w:r>
           </w:p>
           <w:p>
@@ -11149,6 +12055,7 @@
                 <w:color w:val="000000"/>
                 <w:sz w:val="6"/>
                 <w:szCs w:val="6"/>
+                <w:lang w:val="en-GB"/>
               </w:rPr>
               <w:t xml:space="preserve"/>
             </w:r>
@@ -11160,6 +12067,7 @@
                 <w:color w:val="000000"/>
                 <w:sz w:val="6"/>
                 <w:szCs w:val="6"/>
+                <w:lang w:val="en-GB"/>
               </w:rPr>
               <w:t xml:space="preserve"/>
             </w:r>
@@ -11167,6 +12075,9 @@
         </w:tc>
       </w:tr>
       <w:tr>
+        <w:trPr>
+          <w:cantSplit/>
+        </w:trPr>
         <w:tc>
           <w:tcPr>
             <w:tcW w:type="dxa" w:w="3400"/>
@@ -11194,8 +12105,9 @@
                 <w:color w:val="000000"/>
                 <w:sz w:val="22"/>
                 <w:szCs w:val="22"/>
-              </w:rPr>
-              <w:t xml:space="preserve">Logic holds?</w:t>
+                <w:lang w:val="en-GB"/>
+              </w:rPr>
+              <w:t xml:space="preserve">Does the logic hold?</w:t>
             </w:r>
           </w:p>
         </w:tc>
@@ -11223,8 +12135,9 @@
                 <w:color w:val="000000"/>
                 <w:sz w:val="22"/>
                 <w:szCs w:val="22"/>
-              </w:rPr>
-              <w:t xml:space="preserve">□ Yes — proceed to actions     □ No — revisit analysis</w:t>
+                <w:lang w:val="en-GB"/>
+              </w:rPr>
+              <w:t xml:space="preserve">□ Yes: proceed to actions     □ No: revisit the analysis</w:t>
             </w:r>
           </w:p>
         </w:tc>
@@ -11237,6 +12150,7 @@
           <w:color w:val="000000"/>
           <w:sz w:val="6"/>
           <w:szCs w:val="6"/>
+          <w:lang w:val="en-GB"/>
         </w:rPr>
         <w:t xml:space="preserve"/>
       </w:r>
@@ -11249,6 +12163,7 @@
     <w:p>
       <w:pPr>
         <w:spacing w:before="300" w:after="120"/>
+        <w:keepNext/>
       </w:pPr>
       <w:r>
         <w:rPr>
@@ -11258,8 +12173,9 @@
           <w:color w:val="C04E1A"/>
           <w:sz w:val="26"/>
           <w:szCs w:val="26"/>
+          <w:lang w:val="en-GB"/>
         </w:rPr>
-        <w:t xml:space="preserve">5 │ ACTION PLAN</w:t>
+        <w:t xml:space="preserve">5 Action plan</w:t>
       </w:r>
     </w:p>
     <w:p>
@@ -11274,13 +12190,15 @@
           <w:color w:val="666666"/>
           <w:sz w:val="22"/>
           <w:szCs w:val="22"/>
+          <w:lang w:val="en-GB"/>
         </w:rPr>
-        <w:t xml:space="preserve">STOP: S = Substitution, T = Technical, O = Organisational, P = Personal</w:t>
+        <w:t xml:space="preserve">STOP: S = Substitution, T = Technical, O = Organisational, P = Personal protective equipment</w:t>
       </w:r>
     </w:p>
     <w:p>
       <w:pPr>
         <w:spacing w:before="240" w:after="120"/>
+        <w:keepNext/>
       </w:pPr>
       <w:r>
         <w:rPr>
@@ -11290,8 +12208,9 @@
           <w:color w:val="C04E1A"/>
           <w:sz w:val="26"/>
           <w:szCs w:val="26"/>
+          <w:lang w:val="en-GB"/>
         </w:rPr>
-        <w:t xml:space="preserve">IMMEDIATE ACTIONS</w:t>
+        <w:t xml:space="preserve">Immediate actions</w:t>
       </w:r>
     </w:p>
     <w:tbl>
@@ -11314,6 +12233,9 @@
         <w:gridCol w:w="2366"/>
       </w:tblGrid>
       <w:tr>
+        <w:trPr>
+          <w:cantSplit/>
+        </w:trPr>
         <w:tc>
           <w:tcPr>
             <w:tcW w:type="dxa" w:w="500"/>
@@ -11341,6 +12263,7 @@
                 <w:color w:val="000000"/>
                 <w:sz w:val="22"/>
                 <w:szCs w:val="22"/>
+                <w:lang w:val="en-GB"/>
               </w:rPr>
               <w:t xml:space="preserve">#</w:t>
             </w:r>
@@ -11373,6 +12296,7 @@
                 <w:color w:val="000000"/>
                 <w:sz w:val="22"/>
                 <w:szCs w:val="22"/>
+                <w:lang w:val="en-GB"/>
               </w:rPr>
               <w:t xml:space="preserve">Action</w:t>
             </w:r>
@@ -11405,6 +12329,7 @@
                 <w:color w:val="000000"/>
                 <w:sz w:val="22"/>
                 <w:szCs w:val="22"/>
+                <w:lang w:val="en-GB"/>
               </w:rPr>
               <w:t xml:space="preserve">STOP</w:t>
             </w:r>
@@ -11437,6 +12362,7 @@
                 <w:color w:val="000000"/>
                 <w:sz w:val="22"/>
                 <w:szCs w:val="22"/>
+                <w:lang w:val="en-GB"/>
               </w:rPr>
               <w:t xml:space="preserve">Responsible</w:t>
             </w:r>
@@ -11469,6 +12395,7 @@
                 <w:color w:val="000000"/>
                 <w:sz w:val="22"/>
                 <w:szCs w:val="22"/>
+                <w:lang w:val="en-GB"/>
               </w:rPr>
               <w:t xml:space="preserve">Deadline</w:t>
             </w:r>
@@ -11476,6 +12403,9 @@
         </w:tc>
       </w:tr>
       <w:tr>
+        <w:trPr>
+          <w:cantSplit/>
+        </w:trPr>
         <w:tc>
           <w:tcPr>
             <w:tcW w:type="dxa" w:w="500"/>
@@ -11500,6 +12430,7 @@
                 <w:color w:val="000000"/>
                 <w:sz w:val="22"/>
                 <w:szCs w:val="22"/>
+                <w:lang w:val="en-GB"/>
               </w:rPr>
               <w:t xml:space="preserve">1</w:t>
             </w:r>
@@ -11531,6 +12462,7 @@
                 <w:color w:val="000000"/>
                 <w:sz w:val="22"/>
                 <w:szCs w:val="22"/>
+                <w:lang w:val="en-GB"/>
               </w:rPr>
               <w:t xml:space="preserve"/>
             </w:r>
@@ -11562,6 +12494,7 @@
                 <w:color w:val="000000"/>
                 <w:sz w:val="22"/>
                 <w:szCs w:val="22"/>
+                <w:lang w:val="en-GB"/>
               </w:rPr>
               <w:t xml:space="preserve"/>
             </w:r>
@@ -11593,6 +12526,7 @@
                 <w:color w:val="000000"/>
                 <w:sz w:val="22"/>
                 <w:szCs w:val="22"/>
+                <w:lang w:val="en-GB"/>
               </w:rPr>
               <w:t xml:space="preserve"/>
             </w:r>
@@ -11624,6 +12558,7 @@
                 <w:color w:val="000000"/>
                 <w:sz w:val="22"/>
                 <w:szCs w:val="22"/>
+                <w:lang w:val="en-GB"/>
               </w:rPr>
               <w:t xml:space="preserve"/>
             </w:r>
@@ -11631,6 +12566,9 @@
         </w:tc>
       </w:tr>
       <w:tr>
+        <w:trPr>
+          <w:cantSplit/>
+        </w:trPr>
         <w:tc>
           <w:tcPr>
             <w:tcW w:type="dxa" w:w="500"/>
@@ -11655,6 +12593,7 @@
                 <w:color w:val="000000"/>
                 <w:sz w:val="22"/>
                 <w:szCs w:val="22"/>
+                <w:lang w:val="en-GB"/>
               </w:rPr>
               <w:t xml:space="preserve">2</w:t>
             </w:r>
@@ -11686,6 +12625,7 @@
                 <w:color w:val="000000"/>
                 <w:sz w:val="22"/>
                 <w:szCs w:val="22"/>
+                <w:lang w:val="en-GB"/>
               </w:rPr>
               <w:t xml:space="preserve"/>
             </w:r>
@@ -11717,6 +12657,7 @@
                 <w:color w:val="000000"/>
                 <w:sz w:val="22"/>
                 <w:szCs w:val="22"/>
+                <w:lang w:val="en-GB"/>
               </w:rPr>
               <w:t xml:space="preserve"/>
             </w:r>
@@ -11748,6 +12689,7 @@
                 <w:color w:val="000000"/>
                 <w:sz w:val="22"/>
                 <w:szCs w:val="22"/>
+                <w:lang w:val="en-GB"/>
               </w:rPr>
               <w:t xml:space="preserve"/>
             </w:r>
@@ -11779,6 +12721,7 @@
                 <w:color w:val="000000"/>
                 <w:sz w:val="22"/>
                 <w:szCs w:val="22"/>
+                <w:lang w:val="en-GB"/>
               </w:rPr>
               <w:t xml:space="preserve"/>
             </w:r>
@@ -11786,6 +12729,9 @@
         </w:tc>
       </w:tr>
       <w:tr>
+        <w:trPr>
+          <w:cantSplit/>
+        </w:trPr>
         <w:tc>
           <w:tcPr>
             <w:tcW w:type="dxa" w:w="500"/>
@@ -11810,6 +12756,7 @@
                 <w:color w:val="000000"/>
                 <w:sz w:val="22"/>
                 <w:szCs w:val="22"/>
+                <w:lang w:val="en-GB"/>
               </w:rPr>
               <w:t xml:space="preserve">3</w:t>
             </w:r>
@@ -11841,6 +12788,7 @@
                 <w:color w:val="000000"/>
                 <w:sz w:val="22"/>
                 <w:szCs w:val="22"/>
+                <w:lang w:val="en-GB"/>
               </w:rPr>
               <w:t xml:space="preserve"/>
             </w:r>
@@ -11872,6 +12820,7 @@
                 <w:color w:val="000000"/>
                 <w:sz w:val="22"/>
                 <w:szCs w:val="22"/>
+                <w:lang w:val="en-GB"/>
               </w:rPr>
               <w:t xml:space="preserve"/>
             </w:r>
@@ -11903,6 +12852,7 @@
                 <w:color w:val="000000"/>
                 <w:sz w:val="22"/>
                 <w:szCs w:val="22"/>
+                <w:lang w:val="en-GB"/>
               </w:rPr>
               <w:t xml:space="preserve"/>
             </w:r>
@@ -11934,6 +12884,7 @@
                 <w:color w:val="000000"/>
                 <w:sz w:val="22"/>
                 <w:szCs w:val="22"/>
+                <w:lang w:val="en-GB"/>
               </w:rPr>
               <w:t xml:space="preserve"/>
             </w:r>
@@ -11941,6 +12892,9 @@
         </w:tc>
       </w:tr>
       <w:tr>
+        <w:trPr>
+          <w:cantSplit/>
+        </w:trPr>
         <w:tc>
           <w:tcPr>
             <w:tcW w:type="dxa" w:w="500"/>
@@ -11965,6 +12919,7 @@
                 <w:color w:val="000000"/>
                 <w:sz w:val="22"/>
                 <w:szCs w:val="22"/>
+                <w:lang w:val="en-GB"/>
               </w:rPr>
               <w:t xml:space="preserve">4</w:t>
             </w:r>
@@ -11996,6 +12951,7 @@
                 <w:color w:val="000000"/>
                 <w:sz w:val="22"/>
                 <w:szCs w:val="22"/>
+                <w:lang w:val="en-GB"/>
               </w:rPr>
               <w:t xml:space="preserve"/>
             </w:r>
@@ -12027,6 +12983,7 @@
                 <w:color w:val="000000"/>
                 <w:sz w:val="22"/>
                 <w:szCs w:val="22"/>
+                <w:lang w:val="en-GB"/>
               </w:rPr>
               <w:t xml:space="preserve"/>
             </w:r>
@@ -12058,6 +13015,7 @@
                 <w:color w:val="000000"/>
                 <w:sz w:val="22"/>
                 <w:szCs w:val="22"/>
+                <w:lang w:val="en-GB"/>
               </w:rPr>
               <w:t xml:space="preserve"/>
             </w:r>
@@ -12089,6 +13047,7 @@
                 <w:color w:val="000000"/>
                 <w:sz w:val="22"/>
                 <w:szCs w:val="22"/>
+                <w:lang w:val="en-GB"/>
               </w:rPr>
               <w:t xml:space="preserve"/>
             </w:r>
@@ -12096,6 +13055,9 @@
         </w:tc>
       </w:tr>
       <w:tr>
+        <w:trPr>
+          <w:cantSplit/>
+        </w:trPr>
         <w:tc>
           <w:tcPr>
             <w:tcW w:type="dxa" w:w="500"/>
@@ -12120,6 +13082,7 @@
                 <w:color w:val="000000"/>
                 <w:sz w:val="22"/>
                 <w:szCs w:val="22"/>
+                <w:lang w:val="en-GB"/>
               </w:rPr>
               <w:t xml:space="preserve">5</w:t>
             </w:r>
@@ -12151,6 +13114,7 @@
                 <w:color w:val="000000"/>
                 <w:sz w:val="22"/>
                 <w:szCs w:val="22"/>
+                <w:lang w:val="en-GB"/>
               </w:rPr>
               <w:t xml:space="preserve"/>
             </w:r>
@@ -12182,6 +13146,7 @@
                 <w:color w:val="000000"/>
                 <w:sz w:val="22"/>
                 <w:szCs w:val="22"/>
+                <w:lang w:val="en-GB"/>
               </w:rPr>
               <w:t xml:space="preserve"/>
             </w:r>
@@ -12213,6 +13178,7 @@
                 <w:color w:val="000000"/>
                 <w:sz w:val="22"/>
                 <w:szCs w:val="22"/>
+                <w:lang w:val="en-GB"/>
               </w:rPr>
               <w:t xml:space="preserve"/>
             </w:r>
@@ -12244,6 +13210,7 @@
                 <w:color w:val="000000"/>
                 <w:sz w:val="22"/>
                 <w:szCs w:val="22"/>
+                <w:lang w:val="en-GB"/>
               </w:rPr>
               <w:t xml:space="preserve"/>
             </w:r>
@@ -12258,6 +13225,7 @@
           <w:color w:val="000000"/>
           <w:sz w:val="6"/>
           <w:szCs w:val="6"/>
+          <w:lang w:val="en-GB"/>
         </w:rPr>
         <w:t xml:space="preserve"/>
       </w:r>
@@ -12265,6 +13233,7 @@
     <w:p>
       <w:pPr>
         <w:spacing w:before="240" w:after="120"/>
+        <w:keepNext/>
       </w:pPr>
       <w:r>
         <w:rPr>
@@ -12274,8 +13243,9 @@
           <w:color w:val="C04E1A"/>
           <w:sz w:val="26"/>
           <w:szCs w:val="26"/>
+          <w:lang w:val="en-GB"/>
         </w:rPr>
-        <w:t xml:space="preserve">LONG-TERM / PREVENTIVE ACTIONS</w:t>
+        <w:t xml:space="preserve">Long term and preventive actions</w:t>
       </w:r>
     </w:p>
     <w:tbl>
@@ -12299,6 +13269,9 @@
         <w:gridCol w:w="2366"/>
       </w:tblGrid>
       <w:tr>
+        <w:trPr>
+          <w:cantSplit/>
+        </w:trPr>
         <w:tc>
           <w:tcPr>
             <w:tcW w:type="dxa" w:w="500"/>
@@ -12326,6 +13299,7 @@
                 <w:color w:val="000000"/>
                 <w:sz w:val="22"/>
                 <w:szCs w:val="22"/>
+                <w:lang w:val="en-GB"/>
               </w:rPr>
               <w:t xml:space="preserve">#</w:t>
             </w:r>
@@ -12358,6 +13332,7 @@
                 <w:color w:val="000000"/>
                 <w:sz w:val="22"/>
                 <w:szCs w:val="22"/>
+                <w:lang w:val="en-GB"/>
               </w:rPr>
               <w:t xml:space="preserve">Root cause ref.</w:t>
             </w:r>
@@ -12390,6 +13365,7 @@
                 <w:color w:val="000000"/>
                 <w:sz w:val="22"/>
                 <w:szCs w:val="22"/>
+                <w:lang w:val="en-GB"/>
               </w:rPr>
               <w:t xml:space="preserve">Action</w:t>
             </w:r>
@@ -12422,6 +13398,7 @@
                 <w:color w:val="000000"/>
                 <w:sz w:val="22"/>
                 <w:szCs w:val="22"/>
+                <w:lang w:val="en-GB"/>
               </w:rPr>
               <w:t xml:space="preserve">STOP</w:t>
             </w:r>
@@ -12454,6 +13431,7 @@
                 <w:color w:val="000000"/>
                 <w:sz w:val="22"/>
                 <w:szCs w:val="22"/>
+                <w:lang w:val="en-GB"/>
               </w:rPr>
               <w:t xml:space="preserve">Responsible</w:t>
             </w:r>
@@ -12486,6 +13464,7 @@
                 <w:color w:val="000000"/>
                 <w:sz w:val="22"/>
                 <w:szCs w:val="22"/>
+                <w:lang w:val="en-GB"/>
               </w:rPr>
               <w:t xml:space="preserve">Deadline</w:t>
             </w:r>
@@ -12493,6 +13472,9 @@
         </w:tc>
       </w:tr>
       <w:tr>
+        <w:trPr>
+          <w:cantSplit/>
+        </w:trPr>
         <w:tc>
           <w:tcPr>
             <w:tcW w:type="dxa" w:w="500"/>
@@ -12517,6 +13499,7 @@
                 <w:color w:val="000000"/>
                 <w:sz w:val="22"/>
                 <w:szCs w:val="22"/>
+                <w:lang w:val="en-GB"/>
               </w:rPr>
               <w:t xml:space="preserve">1</w:t>
             </w:r>
@@ -12548,6 +13531,7 @@
                 <w:color w:val="000000"/>
                 <w:sz w:val="22"/>
                 <w:szCs w:val="22"/>
+                <w:lang w:val="en-GB"/>
               </w:rPr>
               <w:t xml:space="preserve"/>
             </w:r>
@@ -12579,6 +13563,7 @@
                 <w:color w:val="000000"/>
                 <w:sz w:val="22"/>
                 <w:szCs w:val="22"/>
+                <w:lang w:val="en-GB"/>
               </w:rPr>
               <w:t xml:space="preserve"/>
             </w:r>
@@ -12610,6 +13595,7 @@
                 <w:color w:val="000000"/>
                 <w:sz w:val="22"/>
                 <w:szCs w:val="22"/>
+                <w:lang w:val="en-GB"/>
               </w:rPr>
               <w:t xml:space="preserve"/>
             </w:r>
@@ -12641,6 +13627,7 @@
                 <w:color w:val="000000"/>
                 <w:sz w:val="22"/>
                 <w:szCs w:val="22"/>
+                <w:lang w:val="en-GB"/>
               </w:rPr>
               <w:t xml:space="preserve"/>
             </w:r>
@@ -12672,6 +13659,7 @@
                 <w:color w:val="000000"/>
                 <w:sz w:val="22"/>
                 <w:szCs w:val="22"/>
+                <w:lang w:val="en-GB"/>
               </w:rPr>
               <w:t xml:space="preserve"/>
             </w:r>
@@ -12679,6 +13667,9 @@
         </w:tc>
       </w:tr>
       <w:tr>
+        <w:trPr>
+          <w:cantSplit/>
+        </w:trPr>
         <w:tc>
           <w:tcPr>
             <w:tcW w:type="dxa" w:w="500"/>
@@ -12703,6 +13694,7 @@
                 <w:color w:val="000000"/>
                 <w:sz w:val="22"/>
                 <w:szCs w:val="22"/>
+                <w:lang w:val="en-GB"/>
               </w:rPr>
               <w:t xml:space="preserve">2</w:t>
             </w:r>
@@ -12734,6 +13726,7 @@
                 <w:color w:val="000000"/>
                 <w:sz w:val="22"/>
                 <w:szCs w:val="22"/>
+                <w:lang w:val="en-GB"/>
               </w:rPr>
               <w:t xml:space="preserve"/>
             </w:r>
@@ -12765,6 +13758,7 @@
                 <w:color w:val="000000"/>
                 <w:sz w:val="22"/>
                 <w:szCs w:val="22"/>
+                <w:lang w:val="en-GB"/>
               </w:rPr>
               <w:t xml:space="preserve"/>
             </w:r>
@@ -12796,6 +13790,7 @@
                 <w:color w:val="000000"/>
                 <w:sz w:val="22"/>
                 <w:szCs w:val="22"/>
+                <w:lang w:val="en-GB"/>
               </w:rPr>
               <w:t xml:space="preserve"/>
             </w:r>
@@ -12827,6 +13822,7 @@
                 <w:color w:val="000000"/>
                 <w:sz w:val="22"/>
                 <w:szCs w:val="22"/>
+                <w:lang w:val="en-GB"/>
               </w:rPr>
               <w:t xml:space="preserve"/>
             </w:r>
@@ -12858,6 +13854,7 @@
                 <w:color w:val="000000"/>
                 <w:sz w:val="22"/>
                 <w:szCs w:val="22"/>
+                <w:lang w:val="en-GB"/>
               </w:rPr>
               <w:t xml:space="preserve"/>
             </w:r>
@@ -12865,6 +13862,9 @@
         </w:tc>
       </w:tr>
       <w:tr>
+        <w:trPr>
+          <w:cantSplit/>
+        </w:trPr>
         <w:tc>
           <w:tcPr>
             <w:tcW w:type="dxa" w:w="500"/>
@@ -12889,6 +13889,7 @@
                 <w:color w:val="000000"/>
                 <w:sz w:val="22"/>
                 <w:szCs w:val="22"/>
+                <w:lang w:val="en-GB"/>
               </w:rPr>
               <w:t xml:space="preserve">3</w:t>
             </w:r>
@@ -12920,6 +13921,7 @@
                 <w:color w:val="000000"/>
                 <w:sz w:val="22"/>
                 <w:szCs w:val="22"/>
+                <w:lang w:val="en-GB"/>
               </w:rPr>
               <w:t xml:space="preserve"/>
             </w:r>
@@ -12951,6 +13953,7 @@
                 <w:color w:val="000000"/>
                 <w:sz w:val="22"/>
                 <w:szCs w:val="22"/>
+                <w:lang w:val="en-GB"/>
               </w:rPr>
               <w:t xml:space="preserve"/>
             </w:r>
@@ -12982,6 +13985,7 @@
                 <w:color w:val="000000"/>
                 <w:sz w:val="22"/>
                 <w:szCs w:val="22"/>
+                <w:lang w:val="en-GB"/>
               </w:rPr>
               <w:t xml:space="preserve"/>
             </w:r>
@@ -13013,6 +14017,7 @@
                 <w:color w:val="000000"/>
                 <w:sz w:val="22"/>
                 <w:szCs w:val="22"/>
+                <w:lang w:val="en-GB"/>
               </w:rPr>
               <w:t xml:space="preserve"/>
             </w:r>
@@ -13044,6 +14049,7 @@
                 <w:color w:val="000000"/>
                 <w:sz w:val="22"/>
                 <w:szCs w:val="22"/>
+                <w:lang w:val="en-GB"/>
               </w:rPr>
               <w:t xml:space="preserve"/>
             </w:r>
@@ -13051,6 +14057,9 @@
         </w:tc>
       </w:tr>
       <w:tr>
+        <w:trPr>
+          <w:cantSplit/>
+        </w:trPr>
         <w:tc>
           <w:tcPr>
             <w:tcW w:type="dxa" w:w="500"/>
@@ -13075,6 +14084,7 @@
                 <w:color w:val="000000"/>
                 <w:sz w:val="22"/>
                 <w:szCs w:val="22"/>
+                <w:lang w:val="en-GB"/>
               </w:rPr>
               <w:t xml:space="preserve">4</w:t>
             </w:r>
@@ -13106,6 +14116,7 @@
                 <w:color w:val="000000"/>
                 <w:sz w:val="22"/>
                 <w:szCs w:val="22"/>
+                <w:lang w:val="en-GB"/>
               </w:rPr>
               <w:t xml:space="preserve"/>
             </w:r>
@@ -13137,6 +14148,7 @@
                 <w:color w:val="000000"/>
                 <w:sz w:val="22"/>
                 <w:szCs w:val="22"/>
+                <w:lang w:val="en-GB"/>
               </w:rPr>
               <w:t xml:space="preserve"/>
             </w:r>
@@ -13168,6 +14180,7 @@
                 <w:color w:val="000000"/>
                 <w:sz w:val="22"/>
                 <w:szCs w:val="22"/>
+                <w:lang w:val="en-GB"/>
               </w:rPr>
               <w:t xml:space="preserve"/>
             </w:r>
@@ -13199,6 +14212,7 @@
                 <w:color w:val="000000"/>
                 <w:sz w:val="22"/>
                 <w:szCs w:val="22"/>
+                <w:lang w:val="en-GB"/>
               </w:rPr>
               <w:t xml:space="preserve"/>
             </w:r>
@@ -13230,6 +14244,7 @@
                 <w:color w:val="000000"/>
                 <w:sz w:val="22"/>
                 <w:szCs w:val="22"/>
+                <w:lang w:val="en-GB"/>
               </w:rPr>
               <w:t xml:space="preserve"/>
             </w:r>
@@ -13237,6 +14252,9 @@
         </w:tc>
       </w:tr>
       <w:tr>
+        <w:trPr>
+          <w:cantSplit/>
+        </w:trPr>
         <w:tc>
           <w:tcPr>
             <w:tcW w:type="dxa" w:w="500"/>
@@ -13261,6 +14279,7 @@
                 <w:color w:val="000000"/>
                 <w:sz w:val="22"/>
                 <w:szCs w:val="22"/>
+                <w:lang w:val="en-GB"/>
               </w:rPr>
               <w:t xml:space="preserve">5</w:t>
             </w:r>
@@ -13292,6 +14311,7 @@
                 <w:color w:val="000000"/>
                 <w:sz w:val="22"/>
                 <w:szCs w:val="22"/>
+                <w:lang w:val="en-GB"/>
               </w:rPr>
               <w:t xml:space="preserve"/>
             </w:r>
@@ -13323,6 +14343,7 @@
                 <w:color w:val="000000"/>
                 <w:sz w:val="22"/>
                 <w:szCs w:val="22"/>
+                <w:lang w:val="en-GB"/>
               </w:rPr>
               <w:t xml:space="preserve"/>
             </w:r>
@@ -13354,6 +14375,7 @@
                 <w:color w:val="000000"/>
                 <w:sz w:val="22"/>
                 <w:szCs w:val="22"/>
+                <w:lang w:val="en-GB"/>
               </w:rPr>
               <w:t xml:space="preserve"/>
             </w:r>
@@ -13385,6 +14407,7 @@
                 <w:color w:val="000000"/>
                 <w:sz w:val="22"/>
                 <w:szCs w:val="22"/>
+                <w:lang w:val="en-GB"/>
               </w:rPr>
               <w:t xml:space="preserve"/>
             </w:r>
@@ -13416,6 +14439,7 @@
                 <w:color w:val="000000"/>
                 <w:sz w:val="22"/>
                 <w:szCs w:val="22"/>
+                <w:lang w:val="en-GB"/>
               </w:rPr>
               <w:t xml:space="preserve"/>
             </w:r>
@@ -13423,6 +14447,9 @@
         </w:tc>
       </w:tr>
       <w:tr>
+        <w:trPr>
+          <w:cantSplit/>
+        </w:trPr>
         <w:tc>
           <w:tcPr>
             <w:tcW w:type="dxa" w:w="500"/>
@@ -13447,6 +14474,7 @@
                 <w:color w:val="000000"/>
                 <w:sz w:val="22"/>
                 <w:szCs w:val="22"/>
+                <w:lang w:val="en-GB"/>
               </w:rPr>
               <w:t xml:space="preserve">6</w:t>
             </w:r>
@@ -13478,6 +14506,7 @@
                 <w:color w:val="000000"/>
                 <w:sz w:val="22"/>
                 <w:szCs w:val="22"/>
+                <w:lang w:val="en-GB"/>
               </w:rPr>
               <w:t xml:space="preserve"/>
             </w:r>
@@ -13509,6 +14538,7 @@
                 <w:color w:val="000000"/>
                 <w:sz w:val="22"/>
                 <w:szCs w:val="22"/>
+                <w:lang w:val="en-GB"/>
               </w:rPr>
               <w:t xml:space="preserve"/>
             </w:r>
@@ -13540,6 +14570,7 @@
                 <w:color w:val="000000"/>
                 <w:sz w:val="22"/>
                 <w:szCs w:val="22"/>
+                <w:lang w:val="en-GB"/>
               </w:rPr>
               <w:t xml:space="preserve"/>
             </w:r>
@@ -13571,6 +14602,7 @@
                 <w:color w:val="000000"/>
                 <w:sz w:val="22"/>
                 <w:szCs w:val="22"/>
+                <w:lang w:val="en-GB"/>
               </w:rPr>
               <w:t xml:space="preserve"/>
             </w:r>
@@ -13602,6 +14634,7 @@
                 <w:color w:val="000000"/>
                 <w:sz w:val="22"/>
                 <w:szCs w:val="22"/>
+                <w:lang w:val="en-GB"/>
               </w:rPr>
               <w:t xml:space="preserve"/>
             </w:r>
@@ -13616,6 +14649,7 @@
           <w:color w:val="000000"/>
           <w:sz w:val="6"/>
           <w:szCs w:val="6"/>
+          <w:lang w:val="en-GB"/>
         </w:rPr>
         <w:t xml:space="preserve"/>
       </w:r>
@@ -13623,6 +14657,7 @@
     <w:p>
       <w:pPr>
         <w:spacing w:before="300" w:after="120"/>
+        <w:keepNext/>
       </w:pPr>
       <w:r>
         <w:rPr>
@@ -13632,8 +14667,9 @@
           <w:color w:val="C04E1A"/>
           <w:sz w:val="26"/>
           <w:szCs w:val="26"/>
+          <w:lang w:val="en-GB"/>
         </w:rPr>
-        <w:t xml:space="preserve">6 │ FINDINGS &amp; LESSONS LEARNED</w:t>
+        <w:t xml:space="preserve">6 Findings and lessons learned</w:t>
       </w:r>
     </w:p>
     <w:tbl>
@@ -13653,6 +14689,9 @@
         <w:gridCol w:w="7066"/>
       </w:tblGrid>
       <w:tr>
+        <w:trPr>
+          <w:cantSplit/>
+        </w:trPr>
         <w:tc>
           <w:tcPr>
             <w:tcW w:type="dxa" w:w="3400"/>
@@ -13680,6 +14719,7 @@
                 <w:color w:val="000000"/>
                 <w:sz w:val="22"/>
                 <w:szCs w:val="22"/>
+                <w:lang w:val="en-GB"/>
               </w:rPr>
               <w:t xml:space="preserve">Key findings</w:t>
             </w:r>
@@ -13714,8 +14754,9 @@
                 <w:color w:val="666666"/>
                 <w:sz w:val="22"/>
                 <w:szCs w:val="22"/>
-              </w:rPr>
-              <w:t xml:space="preserve">What defences were missing or failed? What conditions contributed? What organisational factors?</w:t>
+                <w:lang w:val="en-GB"/>
+              </w:rPr>
+              <w:t xml:space="preserve">Which safeguards were missing or failed? Which working conditions and organisational factors contributed?</w:t>
             </w:r>
           </w:p>
           <w:p>
@@ -13725,6 +14766,7 @@
                 <w:color w:val="000000"/>
                 <w:sz w:val="6"/>
                 <w:szCs w:val="6"/>
+                <w:lang w:val="en-GB"/>
               </w:rPr>
               <w:t xml:space="preserve"/>
             </w:r>
@@ -13736,6 +14778,7 @@
                 <w:color w:val="000000"/>
                 <w:sz w:val="6"/>
                 <w:szCs w:val="6"/>
+                <w:lang w:val="en-GB"/>
               </w:rPr>
               <w:t xml:space="preserve"/>
             </w:r>
@@ -13747,6 +14790,7 @@
                 <w:color w:val="000000"/>
                 <w:sz w:val="6"/>
                 <w:szCs w:val="6"/>
+                <w:lang w:val="en-GB"/>
               </w:rPr>
               <w:t xml:space="preserve"/>
             </w:r>
@@ -13758,6 +14802,7 @@
                 <w:color w:val="000000"/>
                 <w:sz w:val="6"/>
                 <w:szCs w:val="6"/>
+                <w:lang w:val="en-GB"/>
               </w:rPr>
               <w:t xml:space="preserve"/>
             </w:r>
@@ -13765,6 +14810,9 @@
         </w:tc>
       </w:tr>
       <w:tr>
+        <w:trPr>
+          <w:cantSplit/>
+        </w:trPr>
         <w:tc>
           <w:tcPr>
             <w:tcW w:type="dxa" w:w="3400"/>
@@ -13792,6 +14840,7 @@
                 <w:color w:val="000000"/>
                 <w:sz w:val="22"/>
                 <w:szCs w:val="22"/>
+                <w:lang w:val="en-GB"/>
               </w:rPr>
               <w:t xml:space="preserve">Lessons learned</w:t>
             </w:r>
@@ -13826,6 +14875,7 @@
                 <w:color w:val="666666"/>
                 <w:sz w:val="22"/>
                 <w:szCs w:val="22"/>
+                <w:lang w:val="en-GB"/>
               </w:rPr>
               <w:t xml:space="preserve">What did we learn? What needs to change so this does not happen again?</w:t>
             </w:r>
@@ -13837,6 +14887,7 @@
                 <w:color w:val="000000"/>
                 <w:sz w:val="6"/>
                 <w:szCs w:val="6"/>
+                <w:lang w:val="en-GB"/>
               </w:rPr>
               <w:t xml:space="preserve"/>
             </w:r>
@@ -13848,6 +14899,7 @@
                 <w:color w:val="000000"/>
                 <w:sz w:val="6"/>
                 <w:szCs w:val="6"/>
+                <w:lang w:val="en-GB"/>
               </w:rPr>
               <w:t xml:space="preserve"/>
             </w:r>
@@ -13859,6 +14911,7 @@
                 <w:color w:val="000000"/>
                 <w:sz w:val="6"/>
                 <w:szCs w:val="6"/>
+                <w:lang w:val="en-GB"/>
               </w:rPr>
               <w:t xml:space="preserve"/>
             </w:r>
@@ -13873,6 +14926,7 @@
           <w:color w:val="000000"/>
           <w:sz w:val="6"/>
           <w:szCs w:val="6"/>
+          <w:lang w:val="en-GB"/>
         </w:rPr>
         <w:t xml:space="preserve"/>
       </w:r>
@@ -13880,6 +14934,7 @@
     <w:p>
       <w:pPr>
         <w:spacing w:before="300" w:after="120"/>
+        <w:keepNext/>
       </w:pPr>
       <w:r>
         <w:rPr>
@@ -13889,8 +14944,9 @@
           <w:color w:val="C04E1A"/>
           <w:sz w:val="26"/>
           <w:szCs w:val="26"/>
+          <w:lang w:val="en-GB"/>
         </w:rPr>
-        <w:t xml:space="preserve">7 │ SIGN-OFF</w:t>
+        <w:t xml:space="preserve">7 Approval</w:t>
       </w:r>
     </w:p>
     <w:tbl>
@@ -13912,6 +14968,9 @@
         <w:gridCol w:w="2066"/>
       </w:tblGrid>
       <w:tr>
+        <w:trPr>
+          <w:cantSplit/>
+        </w:trPr>
         <w:tc>
           <w:tcPr>
             <w:tcW w:type="dxa" w:w="3400"/>
@@ -13939,6 +14998,7 @@
                 <w:color w:val="000000"/>
                 <w:sz w:val="22"/>
                 <w:szCs w:val="22"/>
+                <w:lang w:val="en-GB"/>
               </w:rPr>
               <w:t xml:space="preserve">Investigation lead</w:t>
             </w:r>
@@ -13970,6 +15030,7 @@
                 <w:color w:val="999999"/>
                 <w:sz w:val="22"/>
                 <w:szCs w:val="22"/>
+                <w:lang w:val="en-GB"/>
               </w:rPr>
               <w:t xml:space="preserve">Name:</w:t>
             </w:r>
@@ -14002,6 +15063,7 @@
                 <w:color w:val="000000"/>
                 <w:sz w:val="22"/>
                 <w:szCs w:val="22"/>
+                <w:lang w:val="en-GB"/>
               </w:rPr>
               <w:t xml:space="preserve">Signature / Date</w:t>
             </w:r>
@@ -14033,6 +15095,7 @@
                 <w:color w:val="000000"/>
                 <w:sz w:val="22"/>
                 <w:szCs w:val="22"/>
+                <w:lang w:val="en-GB"/>
               </w:rPr>
               <w:t xml:space="preserve"/>
             </w:r>
@@ -14040,6 +15103,9 @@
         </w:tc>
       </w:tr>
       <w:tr>
+        <w:trPr>
+          <w:cantSplit/>
+        </w:trPr>
         <w:tc>
           <w:tcPr>
             <w:tcW w:type="dxa" w:w="3400"/>
@@ -14067,6 +15133,7 @@
                 <w:color w:val="000000"/>
                 <w:sz w:val="22"/>
                 <w:szCs w:val="22"/>
+                <w:lang w:val="en-GB"/>
               </w:rPr>
               <w:t xml:space="preserve">Manager</w:t>
             </w:r>
@@ -14098,6 +15165,7 @@
                 <w:color w:val="999999"/>
                 <w:sz w:val="22"/>
                 <w:szCs w:val="22"/>
+                <w:lang w:val="en-GB"/>
               </w:rPr>
               <w:t xml:space="preserve">Name:</w:t>
             </w:r>
@@ -14130,6 +15198,7 @@
                 <w:color w:val="000000"/>
                 <w:sz w:val="22"/>
                 <w:szCs w:val="22"/>
+                <w:lang w:val="en-GB"/>
               </w:rPr>
               <w:t xml:space="preserve">Signature / Date</w:t>
             </w:r>
@@ -14161,6 +15230,7 @@
                 <w:color w:val="000000"/>
                 <w:sz w:val="22"/>
                 <w:szCs w:val="22"/>
+                <w:lang w:val="en-GB"/>
               </w:rPr>
               <w:t xml:space="preserve"/>
             </w:r>
@@ -14168,6 +15238,9 @@
         </w:tc>
       </w:tr>
       <w:tr>
+        <w:trPr>
+          <w:cantSplit/>
+        </w:trPr>
         <w:tc>
           <w:tcPr>
             <w:tcW w:type="dxa" w:w="3400"/>
@@ -14195,6 +15268,7 @@
                 <w:color w:val="000000"/>
                 <w:sz w:val="22"/>
                 <w:szCs w:val="22"/>
+                <w:lang w:val="en-GB"/>
               </w:rPr>
               <w:t xml:space="preserve">Safety officer</w:t>
             </w:r>
@@ -14226,6 +15300,7 @@
                 <w:color w:val="999999"/>
                 <w:sz w:val="22"/>
                 <w:szCs w:val="22"/>
+                <w:lang w:val="en-GB"/>
               </w:rPr>
               <w:t xml:space="preserve">Name:</w:t>
             </w:r>
@@ -14258,6 +15333,7 @@
                 <w:color w:val="000000"/>
                 <w:sz w:val="22"/>
                 <w:szCs w:val="22"/>
+                <w:lang w:val="en-GB"/>
               </w:rPr>
               <w:t xml:space="preserve">Signature / Date</w:t>
             </w:r>
@@ -14289,6 +15365,7 @@
                 <w:color w:val="000000"/>
                 <w:sz w:val="22"/>
                 <w:szCs w:val="22"/>
+                <w:lang w:val="en-GB"/>
               </w:rPr>
               <w:t xml:space="preserve"/>
             </w:r>
@@ -14303,6 +15380,7 @@
           <w:color w:val="000000"/>
           <w:sz w:val="6"/>
           <w:szCs w:val="6"/>
+          <w:lang w:val="en-GB"/>
         </w:rPr>
         <w:t xml:space="preserve"/>
       </w:r>
@@ -14310,6 +15388,7 @@
     <w:p>
       <w:pPr>
         <w:spacing w:before="300" w:after="120"/>
+        <w:keepNext/>
       </w:pPr>
       <w:r>
         <w:rPr>
@@ -14319,8 +15398,9 @@
           <w:color w:val="C04E1A"/>
           <w:sz w:val="26"/>
           <w:szCs w:val="26"/>
+          <w:lang w:val="en-GB"/>
         </w:rPr>
-        <w:t xml:space="preserve">8 │ ACTION FOLLOW-UP</w:t>
+        <w:t xml:space="preserve">8 Action follow up</w:t>
       </w:r>
     </w:p>
     <w:tbl>
@@ -14344,6 +15424,9 @@
         <w:gridCol w:w="2466"/>
       </w:tblGrid>
       <w:tr>
+        <w:trPr>
+          <w:cantSplit/>
+        </w:trPr>
         <w:tc>
           <w:tcPr>
             <w:tcW w:type="dxa" w:w="500"/>
@@ -14371,6 +15454,7 @@
                 <w:color w:val="000000"/>
                 <w:sz w:val="22"/>
                 <w:szCs w:val="22"/>
+                <w:lang w:val="en-GB"/>
               </w:rPr>
               <w:t xml:space="preserve">#</w:t>
             </w:r>
@@ -14403,6 +15487,7 @@
                 <w:color w:val="000000"/>
                 <w:sz w:val="22"/>
                 <w:szCs w:val="22"/>
+                <w:lang w:val="en-GB"/>
               </w:rPr>
               <w:t xml:space="preserve">Action</w:t>
             </w:r>
@@ -14435,6 +15520,7 @@
                 <w:color w:val="000000"/>
                 <w:sz w:val="22"/>
                 <w:szCs w:val="22"/>
+                <w:lang w:val="en-GB"/>
               </w:rPr>
               <w:t xml:space="preserve">Done?</w:t>
             </w:r>
@@ -14467,6 +15553,7 @@
                 <w:color w:val="000000"/>
                 <w:sz w:val="22"/>
                 <w:szCs w:val="22"/>
+                <w:lang w:val="en-GB"/>
               </w:rPr>
               <w:t xml:space="preserve">Date</w:t>
             </w:r>
@@ -14499,6 +15586,7 @@
                 <w:color w:val="000000"/>
                 <w:sz w:val="22"/>
                 <w:szCs w:val="22"/>
+                <w:lang w:val="en-GB"/>
               </w:rPr>
               <w:t xml:space="preserve">Verified by</w:t>
             </w:r>
@@ -14531,6 +15619,7 @@
                 <w:color w:val="000000"/>
                 <w:sz w:val="22"/>
                 <w:szCs w:val="22"/>
+                <w:lang w:val="en-GB"/>
               </w:rPr>
               <w:t xml:space="preserve">Effective?</w:t>
             </w:r>
@@ -14538,6 +15627,9 @@
         </w:tc>
       </w:tr>
       <w:tr>
+        <w:trPr>
+          <w:cantSplit/>
+        </w:trPr>
         <w:tc>
           <w:tcPr>
             <w:tcW w:type="dxa" w:w="500"/>
@@ -14562,6 +15654,7 @@
                 <w:color w:val="000000"/>
                 <w:sz w:val="22"/>
                 <w:szCs w:val="22"/>
+                <w:lang w:val="en-GB"/>
               </w:rPr>
               <w:t xml:space="preserve">1</w:t>
             </w:r>
@@ -14593,6 +15686,7 @@
                 <w:color w:val="000000"/>
                 <w:sz w:val="22"/>
                 <w:szCs w:val="22"/>
+                <w:lang w:val="en-GB"/>
               </w:rPr>
               <w:t xml:space="preserve"/>
             </w:r>
@@ -14624,6 +15718,7 @@
                 <w:color w:val="000000"/>
                 <w:sz w:val="22"/>
                 <w:szCs w:val="22"/>
+                <w:lang w:val="en-GB"/>
               </w:rPr>
               <w:t xml:space="preserve"/>
             </w:r>
@@ -14655,6 +15750,7 @@
                 <w:color w:val="000000"/>
                 <w:sz w:val="22"/>
                 <w:szCs w:val="22"/>
+                <w:lang w:val="en-GB"/>
               </w:rPr>
               <w:t xml:space="preserve"/>
             </w:r>
@@ -14686,6 +15782,7 @@
                 <w:color w:val="000000"/>
                 <w:sz w:val="22"/>
                 <w:szCs w:val="22"/>
+                <w:lang w:val="en-GB"/>
               </w:rPr>
               <w:t xml:space="preserve"/>
             </w:r>
@@ -14717,6 +15814,7 @@
                 <w:color w:val="000000"/>
                 <w:sz w:val="22"/>
                 <w:szCs w:val="22"/>
+                <w:lang w:val="en-GB"/>
               </w:rPr>
               <w:t xml:space="preserve"/>
             </w:r>
@@ -14724,6 +15822,9 @@
         </w:tc>
       </w:tr>
       <w:tr>
+        <w:trPr>
+          <w:cantSplit/>
+        </w:trPr>
         <w:tc>
           <w:tcPr>
             <w:tcW w:type="dxa" w:w="500"/>
@@ -14748,6 +15849,7 @@
                 <w:color w:val="000000"/>
                 <w:sz w:val="22"/>
                 <w:szCs w:val="22"/>
+                <w:lang w:val="en-GB"/>
               </w:rPr>
               <w:t xml:space="preserve">2</w:t>
             </w:r>
@@ -14779,6 +15881,7 @@
                 <w:color w:val="000000"/>
                 <w:sz w:val="22"/>
                 <w:szCs w:val="22"/>
+                <w:lang w:val="en-GB"/>
               </w:rPr>
               <w:t xml:space="preserve"/>
             </w:r>
@@ -14810,6 +15913,7 @@
                 <w:color w:val="000000"/>
                 <w:sz w:val="22"/>
                 <w:szCs w:val="22"/>
+                <w:lang w:val="en-GB"/>
               </w:rPr>
               <w:t xml:space="preserve"/>
             </w:r>
@@ -14841,6 +15945,7 @@
                 <w:color w:val="000000"/>
                 <w:sz w:val="22"/>
                 <w:szCs w:val="22"/>
+                <w:lang w:val="en-GB"/>
               </w:rPr>
               <w:t xml:space="preserve"/>
             </w:r>
@@ -14872,6 +15977,7 @@
                 <w:color w:val="000000"/>
                 <w:sz w:val="22"/>
                 <w:szCs w:val="22"/>
+                <w:lang w:val="en-GB"/>
               </w:rPr>
               <w:t xml:space="preserve"/>
             </w:r>
@@ -14903,6 +16009,7 @@
                 <w:color w:val="000000"/>
                 <w:sz w:val="22"/>
                 <w:szCs w:val="22"/>
+                <w:lang w:val="en-GB"/>
               </w:rPr>
               <w:t xml:space="preserve"/>
             </w:r>
@@ -14910,6 +16017,9 @@
         </w:tc>
       </w:tr>
       <w:tr>
+        <w:trPr>
+          <w:cantSplit/>
+        </w:trPr>
         <w:tc>
           <w:tcPr>
             <w:tcW w:type="dxa" w:w="500"/>
@@ -14934,6 +16044,7 @@
                 <w:color w:val="000000"/>
                 <w:sz w:val="22"/>
                 <w:szCs w:val="22"/>
+                <w:lang w:val="en-GB"/>
               </w:rPr>
               <w:t xml:space="preserve">3</w:t>
             </w:r>
@@ -14965,6 +16076,7 @@
                 <w:color w:val="000000"/>
                 <w:sz w:val="22"/>
                 <w:szCs w:val="22"/>
+                <w:lang w:val="en-GB"/>
               </w:rPr>
               <w:t xml:space="preserve"/>
             </w:r>
@@ -14996,6 +16108,7 @@
                 <w:color w:val="000000"/>
                 <w:sz w:val="22"/>
                 <w:szCs w:val="22"/>
+                <w:lang w:val="en-GB"/>
               </w:rPr>
               <w:t xml:space="preserve"/>
             </w:r>
@@ -15027,6 +16140,7 @@
                 <w:color w:val="000000"/>
                 <w:sz w:val="22"/>
                 <w:szCs w:val="22"/>
+                <w:lang w:val="en-GB"/>
               </w:rPr>
               <w:t xml:space="preserve"/>
             </w:r>
@@ -15058,6 +16172,7 @@
                 <w:color w:val="000000"/>
                 <w:sz w:val="22"/>
                 <w:szCs w:val="22"/>
+                <w:lang w:val="en-GB"/>
               </w:rPr>
               <w:t xml:space="preserve"/>
             </w:r>
@@ -15089,6 +16204,7 @@
                 <w:color w:val="000000"/>
                 <w:sz w:val="22"/>
                 <w:szCs w:val="22"/>
+                <w:lang w:val="en-GB"/>
               </w:rPr>
               <w:t xml:space="preserve"/>
             </w:r>
@@ -15096,6 +16212,9 @@
         </w:tc>
       </w:tr>
       <w:tr>
+        <w:trPr>
+          <w:cantSplit/>
+        </w:trPr>
         <w:tc>
           <w:tcPr>
             <w:tcW w:type="dxa" w:w="500"/>
@@ -15120,6 +16239,7 @@
                 <w:color w:val="000000"/>
                 <w:sz w:val="22"/>
                 <w:szCs w:val="22"/>
+                <w:lang w:val="en-GB"/>
               </w:rPr>
               <w:t xml:space="preserve">4</w:t>
             </w:r>
@@ -15151,6 +16271,7 @@
                 <w:color w:val="000000"/>
                 <w:sz w:val="22"/>
                 <w:szCs w:val="22"/>
+                <w:lang w:val="en-GB"/>
               </w:rPr>
               <w:t xml:space="preserve"/>
             </w:r>
@@ -15182,6 +16303,7 @@
                 <w:color w:val="000000"/>
                 <w:sz w:val="22"/>
                 <w:szCs w:val="22"/>
+                <w:lang w:val="en-GB"/>
               </w:rPr>
               <w:t xml:space="preserve"/>
             </w:r>
@@ -15213,6 +16335,7 @@
                 <w:color w:val="000000"/>
                 <w:sz w:val="22"/>
                 <w:szCs w:val="22"/>
+                <w:lang w:val="en-GB"/>
               </w:rPr>
               <w:t xml:space="preserve"/>
             </w:r>
@@ -15244,6 +16367,7 @@
                 <w:color w:val="000000"/>
                 <w:sz w:val="22"/>
                 <w:szCs w:val="22"/>
+                <w:lang w:val="en-GB"/>
               </w:rPr>
               <w:t xml:space="preserve"/>
             </w:r>
@@ -15275,6 +16399,7 @@
                 <w:color w:val="000000"/>
                 <w:sz w:val="22"/>
                 <w:szCs w:val="22"/>
+                <w:lang w:val="en-GB"/>
               </w:rPr>
               <w:t xml:space="preserve"/>
             </w:r>
@@ -15282,6 +16407,9 @@
         </w:tc>
       </w:tr>
       <w:tr>
+        <w:trPr>
+          <w:cantSplit/>
+        </w:trPr>
         <w:tc>
           <w:tcPr>
             <w:tcW w:type="dxa" w:w="500"/>
@@ -15306,6 +16434,7 @@
                 <w:color w:val="000000"/>
                 <w:sz w:val="22"/>
                 <w:szCs w:val="22"/>
+                <w:lang w:val="en-GB"/>
               </w:rPr>
               <w:t xml:space="preserve">5</w:t>
             </w:r>
@@ -15337,6 +16466,7 @@
                 <w:color w:val="000000"/>
                 <w:sz w:val="22"/>
                 <w:szCs w:val="22"/>
+                <w:lang w:val="en-GB"/>
               </w:rPr>
               <w:t xml:space="preserve"/>
             </w:r>
@@ -15368,6 +16498,7 @@
                 <w:color w:val="000000"/>
                 <w:sz w:val="22"/>
                 <w:szCs w:val="22"/>
+                <w:lang w:val="en-GB"/>
               </w:rPr>
               <w:t xml:space="preserve"/>
             </w:r>
@@ -15399,6 +16530,7 @@
                 <w:color w:val="000000"/>
                 <w:sz w:val="22"/>
                 <w:szCs w:val="22"/>
+                <w:lang w:val="en-GB"/>
               </w:rPr>
               <w:t xml:space="preserve"/>
             </w:r>
@@ -15430,6 +16562,7 @@
                 <w:color w:val="000000"/>
                 <w:sz w:val="22"/>
                 <w:szCs w:val="22"/>
+                <w:lang w:val="en-GB"/>
               </w:rPr>
               <w:t xml:space="preserve"/>
             </w:r>
@@ -15461,6 +16594,7 @@
                 <w:color w:val="000000"/>
                 <w:sz w:val="22"/>
                 <w:szCs w:val="22"/>
+                <w:lang w:val="en-GB"/>
               </w:rPr>
               <w:t xml:space="preserve"/>
             </w:r>
@@ -15468,6 +16602,9 @@
         </w:tc>
       </w:tr>
       <w:tr>
+        <w:trPr>
+          <w:cantSplit/>
+        </w:trPr>
         <w:tc>
           <w:tcPr>
             <w:tcW w:type="dxa" w:w="500"/>
@@ -15492,6 +16629,7 @@
                 <w:color w:val="000000"/>
                 <w:sz w:val="22"/>
                 <w:szCs w:val="22"/>
+                <w:lang w:val="en-GB"/>
               </w:rPr>
               <w:t xml:space="preserve">6</w:t>
             </w:r>
@@ -15523,6 +16661,7 @@
                 <w:color w:val="000000"/>
                 <w:sz w:val="22"/>
                 <w:szCs w:val="22"/>
+                <w:lang w:val="en-GB"/>
               </w:rPr>
               <w:t xml:space="preserve"/>
             </w:r>
@@ -15554,6 +16693,7 @@
                 <w:color w:val="000000"/>
                 <w:sz w:val="22"/>
                 <w:szCs w:val="22"/>
+                <w:lang w:val="en-GB"/>
               </w:rPr>
               <w:t xml:space="preserve"/>
             </w:r>
@@ -15585,6 +16725,7 @@
                 <w:color w:val="000000"/>
                 <w:sz w:val="22"/>
                 <w:szCs w:val="22"/>
+                <w:lang w:val="en-GB"/>
               </w:rPr>
               <w:t xml:space="preserve"/>
             </w:r>
@@ -15616,6 +16757,7 @@
                 <w:color w:val="000000"/>
                 <w:sz w:val="22"/>
                 <w:szCs w:val="22"/>
+                <w:lang w:val="en-GB"/>
               </w:rPr>
               <w:t xml:space="preserve"/>
             </w:r>
@@ -15647,6 +16789,7 @@
                 <w:color w:val="000000"/>
                 <w:sz w:val="22"/>
                 <w:szCs w:val="22"/>
+                <w:lang w:val="en-GB"/>
               </w:rPr>
               <w:t xml:space="preserve"/>
             </w:r>
@@ -15654,6 +16797,9 @@
         </w:tc>
       </w:tr>
       <w:tr>
+        <w:trPr>
+          <w:cantSplit/>
+        </w:trPr>
         <w:tc>
           <w:tcPr>
             <w:tcW w:type="dxa" w:w="500"/>
@@ -15678,6 +16824,7 @@
                 <w:color w:val="000000"/>
                 <w:sz w:val="22"/>
                 <w:szCs w:val="22"/>
+                <w:lang w:val="en-GB"/>
               </w:rPr>
               <w:t xml:space="preserve">7</w:t>
             </w:r>
@@ -15709,6 +16856,7 @@
                 <w:color w:val="000000"/>
                 <w:sz w:val="22"/>
                 <w:szCs w:val="22"/>
+                <w:lang w:val="en-GB"/>
               </w:rPr>
               <w:t xml:space="preserve"/>
             </w:r>
@@ -15740,6 +16888,7 @@
                 <w:color w:val="000000"/>
                 <w:sz w:val="22"/>
                 <w:szCs w:val="22"/>
+                <w:lang w:val="en-GB"/>
               </w:rPr>
               <w:t xml:space="preserve"/>
             </w:r>
@@ -15771,6 +16920,7 @@
                 <w:color w:val="000000"/>
                 <w:sz w:val="22"/>
                 <w:szCs w:val="22"/>
+                <w:lang w:val="en-GB"/>
               </w:rPr>
               <w:t xml:space="preserve"/>
             </w:r>
@@ -15802,6 +16952,7 @@
                 <w:color w:val="000000"/>
                 <w:sz w:val="22"/>
                 <w:szCs w:val="22"/>
+                <w:lang w:val="en-GB"/>
               </w:rPr>
               <w:t xml:space="preserve"/>
             </w:r>
@@ -15833,6 +16984,7 @@
                 <w:color w:val="000000"/>
                 <w:sz w:val="22"/>
                 <w:szCs w:val="22"/>
+                <w:lang w:val="en-GB"/>
               </w:rPr>
               <w:t xml:space="preserve"/>
             </w:r>
@@ -15840,6 +16992,9 @@
         </w:tc>
       </w:tr>
       <w:tr>
+        <w:trPr>
+          <w:cantSplit/>
+        </w:trPr>
         <w:tc>
           <w:tcPr>
             <w:tcW w:type="dxa" w:w="500"/>
@@ -15864,6 +17019,7 @@
                 <w:color w:val="000000"/>
                 <w:sz w:val="22"/>
                 <w:szCs w:val="22"/>
+                <w:lang w:val="en-GB"/>
               </w:rPr>
               <w:t xml:space="preserve">8</w:t>
             </w:r>
@@ -15895,6 +17051,7 @@
                 <w:color w:val="000000"/>
                 <w:sz w:val="22"/>
                 <w:szCs w:val="22"/>
+                <w:lang w:val="en-GB"/>
               </w:rPr>
               <w:t xml:space="preserve"/>
             </w:r>
@@ -15926,6 +17083,7 @@
                 <w:color w:val="000000"/>
                 <w:sz w:val="22"/>
                 <w:szCs w:val="22"/>
+                <w:lang w:val="en-GB"/>
               </w:rPr>
               <w:t xml:space="preserve"/>
             </w:r>
@@ -15957,6 +17115,7 @@
                 <w:color w:val="000000"/>
                 <w:sz w:val="22"/>
                 <w:szCs w:val="22"/>
+                <w:lang w:val="en-GB"/>
               </w:rPr>
               <w:t xml:space="preserve"/>
             </w:r>
@@ -15988,6 +17147,7 @@
                 <w:color w:val="000000"/>
                 <w:sz w:val="22"/>
                 <w:szCs w:val="22"/>
+                <w:lang w:val="en-GB"/>
               </w:rPr>
               <w:t xml:space="preserve"/>
             </w:r>
@@ -16019,6 +17179,7 @@
                 <w:color w:val="000000"/>
                 <w:sz w:val="22"/>
                 <w:szCs w:val="22"/>
+                <w:lang w:val="en-GB"/>
               </w:rPr>
               <w:t xml:space="preserve"/>
             </w:r>
@@ -16033,6 +17194,7 @@
           <w:color w:val="000000"/>
           <w:sz w:val="6"/>
           <w:szCs w:val="6"/>
+          <w:lang w:val="en-GB"/>
         </w:rPr>
         <w:t xml:space="preserve"/>
       </w:r>
@@ -16053,6 +17215,9 @@
         <w:gridCol w:w="10466"/>
       </w:tblGrid>
       <w:tr>
+        <w:trPr>
+          <w:cantSplit/>
+        </w:trPr>
         <w:tc>
           <w:tcPr>
             <w:tcW w:type="dxa" w:w="10466"/>
@@ -16080,8 +17245,9 @@
                 <w:color w:val="666666"/>
                 <w:sz w:val="22"/>
                 <w:szCs w:val="22"/>
-              </w:rPr>
-              <w:t xml:space="preserve">This investigation is a learning tool, not a search for blame.</w:t>
+                <w:lang w:val="en-GB"/>
+              </w:rPr>
+              <w:t xml:space="preserve">Record the identified hazards, contributing causes, agreed actions and the results of effectiveness checks.</w:t>
             </w:r>
             <w:r>
               <w:rPr>
@@ -16091,8 +17257,9 @@
                 <w:color w:val="666666"/>
                 <w:sz w:val="22"/>
                 <w:szCs w:val="22"/>
-              </w:rPr>
-              <w:t xml:space="preserve"> It creates a traceable record that hazards were identified, causes analysed, and effective actions defined.</w:t>
+                <w:lang w:val="en-GB"/>
+              </w:rPr>
+              <w:t xml:space="preserve"/>
             </w:r>
           </w:p>
           <w:p>
@@ -16102,6 +17269,7 @@
                 <w:color w:val="000000"/>
                 <w:sz w:val="6"/>
                 <w:szCs w:val="6"/>
+                <w:lang w:val="en-GB"/>
               </w:rPr>
               <w:t xml:space="preserve"/>
             </w:r>
@@ -16115,8 +17283,9 @@
                 <w:color w:val="666666"/>
                 <w:sz w:val="22"/>
                 <w:szCs w:val="22"/>
-              </w:rPr>
-              <w:t xml:space="preserve">File for a minimum of 5 years. Share the lessons learned with all relevant teams.</w:t>
+                <w:lang w:val="en-GB"/>
+              </w:rPr>
+              <w:t xml:space="preserve">Keep for at least 5 years. Share findings with all relevant teams.</w:t>
             </w:r>
           </w:p>
         </w:tc>
